--- a/projects/components/legacy-ip/retro_legacy_blocks/docs/PIT_8254_MAS_v1.0.docx
+++ b/projects/components/legacy-ip/retro_legacy_blocks/docs/PIT_8254_MAS_v1.0.docx
@@ -160,7 +160,7 @@
             </w:rPr>
             <w:fldChar w:fldCharType="separate"/>
           </w:r>
-          <w:hyperlink w:anchor="__RefHeading___Toc24139_1119111223">
+          <w:hyperlink w:anchor="__RefHeading___Toc11952_3441836224">
             <w:r>
               <w:rPr>
                 <w:webHidden/>
@@ -181,7 +181,7 @@
             </w:tabs>
             <w:rPr/>
           </w:pPr>
-          <w:hyperlink w:anchor="__RefHeading___Toc24141_1119111223">
+          <w:hyperlink w:anchor="__RefHeading___Toc11954_3441836224">
             <w:r>
               <w:rPr>
                 <w:webHidden/>
@@ -202,7 +202,7 @@
             </w:tabs>
             <w:rPr/>
           </w:pPr>
-          <w:hyperlink w:anchor="__RefHeading___Toc24143_1119111223">
+          <w:hyperlink w:anchor="__RefHeading___Toc11956_3441836224">
             <w:r>
               <w:rPr>
                 <w:webHidden/>
@@ -223,7 +223,7 @@
             </w:tabs>
             <w:rPr/>
           </w:pPr>
-          <w:hyperlink w:anchor="__RefHeading___Toc24145_1119111223">
+          <w:hyperlink w:anchor="__RefHeading___Toc11958_3441836224">
             <w:r>
               <w:rPr>
                 <w:webHidden/>
@@ -244,7 +244,7 @@
             </w:tabs>
             <w:rPr/>
           </w:pPr>
-          <w:hyperlink w:anchor="__RefHeading___Toc24147_1119111223">
+          <w:hyperlink w:anchor="__RefHeading___Toc11960_3441836224">
             <w:r>
               <w:rPr>
                 <w:webHidden/>
@@ -265,7 +265,7 @@
             </w:tabs>
             <w:rPr/>
           </w:pPr>
-          <w:hyperlink w:anchor="__RefHeading___Toc24149_1119111223">
+          <w:hyperlink w:anchor="__RefHeading___Toc11962_3441836224">
             <w:r>
               <w:rPr>
                 <w:webHidden/>
@@ -286,7 +286,7 @@
             </w:tabs>
             <w:rPr/>
           </w:pPr>
-          <w:hyperlink w:anchor="__RefHeading___Toc24151_1119111223">
+          <w:hyperlink w:anchor="__RefHeading___Toc11964_3441836224">
             <w:r>
               <w:rPr>
                 <w:webHidden/>
@@ -307,7 +307,7 @@
             </w:tabs>
             <w:rPr/>
           </w:pPr>
-          <w:hyperlink w:anchor="__RefHeading___Toc24153_1119111223">
+          <w:hyperlink w:anchor="__RefHeading___Toc11966_3441836224">
             <w:r>
               <w:rPr>
                 <w:webHidden/>
@@ -328,7 +328,7 @@
             </w:tabs>
             <w:rPr/>
           </w:pPr>
-          <w:hyperlink w:anchor="__RefHeading___Toc24155_1119111223">
+          <w:hyperlink w:anchor="__RefHeading___Toc11968_3441836224">
             <w:r>
               <w:rPr>
                 <w:webHidden/>
@@ -349,7 +349,7 @@
             </w:tabs>
             <w:rPr/>
           </w:pPr>
-          <w:hyperlink w:anchor="__RefHeading___Toc24157_1119111223">
+          <w:hyperlink w:anchor="__RefHeading___Toc11970_3441836224">
             <w:r>
               <w:rPr>
                 <w:webHidden/>
@@ -370,7 +370,7 @@
             </w:tabs>
             <w:rPr/>
           </w:pPr>
-          <w:hyperlink w:anchor="__RefHeading___Toc24159_1119111223">
+          <w:hyperlink w:anchor="__RefHeading___Toc11972_3441836224">
             <w:r>
               <w:rPr>
                 <w:webHidden/>
@@ -391,7 +391,7 @@
             </w:tabs>
             <w:rPr/>
           </w:pPr>
-          <w:hyperlink w:anchor="__RefHeading___Toc24161_1119111223">
+          <w:hyperlink w:anchor="__RefHeading___Toc11974_3441836224">
             <w:r>
               <w:rPr>
                 <w:webHidden/>
@@ -412,7 +412,7 @@
             </w:tabs>
             <w:rPr/>
           </w:pPr>
-          <w:hyperlink w:anchor="__RefHeading___Toc24163_1119111223">
+          <w:hyperlink w:anchor="__RefHeading___Toc11976_3441836224">
             <w:r>
               <w:rPr>
                 <w:webHidden/>
@@ -433,7 +433,7 @@
             </w:tabs>
             <w:rPr/>
           </w:pPr>
-          <w:hyperlink w:anchor="__RefHeading___Toc24165_1119111223">
+          <w:hyperlink w:anchor="__RefHeading___Toc11978_3441836224">
             <w:r>
               <w:rPr>
                 <w:webHidden/>
@@ -454,7 +454,7 @@
             </w:tabs>
             <w:rPr/>
           </w:pPr>
-          <w:hyperlink w:anchor="__RefHeading___Toc24167_1119111223">
+          <w:hyperlink w:anchor="__RefHeading___Toc11980_3441836224">
             <w:r>
               <w:rPr>
                 <w:webHidden/>
@@ -475,7 +475,7 @@
             </w:tabs>
             <w:rPr/>
           </w:pPr>
-          <w:hyperlink w:anchor="__RefHeading___Toc24169_1119111223">
+          <w:hyperlink w:anchor="__RefHeading___Toc11982_3441836224">
             <w:r>
               <w:rPr>
                 <w:webHidden/>
@@ -496,7 +496,7 @@
             </w:tabs>
             <w:rPr/>
           </w:pPr>
-          <w:hyperlink w:anchor="__RefHeading___Toc24171_1119111223">
+          <w:hyperlink w:anchor="__RefHeading___Toc11984_3441836224">
             <w:r>
               <w:rPr>
                 <w:webHidden/>
@@ -517,7 +517,7 @@
             </w:tabs>
             <w:rPr/>
           </w:pPr>
-          <w:hyperlink w:anchor="__RefHeading___Toc24173_1119111223">
+          <w:hyperlink w:anchor="__RefHeading___Toc11986_3441836224">
             <w:r>
               <w:rPr>
                 <w:webHidden/>
@@ -538,7 +538,7 @@
             </w:tabs>
             <w:rPr/>
           </w:pPr>
-          <w:hyperlink w:anchor="__RefHeading___Toc24175_1119111223">
+          <w:hyperlink w:anchor="__RefHeading___Toc11988_3441836224">
             <w:r>
               <w:rPr>
                 <w:webHidden/>
@@ -559,7 +559,7 @@
             </w:tabs>
             <w:rPr/>
           </w:pPr>
-          <w:hyperlink w:anchor="__RefHeading___Toc24177_1119111223">
+          <w:hyperlink w:anchor="__RefHeading___Toc11990_3441836224">
             <w:r>
               <w:rPr>
                 <w:webHidden/>
@@ -580,7 +580,7 @@
             </w:tabs>
             <w:rPr/>
           </w:pPr>
-          <w:hyperlink w:anchor="__RefHeading___Toc24179_1119111223">
+          <w:hyperlink w:anchor="__RefHeading___Toc11992_3441836224">
             <w:r>
               <w:rPr>
                 <w:webHidden/>
@@ -601,7 +601,7 @@
             </w:tabs>
             <w:rPr/>
           </w:pPr>
-          <w:hyperlink w:anchor="__RefHeading___Toc24181_1119111223">
+          <w:hyperlink w:anchor="__RefHeading___Toc11994_3441836224">
             <w:r>
               <w:rPr>
                 <w:webHidden/>
@@ -622,7 +622,7 @@
             </w:tabs>
             <w:rPr/>
           </w:pPr>
-          <w:hyperlink w:anchor="__RefHeading___Toc24183_1119111223">
+          <w:hyperlink w:anchor="__RefHeading___Toc11996_3441836224">
             <w:r>
               <w:rPr>
                 <w:webHidden/>
@@ -643,7 +643,7 @@
             </w:tabs>
             <w:rPr/>
           </w:pPr>
-          <w:hyperlink w:anchor="__RefHeading___Toc24185_1119111223">
+          <w:hyperlink w:anchor="__RefHeading___Toc11998_3441836224">
             <w:r>
               <w:rPr>
                 <w:webHidden/>
@@ -664,7 +664,7 @@
             </w:tabs>
             <w:rPr/>
           </w:pPr>
-          <w:hyperlink w:anchor="__RefHeading___Toc24187_1119111223">
+          <w:hyperlink w:anchor="__RefHeading___Toc12000_3441836224">
             <w:r>
               <w:rPr>
                 <w:webHidden/>
@@ -685,7 +685,7 @@
             </w:tabs>
             <w:rPr/>
           </w:pPr>
-          <w:hyperlink w:anchor="__RefHeading___Toc24189_1119111223">
+          <w:hyperlink w:anchor="__RefHeading___Toc12002_3441836224">
             <w:r>
               <w:rPr>
                 <w:webHidden/>
@@ -706,7 +706,7 @@
             </w:tabs>
             <w:rPr/>
           </w:pPr>
-          <w:hyperlink w:anchor="__RefHeading___Toc24191_1119111223">
+          <w:hyperlink w:anchor="__RefHeading___Toc12004_3441836224">
             <w:r>
               <w:rPr>
                 <w:webHidden/>
@@ -727,7 +727,7 @@
             </w:tabs>
             <w:rPr/>
           </w:pPr>
-          <w:hyperlink w:anchor="__RefHeading___Toc24193_1119111223">
+          <w:hyperlink w:anchor="__RefHeading___Toc12006_3441836224">
             <w:r>
               <w:rPr>
                 <w:webHidden/>
@@ -748,7 +748,7 @@
             </w:tabs>
             <w:rPr/>
           </w:pPr>
-          <w:hyperlink w:anchor="__RefHeading___Toc24195_1119111223">
+          <w:hyperlink w:anchor="__RefHeading___Toc12008_3441836224">
             <w:r>
               <w:rPr>
                 <w:webHidden/>
@@ -769,7 +769,7 @@
             </w:tabs>
             <w:rPr/>
           </w:pPr>
-          <w:hyperlink w:anchor="__RefHeading___Toc24197_1119111223">
+          <w:hyperlink w:anchor="__RefHeading___Toc12010_3441836224">
             <w:r>
               <w:rPr>
                 <w:webHidden/>
@@ -790,7 +790,7 @@
             </w:tabs>
             <w:rPr/>
           </w:pPr>
-          <w:hyperlink w:anchor="__RefHeading___Toc24199_1119111223">
+          <w:hyperlink w:anchor="__RefHeading___Toc12012_3441836224">
             <w:r>
               <w:rPr>
                 <w:webHidden/>
@@ -811,7 +811,7 @@
             </w:tabs>
             <w:rPr/>
           </w:pPr>
-          <w:hyperlink w:anchor="__RefHeading___Toc24201_1119111223">
+          <w:hyperlink w:anchor="__RefHeading___Toc12014_3441836224">
             <w:r>
               <w:rPr>
                 <w:webHidden/>
@@ -832,7 +832,7 @@
             </w:tabs>
             <w:rPr/>
           </w:pPr>
-          <w:hyperlink w:anchor="__RefHeading___Toc24203_1119111223">
+          <w:hyperlink w:anchor="__RefHeading___Toc12016_3441836224">
             <w:r>
               <w:rPr>
                 <w:webHidden/>
@@ -853,7 +853,7 @@
             </w:tabs>
             <w:rPr/>
           </w:pPr>
-          <w:hyperlink w:anchor="__RefHeading___Toc24205_1119111223">
+          <w:hyperlink w:anchor="__RefHeading___Toc12018_3441836224">
             <w:r>
               <w:rPr>
                 <w:webHidden/>
@@ -874,7 +874,7 @@
             </w:tabs>
             <w:rPr/>
           </w:pPr>
-          <w:hyperlink w:anchor="__RefHeading___Toc24207_1119111223">
+          <w:hyperlink w:anchor="__RefHeading___Toc12020_3441836224">
             <w:r>
               <w:rPr>
                 <w:webHidden/>
@@ -895,7 +895,7 @@
             </w:tabs>
             <w:rPr/>
           </w:pPr>
-          <w:hyperlink w:anchor="__RefHeading___Toc24209_1119111223">
+          <w:hyperlink w:anchor="__RefHeading___Toc12022_3441836224">
             <w:r>
               <w:rPr>
                 <w:webHidden/>
@@ -916,7 +916,7 @@
             </w:tabs>
             <w:rPr/>
           </w:pPr>
-          <w:hyperlink w:anchor="__RefHeading___Toc24211_1119111223">
+          <w:hyperlink w:anchor="__RefHeading___Toc12024_3441836224">
             <w:r>
               <w:rPr>
                 <w:webHidden/>
@@ -937,7 +937,7 @@
             </w:tabs>
             <w:rPr/>
           </w:pPr>
-          <w:hyperlink w:anchor="__RefHeading___Toc24213_1119111223">
+          <w:hyperlink w:anchor="__RefHeading___Toc12026_3441836224">
             <w:r>
               <w:rPr>
                 <w:webHidden/>
@@ -958,7 +958,7 @@
             </w:tabs>
             <w:rPr/>
           </w:pPr>
-          <w:hyperlink w:anchor="__RefHeading___Toc24215_1119111223">
+          <w:hyperlink w:anchor="__RefHeading___Toc12028_3441836224">
             <w:r>
               <w:rPr>
                 <w:webHidden/>
@@ -979,7 +979,7 @@
             </w:tabs>
             <w:rPr/>
           </w:pPr>
-          <w:hyperlink w:anchor="__RefHeading___Toc24217_1119111223">
+          <w:hyperlink w:anchor="__RefHeading___Toc12030_3441836224">
             <w:r>
               <w:rPr>
                 <w:webHidden/>
@@ -1000,7 +1000,7 @@
             </w:tabs>
             <w:rPr/>
           </w:pPr>
-          <w:hyperlink w:anchor="__RefHeading___Toc24219_1119111223">
+          <w:hyperlink w:anchor="__RefHeading___Toc12032_3441836224">
             <w:r>
               <w:rPr>
                 <w:webHidden/>
@@ -1021,7 +1021,7 @@
             </w:tabs>
             <w:rPr/>
           </w:pPr>
-          <w:hyperlink w:anchor="__RefHeading___Toc24221_1119111223">
+          <w:hyperlink w:anchor="__RefHeading___Toc12034_3441836224">
             <w:r>
               <w:rPr>
                 <w:webHidden/>
@@ -1042,7 +1042,7 @@
             </w:tabs>
             <w:rPr/>
           </w:pPr>
-          <w:hyperlink w:anchor="__RefHeading___Toc24223_1119111223">
+          <w:hyperlink w:anchor="__RefHeading___Toc12036_3441836224">
             <w:r>
               <w:rPr>
                 <w:webHidden/>
@@ -1063,7 +1063,7 @@
             </w:tabs>
             <w:rPr/>
           </w:pPr>
-          <w:hyperlink w:anchor="__RefHeading___Toc24225_1119111223">
+          <w:hyperlink w:anchor="__RefHeading___Toc12038_3441836224">
             <w:r>
               <w:rPr>
                 <w:webHidden/>
@@ -1084,7 +1084,7 @@
             </w:tabs>
             <w:rPr/>
           </w:pPr>
-          <w:hyperlink w:anchor="__RefHeading___Toc24227_1119111223">
+          <w:hyperlink w:anchor="__RefHeading___Toc12040_3441836224">
             <w:r>
               <w:rPr>
                 <w:webHidden/>
@@ -1105,7 +1105,7 @@
             </w:tabs>
             <w:rPr/>
           </w:pPr>
-          <w:hyperlink w:anchor="__RefHeading___Toc24229_1119111223">
+          <w:hyperlink w:anchor="__RefHeading___Toc12042_3441836224">
             <w:r>
               <w:rPr>
                 <w:webHidden/>
@@ -1126,7 +1126,7 @@
             </w:tabs>
             <w:rPr/>
           </w:pPr>
-          <w:hyperlink w:anchor="__RefHeading___Toc24231_1119111223">
+          <w:hyperlink w:anchor="__RefHeading___Toc12044_3441836224">
             <w:r>
               <w:rPr>
                 <w:webHidden/>
@@ -1147,7 +1147,7 @@
             </w:tabs>
             <w:rPr/>
           </w:pPr>
-          <w:hyperlink w:anchor="__RefHeading___Toc24233_1119111223">
+          <w:hyperlink w:anchor="__RefHeading___Toc12046_3441836224">
             <w:r>
               <w:rPr>
                 <w:webHidden/>
@@ -1168,7 +1168,7 @@
             </w:tabs>
             <w:rPr/>
           </w:pPr>
-          <w:hyperlink w:anchor="__RefHeading___Toc24235_1119111223">
+          <w:hyperlink w:anchor="__RefHeading___Toc12048_3441836224">
             <w:r>
               <w:rPr>
                 <w:webHidden/>
@@ -1189,7 +1189,7 @@
             </w:tabs>
             <w:rPr/>
           </w:pPr>
-          <w:hyperlink w:anchor="__RefHeading___Toc24237_1119111223">
+          <w:hyperlink w:anchor="__RefHeading___Toc12050_3441836224">
             <w:r>
               <w:rPr>
                 <w:webHidden/>
@@ -1210,7 +1210,7 @@
             </w:tabs>
             <w:rPr/>
           </w:pPr>
-          <w:hyperlink w:anchor="__RefHeading___Toc24239_1119111223">
+          <w:hyperlink w:anchor="__RefHeading___Toc12052_3441836224">
             <w:r>
               <w:rPr>
                 <w:webHidden/>
@@ -1231,7 +1231,7 @@
             </w:tabs>
             <w:rPr/>
           </w:pPr>
-          <w:hyperlink w:anchor="__RefHeading___Toc24241_1119111223">
+          <w:hyperlink w:anchor="__RefHeading___Toc12054_3441836224">
             <w:r>
               <w:rPr>
                 <w:webHidden/>
@@ -1252,7 +1252,7 @@
             </w:tabs>
             <w:rPr/>
           </w:pPr>
-          <w:hyperlink w:anchor="__RefHeading___Toc24243_1119111223">
+          <w:hyperlink w:anchor="__RefHeading___Toc12056_3441836224">
             <w:r>
               <w:rPr>
                 <w:webHidden/>
@@ -1273,7 +1273,7 @@
             </w:tabs>
             <w:rPr/>
           </w:pPr>
-          <w:hyperlink w:anchor="__RefHeading___Toc24245_1119111223">
+          <w:hyperlink w:anchor="__RefHeading___Toc12058_3441836224">
             <w:r>
               <w:rPr>
                 <w:webHidden/>
@@ -1294,7 +1294,7 @@
             </w:tabs>
             <w:rPr/>
           </w:pPr>
-          <w:hyperlink w:anchor="__RefHeading___Toc24247_1119111223">
+          <w:hyperlink w:anchor="__RefHeading___Toc12060_3441836224">
             <w:r>
               <w:rPr>
                 <w:webHidden/>
@@ -1315,7 +1315,7 @@
             </w:tabs>
             <w:rPr/>
           </w:pPr>
-          <w:hyperlink w:anchor="__RefHeading___Toc24249_1119111223">
+          <w:hyperlink w:anchor="__RefHeading___Toc12062_3441836224">
             <w:r>
               <w:rPr>
                 <w:webHidden/>
@@ -1336,7 +1336,7 @@
             </w:tabs>
             <w:rPr/>
           </w:pPr>
-          <w:hyperlink w:anchor="__RefHeading___Toc24251_1119111223">
+          <w:hyperlink w:anchor="__RefHeading___Toc12064_3441836224">
             <w:r>
               <w:rPr>
                 <w:webHidden/>
@@ -1357,7 +1357,7 @@
             </w:tabs>
             <w:rPr/>
           </w:pPr>
-          <w:hyperlink w:anchor="__RefHeading___Toc24253_1119111223">
+          <w:hyperlink w:anchor="__RefHeading___Toc12066_3441836224">
             <w:r>
               <w:rPr>
                 <w:webHidden/>
@@ -1378,7 +1378,7 @@
             </w:tabs>
             <w:rPr/>
           </w:pPr>
-          <w:hyperlink w:anchor="__RefHeading___Toc24255_1119111223">
+          <w:hyperlink w:anchor="__RefHeading___Toc12068_3441836224">
             <w:r>
               <w:rPr>
                 <w:webHidden/>
@@ -1399,7 +1399,7 @@
             </w:tabs>
             <w:rPr/>
           </w:pPr>
-          <w:hyperlink w:anchor="__RefHeading___Toc24257_1119111223">
+          <w:hyperlink w:anchor="__RefHeading___Toc12070_3441836224">
             <w:r>
               <w:rPr>
                 <w:webHidden/>
@@ -1420,7 +1420,7 @@
             </w:tabs>
             <w:rPr/>
           </w:pPr>
-          <w:hyperlink w:anchor="__RefHeading___Toc24259_1119111223">
+          <w:hyperlink w:anchor="__RefHeading___Toc12072_3441836224">
             <w:r>
               <w:rPr>
                 <w:webHidden/>
@@ -1441,7 +1441,7 @@
             </w:tabs>
             <w:rPr/>
           </w:pPr>
-          <w:hyperlink w:anchor="__RefHeading___Toc24261_1119111223">
+          <w:hyperlink w:anchor="__RefHeading___Toc12074_3441836224">
             <w:r>
               <w:rPr>
                 <w:webHidden/>
@@ -1462,7 +1462,7 @@
             </w:tabs>
             <w:rPr/>
           </w:pPr>
-          <w:hyperlink w:anchor="__RefHeading___Toc24263_1119111223">
+          <w:hyperlink w:anchor="__RefHeading___Toc12076_3441836224">
             <w:r>
               <w:rPr>
                 <w:webHidden/>
@@ -1483,7 +1483,7 @@
             </w:tabs>
             <w:rPr/>
           </w:pPr>
-          <w:hyperlink w:anchor="__RefHeading___Toc24265_1119111223">
+          <w:hyperlink w:anchor="__RefHeading___Toc12078_3441836224">
             <w:r>
               <w:rPr>
                 <w:webHidden/>
@@ -1504,7 +1504,7 @@
             </w:tabs>
             <w:rPr/>
           </w:pPr>
-          <w:hyperlink w:anchor="__RefHeading___Toc24267_1119111223">
+          <w:hyperlink w:anchor="__RefHeading___Toc12080_3441836224">
             <w:r>
               <w:rPr>
                 <w:webHidden/>
@@ -1525,7 +1525,7 @@
             </w:tabs>
             <w:rPr/>
           </w:pPr>
-          <w:hyperlink w:anchor="__RefHeading___Toc24269_1119111223">
+          <w:hyperlink w:anchor="__RefHeading___Toc12082_3441836224">
             <w:r>
               <w:rPr>
                 <w:webHidden/>
@@ -1546,7 +1546,7 @@
             </w:tabs>
             <w:rPr/>
           </w:pPr>
-          <w:hyperlink w:anchor="__RefHeading___Toc24271_1119111223">
+          <w:hyperlink w:anchor="__RefHeading___Toc12084_3441836224">
             <w:r>
               <w:rPr>
                 <w:webHidden/>
@@ -1567,7 +1567,7 @@
             </w:tabs>
             <w:rPr/>
           </w:pPr>
-          <w:hyperlink w:anchor="__RefHeading___Toc24273_1119111223">
+          <w:hyperlink w:anchor="__RefHeading___Toc12086_3441836224">
             <w:r>
               <w:rPr>
                 <w:webHidden/>
@@ -1588,7 +1588,7 @@
             </w:tabs>
             <w:rPr/>
           </w:pPr>
-          <w:hyperlink w:anchor="__RefHeading___Toc24275_1119111223">
+          <w:hyperlink w:anchor="__RefHeading___Toc12088_3441836224">
             <w:r>
               <w:rPr>
                 <w:webHidden/>
@@ -1609,7 +1609,7 @@
             </w:tabs>
             <w:rPr/>
           </w:pPr>
-          <w:hyperlink w:anchor="__RefHeading___Toc24277_1119111223">
+          <w:hyperlink w:anchor="__RefHeading___Toc12090_3441836224">
             <w:r>
               <w:rPr>
                 <w:webHidden/>
@@ -1630,7 +1630,7 @@
             </w:tabs>
             <w:rPr/>
           </w:pPr>
-          <w:hyperlink w:anchor="__RefHeading___Toc24279_1119111223">
+          <w:hyperlink w:anchor="__RefHeading___Toc12092_3441836224">
             <w:r>
               <w:rPr>
                 <w:webHidden/>
@@ -1651,7 +1651,7 @@
             </w:tabs>
             <w:rPr/>
           </w:pPr>
-          <w:hyperlink w:anchor="__RefHeading___Toc24281_1119111223">
+          <w:hyperlink w:anchor="__RefHeading___Toc12094_3441836224">
             <w:r>
               <w:rPr>
                 <w:webHidden/>
@@ -1672,7 +1672,7 @@
             </w:tabs>
             <w:rPr/>
           </w:pPr>
-          <w:hyperlink w:anchor="__RefHeading___Toc24283_1119111223">
+          <w:hyperlink w:anchor="__RefHeading___Toc12096_3441836224">
             <w:r>
               <w:rPr>
                 <w:webHidden/>
@@ -1693,7 +1693,7 @@
             </w:tabs>
             <w:rPr/>
           </w:pPr>
-          <w:hyperlink w:anchor="__RefHeading___Toc24285_1119111223">
+          <w:hyperlink w:anchor="__RefHeading___Toc12098_3441836224">
             <w:r>
               <w:rPr>
                 <w:webHidden/>
@@ -1714,7 +1714,7 @@
             </w:tabs>
             <w:rPr/>
           </w:pPr>
-          <w:hyperlink w:anchor="__RefHeading___Toc24287_1119111223">
+          <w:hyperlink w:anchor="__RefHeading___Toc12100_3441836224">
             <w:r>
               <w:rPr>
                 <w:webHidden/>
@@ -1735,7 +1735,7 @@
             </w:tabs>
             <w:rPr/>
           </w:pPr>
-          <w:hyperlink w:anchor="__RefHeading___Toc24289_1119111223">
+          <w:hyperlink w:anchor="__RefHeading___Toc12102_3441836224">
             <w:r>
               <w:rPr>
                 <w:webHidden/>
@@ -1756,7 +1756,7 @@
             </w:tabs>
             <w:rPr/>
           </w:pPr>
-          <w:hyperlink w:anchor="__RefHeading___Toc24291_1119111223">
+          <w:hyperlink w:anchor="__RefHeading___Toc12104_3441836224">
             <w:r>
               <w:rPr>
                 <w:webHidden/>
@@ -1777,7 +1777,7 @@
             </w:tabs>
             <w:rPr/>
           </w:pPr>
-          <w:hyperlink w:anchor="__RefHeading___Toc24293_1119111223">
+          <w:hyperlink w:anchor="__RefHeading___Toc12106_3441836224">
             <w:r>
               <w:rPr>
                 <w:webHidden/>
@@ -1798,7 +1798,7 @@
             </w:tabs>
             <w:rPr/>
           </w:pPr>
-          <w:hyperlink w:anchor="__RefHeading___Toc24295_1119111223">
+          <w:hyperlink w:anchor="__RefHeading___Toc12108_3441836224">
             <w:r>
               <w:rPr>
                 <w:webHidden/>
@@ -1819,7 +1819,7 @@
             </w:tabs>
             <w:rPr/>
           </w:pPr>
-          <w:hyperlink w:anchor="__RefHeading___Toc24297_1119111223">
+          <w:hyperlink w:anchor="__RefHeading___Toc12110_3441836224">
             <w:r>
               <w:rPr>
                 <w:webHidden/>
@@ -1840,7 +1840,7 @@
             </w:tabs>
             <w:rPr/>
           </w:pPr>
-          <w:hyperlink w:anchor="__RefHeading___Toc24299_1119111223">
+          <w:hyperlink w:anchor="__RefHeading___Toc12112_3441836224">
             <w:r>
               <w:rPr>
                 <w:webHidden/>
@@ -1861,7 +1861,7 @@
             </w:tabs>
             <w:rPr/>
           </w:pPr>
-          <w:hyperlink w:anchor="__RefHeading___Toc24301_1119111223">
+          <w:hyperlink w:anchor="__RefHeading___Toc12114_3441836224">
             <w:r>
               <w:rPr>
                 <w:webHidden/>
@@ -1882,7 +1882,7 @@
             </w:tabs>
             <w:rPr/>
           </w:pPr>
-          <w:hyperlink w:anchor="__RefHeading___Toc24303_1119111223">
+          <w:hyperlink w:anchor="__RefHeading___Toc12116_3441836224">
             <w:r>
               <w:rPr>
                 <w:webHidden/>
@@ -1903,7 +1903,7 @@
             </w:tabs>
             <w:rPr/>
           </w:pPr>
-          <w:hyperlink w:anchor="__RefHeading___Toc24305_1119111223">
+          <w:hyperlink w:anchor="__RefHeading___Toc12118_3441836224">
             <w:r>
               <w:rPr>
                 <w:webHidden/>
@@ -1924,7 +1924,7 @@
             </w:tabs>
             <w:rPr/>
           </w:pPr>
-          <w:hyperlink w:anchor="__RefHeading___Toc24307_1119111223">
+          <w:hyperlink w:anchor="__RefHeading___Toc12120_3441836224">
             <w:r>
               <w:rPr>
                 <w:webHidden/>
@@ -1932,7 +1932,7 @@
               </w:rPr>
               <w:t>8.4 Functional Description</w:t>
               <w:tab/>
-              <w:t>49</w:t>
+              <w:t>51</w:t>
             </w:r>
           </w:hyperlink>
         </w:p>
@@ -1945,7 +1945,7 @@
             </w:tabs>
             <w:rPr/>
           </w:pPr>
-          <w:hyperlink w:anchor="__RefHeading___Toc24309_1119111223">
+          <w:hyperlink w:anchor="__RefHeading___Toc12122_3441836224">
             <w:r>
               <w:rPr>
                 <w:webHidden/>
@@ -1953,7 +1953,7 @@
               </w:rPr>
               <w:t>8.4.1 Address Map</w:t>
               <w:tab/>
-              <w:t>49</w:t>
+              <w:t>51</w:t>
             </w:r>
           </w:hyperlink>
         </w:p>
@@ -1966,7 +1966,7 @@
             </w:tabs>
             <w:rPr/>
           </w:pPr>
-          <w:hyperlink w:anchor="__RefHeading___Toc24311_1119111223">
+          <w:hyperlink w:anchor="__RefHeading___Toc12124_3441836224">
             <w:r>
               <w:rPr>
                 <w:webHidden/>
@@ -1974,7 +1974,7 @@
               </w:rPr>
               <w:t>8.4.2 Error Response</w:t>
               <w:tab/>
-              <w:t>50</w:t>
+              <w:t>52</w:t>
             </w:r>
           </w:hyperlink>
         </w:p>
@@ -1987,7 +1987,7 @@
             </w:tabs>
             <w:rPr/>
           </w:pPr>
-          <w:hyperlink w:anchor="__RefHeading___Toc24313_1119111223">
+          <w:hyperlink w:anchor="__RefHeading___Toc12126_3441836224">
             <w:r>
               <w:rPr>
                 <w:webHidden/>
@@ -1995,7 +1995,7 @@
               </w:rPr>
               <w:t>8.5 Timing</w:t>
               <w:tab/>
-              <w:t>50</w:t>
+              <w:t>52</w:t>
             </w:r>
           </w:hyperlink>
         </w:p>
@@ -2008,7 +2008,7 @@
             </w:tabs>
             <w:rPr/>
           </w:pPr>
-          <w:hyperlink w:anchor="__RefHeading___Toc24315_1119111223">
+          <w:hyperlink w:anchor="__RefHeading___Toc12128_3441836224">
             <w:r>
               <w:rPr>
                 <w:webHidden/>
@@ -2016,7 +2016,7 @@
               </w:rPr>
               <w:t>8.5.1 Clock Domain Configuration</w:t>
               <w:tab/>
-              <w:t>50</w:t>
+              <w:t>52</w:t>
             </w:r>
           </w:hyperlink>
         </w:p>
@@ -2029,7 +2029,7 @@
             </w:tabs>
             <w:rPr/>
           </w:pPr>
-          <w:hyperlink w:anchor="__RefHeading___Toc24317_1119111223">
+          <w:hyperlink w:anchor="__RefHeading___Toc12130_3441836224">
             <w:r>
               <w:rPr>
                 <w:webHidden/>
@@ -2037,7 +2037,7 @@
               </w:rPr>
               <w:t>8.5.2 Reset Requirements</w:t>
               <w:tab/>
-              <w:t>51</w:t>
+              <w:t>53</w:t>
             </w:r>
           </w:hyperlink>
         </w:p>
@@ -2050,7 +2050,7 @@
             </w:tabs>
             <w:rPr/>
           </w:pPr>
-          <w:hyperlink w:anchor="__RefHeading___Toc24319_1119111223">
+          <w:hyperlink w:anchor="__RefHeading___Toc12132_3441836224">
             <w:r>
               <w:rPr>
                 <w:webHidden/>
@@ -2058,7 +2058,7 @@
               </w:rPr>
               <w:t>8.5.3 APB Protocol Timing</w:t>
               <w:tab/>
-              <w:t>52</w:t>
+              <w:t>54</w:t>
             </w:r>
           </w:hyperlink>
         </w:p>
@@ -2071,7 +2071,7 @@
             </w:tabs>
             <w:rPr/>
           </w:pPr>
-          <w:hyperlink w:anchor="__RefHeading___Toc24321_1119111223">
+          <w:hyperlink w:anchor="__RefHeading___Toc12134_3441836224">
             <w:r>
               <w:rPr>
                 <w:webHidden/>
@@ -2079,7 +2079,7 @@
               </w:rPr>
               <w:t>8.5.4 Figure 3.1: APB Access Timing (CDC_ENABLE=0)</w:t>
               <w:tab/>
-              <w:t>52</w:t>
+              <w:t>54</w:t>
             </w:r>
           </w:hyperlink>
         </w:p>
@@ -2092,7 +2092,7 @@
             </w:tabs>
             <w:rPr/>
           </w:pPr>
-          <w:hyperlink w:anchor="__RefHeading___Toc24323_1119111223">
+          <w:hyperlink w:anchor="__RefHeading___Toc12136_3441836224">
             <w:r>
               <w:rPr>
                 <w:webHidden/>
@@ -2100,7 +2100,7 @@
               </w:rPr>
               <w:t>8.6 Usage Example</w:t>
               <w:tab/>
-              <w:t>52</w:t>
+              <w:t>55</w:t>
             </w:r>
           </w:hyperlink>
         </w:p>
@@ -2113,7 +2113,7 @@
             </w:tabs>
             <w:rPr/>
           </w:pPr>
-          <w:hyperlink w:anchor="__RefHeading___Toc24325_1119111223">
+          <w:hyperlink w:anchor="__RefHeading___Toc12138_3441836224">
             <w:r>
               <w:rPr>
                 <w:webHidden/>
@@ -2121,7 +2121,7 @@
               </w:rPr>
               <w:t>8.6.1 Single Clock Integration</w:t>
               <w:tab/>
-              <w:t>52</w:t>
+              <w:t>55</w:t>
             </w:r>
           </w:hyperlink>
         </w:p>
@@ -2134,7 +2134,7 @@
             </w:tabs>
             <w:rPr/>
           </w:pPr>
-          <w:hyperlink w:anchor="__RefHeading___Toc24327_1119111223">
+          <w:hyperlink w:anchor="__RefHeading___Toc12140_3441836224">
             <w:r>
               <w:rPr>
                 <w:webHidden/>
@@ -2142,7 +2142,7 @@
               </w:rPr>
               <w:t>8.6.2 Dual Clock Integration</w:t>
               <w:tab/>
-              <w:t>53</w:t>
+              <w:t>55</w:t>
             </w:r>
           </w:hyperlink>
         </w:p>
@@ -2155,7 +2155,7 @@
             </w:tabs>
             <w:rPr/>
           </w:pPr>
-          <w:hyperlink w:anchor="__RefHeading___Toc24329_1119111223">
+          <w:hyperlink w:anchor="__RefHeading___Toc12142_3441836224">
             <w:r>
               <w:rPr>
                 <w:webHidden/>
@@ -2163,7 +2163,7 @@
               </w:rPr>
               <w:t>9 APB PIT 8254 - Initialization and Programming Guide</w:t>
               <w:tab/>
-              <w:t>54</w:t>
+              <w:t>57</w:t>
             </w:r>
           </w:hyperlink>
         </w:p>
@@ -2176,7 +2176,7 @@
             </w:tabs>
             <w:rPr/>
           </w:pPr>
-          <w:hyperlink w:anchor="__RefHeading___Toc24331_1119111223">
+          <w:hyperlink w:anchor="__RefHeading___Toc12144_3441836224">
             <w:r>
               <w:rPr>
                 <w:webHidden/>
@@ -2184,7 +2184,7 @@
               </w:rPr>
               <w:t>9.1 Power-On Initialization Sequence</w:t>
               <w:tab/>
-              <w:t>54</w:t>
+              <w:t>57</w:t>
             </w:r>
           </w:hyperlink>
         </w:p>
@@ -2197,7 +2197,7 @@
             </w:tabs>
             <w:rPr/>
           </w:pPr>
-          <w:hyperlink w:anchor="__RefHeading___Toc24333_1119111223">
+          <w:hyperlink w:anchor="__RefHeading___Toc12146_3441836224">
             <w:r>
               <w:rPr>
                 <w:webHidden/>
@@ -2205,7 +2205,7 @@
               </w:rPr>
               <w:t>9.2 Complete Initialization Function</w:t>
               <w:tab/>
-              <w:t>56</w:t>
+              <w:t>59</w:t>
             </w:r>
           </w:hyperlink>
         </w:p>
@@ -2218,7 +2218,7 @@
             </w:tabs>
             <w:rPr/>
           </w:pPr>
-          <w:hyperlink w:anchor="__RefHeading___Toc24335_1119111223">
+          <w:hyperlink w:anchor="__RefHeading___Toc12148_3441836224">
             <w:r>
               <w:rPr>
                 <w:webHidden/>
@@ -2226,7 +2226,7 @@
               </w:rPr>
               <w:t>9.3 Usage Example</w:t>
               <w:tab/>
-              <w:t>57</w:t>
+              <w:t>60</w:t>
             </w:r>
           </w:hyperlink>
         </w:p>
@@ -2239,7 +2239,7 @@
             </w:tabs>
             <w:rPr/>
           </w:pPr>
-          <w:hyperlink w:anchor="__RefHeading___Toc24337_1119111223">
+          <w:hyperlink w:anchor="__RefHeading___Toc12150_3441836224">
             <w:r>
               <w:rPr>
                 <w:webHidden/>
@@ -2247,7 +2247,7 @@
               </w:rPr>
               <w:t>9.4 Runtime Configuration Changes</w:t>
               <w:tab/>
-              <w:t>58</w:t>
+              <w:t>61</w:t>
             </w:r>
           </w:hyperlink>
         </w:p>
@@ -2260,7 +2260,7 @@
             </w:tabs>
             <w:rPr/>
           </w:pPr>
-          <w:hyperlink w:anchor="__RefHeading___Toc24339_1119111223">
+          <w:hyperlink w:anchor="__RefHeading___Toc12152_3441836224">
             <w:r>
               <w:rPr>
                 <w:webHidden/>
@@ -2268,7 +2268,7 @@
               </w:rPr>
               <w:t>9.5 Common Initialization Errors</w:t>
               <w:tab/>
-              <w:t>58</w:t>
+              <w:t>61</w:t>
             </w:r>
           </w:hyperlink>
         </w:p>
@@ -2281,7 +2281,7 @@
             </w:tabs>
             <w:rPr/>
           </w:pPr>
-          <w:hyperlink w:anchor="__RefHeading___Toc24341_1119111223">
+          <w:hyperlink w:anchor="__RefHeading___Toc12154_3441836224">
             <w:r>
               <w:rPr>
                 <w:webHidden/>
@@ -2289,7 +2289,7 @@
               </w:rPr>
               <w:t>9.6 Debugging Initialization Issues</w:t>
               <w:tab/>
-              <w:t>59</w:t>
+              <w:t>62</w:t>
             </w:r>
           </w:hyperlink>
         </w:p>
@@ -2302,7 +2302,7 @@
             </w:tabs>
             <w:rPr/>
           </w:pPr>
-          <w:hyperlink w:anchor="__RefHeading___Toc24343_1119111223">
+          <w:hyperlink w:anchor="__RefHeading___Toc12156_3441836224">
             <w:r>
               <w:rPr>
                 <w:webHidden/>
@@ -2310,7 +2310,7 @@
               </w:rPr>
               <w:t>10 APB PIT 8254 - Common Use Cases</w:t>
               <w:tab/>
-              <w:t>61</w:t>
+              <w:t>64</w:t>
             </w:r>
           </w:hyperlink>
         </w:p>
@@ -2323,7 +2323,7 @@
             </w:tabs>
             <w:rPr/>
           </w:pPr>
-          <w:hyperlink w:anchor="__RefHeading___Toc24345_1119111223">
+          <w:hyperlink w:anchor="__RefHeading___Toc12158_3441836224">
             <w:r>
               <w:rPr>
                 <w:webHidden/>
@@ -2331,7 +2331,7 @@
               </w:rPr>
               <w:t>10.1 Use Case 1: Simple Timeout Timer</w:t>
               <w:tab/>
-              <w:t>61</w:t>
+              <w:t>64</w:t>
             </w:r>
           </w:hyperlink>
         </w:p>
@@ -2344,7 +2344,7 @@
             </w:tabs>
             <w:rPr/>
           </w:pPr>
-          <w:hyperlink w:anchor="__RefHeading___Toc24347_1119111223">
+          <w:hyperlink w:anchor="__RefHeading___Toc12160_3441836224">
             <w:r>
               <w:rPr>
                 <w:webHidden/>
@@ -2352,7 +2352,7 @@
               </w:rPr>
               <w:t>10.2 Use Case 2: RTOS System Tick</w:t>
               <w:tab/>
-              <w:t>63</w:t>
+              <w:t>66</w:t>
             </w:r>
           </w:hyperlink>
         </w:p>
@@ -2365,7 +2365,7 @@
             </w:tabs>
             <w:rPr/>
           </w:pPr>
-          <w:hyperlink w:anchor="__RefHeading___Toc24349_1119111223">
+          <w:hyperlink w:anchor="__RefHeading___Toc12162_3441836224">
             <w:r>
               <w:rPr>
                 <w:webHidden/>
@@ -2373,7 +2373,7 @@
               </w:rPr>
               <w:t>10.3 Use Case 3: Multiple Independent Timers</w:t>
               <w:tab/>
-              <w:t>65</w:t>
+              <w:t>68</w:t>
             </w:r>
           </w:hyperlink>
         </w:p>
@@ -2386,7 +2386,7 @@
             </w:tabs>
             <w:rPr/>
           </w:pPr>
-          <w:hyperlink w:anchor="__RefHeading___Toc24351_1119111223">
+          <w:hyperlink w:anchor="__RefHeading___Toc12164_3441836224">
             <w:r>
               <w:rPr>
                 <w:webHidden/>
@@ -2394,7 +2394,7 @@
               </w:rPr>
               <w:t>10.4 Use Case 4: Performance Profiling</w:t>
               <w:tab/>
-              <w:t>67</w:t>
+              <w:t>70</w:t>
             </w:r>
           </w:hyperlink>
         </w:p>
@@ -2407,7 +2407,7 @@
             </w:tabs>
             <w:rPr/>
           </w:pPr>
-          <w:hyperlink w:anchor="__RefHeading___Toc24353_1119111223">
+          <w:hyperlink w:anchor="__RefHeading___Toc12166_3441836224">
             <w:r>
               <w:rPr>
                 <w:webHidden/>
@@ -2415,7 +2415,7 @@
               </w:rPr>
               <w:t>10.5 Use Case 5: Watchdog Timer</w:t>
               <w:tab/>
-              <w:t>69</w:t>
+              <w:t>72</w:t>
             </w:r>
           </w:hyperlink>
         </w:p>
@@ -2428,7 +2428,7 @@
             </w:tabs>
             <w:rPr/>
           </w:pPr>
-          <w:hyperlink w:anchor="__RefHeading___Toc24355_1119111223">
+          <w:hyperlink w:anchor="__RefHeading___Toc12168_3441836224">
             <w:r>
               <w:rPr>
                 <w:webHidden/>
@@ -2436,7 +2436,7 @@
               </w:rPr>
               <w:t>10.6 Best Practices Summary</w:t>
               <w:tab/>
-              <w:t>71</w:t>
+              <w:t>74</w:t>
             </w:r>
           </w:hyperlink>
         </w:p>
@@ -2449,7 +2449,7 @@
             </w:tabs>
             <w:rPr/>
           </w:pPr>
-          <w:hyperlink w:anchor="__RefHeading___Toc24357_1119111223">
+          <w:hyperlink w:anchor="__RefHeading___Toc12170_3441836224">
             <w:r>
               <w:rPr>
                 <w:webHidden/>
@@ -2457,7 +2457,7 @@
               </w:rPr>
               <w:t>11 APB PIT 8254 - Register Map</w:t>
               <w:tab/>
-              <w:t>73</w:t>
+              <w:t>76</w:t>
             </w:r>
           </w:hyperlink>
         </w:p>
@@ -2470,7 +2470,7 @@
             </w:tabs>
             <w:rPr/>
           </w:pPr>
-          <w:hyperlink w:anchor="__RefHeading___Toc24359_1119111223">
+          <w:hyperlink w:anchor="__RefHeading___Toc12172_3441836224">
             <w:r>
               <w:rPr>
                 <w:webHidden/>
@@ -2478,7 +2478,7 @@
               </w:rPr>
               <w:t>11.1 Overview</w:t>
               <w:tab/>
-              <w:t>73</w:t>
+              <w:t>76</w:t>
             </w:r>
           </w:hyperlink>
         </w:p>
@@ -2491,7 +2491,7 @@
             </w:tabs>
             <w:rPr/>
           </w:pPr>
-          <w:hyperlink w:anchor="__RefHeading___Toc24361_1119111223">
+          <w:hyperlink w:anchor="__RefHeading___Toc12174_3441836224">
             <w:r>
               <w:rPr>
                 <w:webHidden/>
@@ -2499,7 +2499,7 @@
               </w:rPr>
               <w:t>11.2 PIT_CONFIG (0x000) - Global Configuration</w:t>
               <w:tab/>
-              <w:t>73</w:t>
+              <w:t>76</w:t>
             </w:r>
           </w:hyperlink>
         </w:p>
@@ -2512,7 +2512,7 @@
             </w:tabs>
             <w:rPr/>
           </w:pPr>
-          <w:hyperlink w:anchor="__RefHeading___Toc24363_1119111223">
+          <w:hyperlink w:anchor="__RefHeading___Toc12176_3441836224">
             <w:r>
               <w:rPr>
                 <w:webHidden/>
@@ -2520,7 +2520,7 @@
               </w:rPr>
               <w:t>11.3 PIT_CONTROL (0x004) - Control Word</w:t>
               <w:tab/>
-              <w:t>74</w:t>
+              <w:t>77</w:t>
             </w:r>
           </w:hyperlink>
         </w:p>
@@ -2533,7 +2533,7 @@
             </w:tabs>
             <w:rPr/>
           </w:pPr>
-          <w:hyperlink w:anchor="__RefHeading___Toc24365_1119111223">
+          <w:hyperlink w:anchor="__RefHeading___Toc12178_3441836224">
             <w:r>
               <w:rPr>
                 <w:webHidden/>
@@ -2541,7 +2541,7 @@
               </w:rPr>
               <w:t>11.4 PIT_STATUS (0x008) - Status Readback</w:t>
               <w:tab/>
-              <w:t>75</w:t>
+              <w:t>78</w:t>
             </w:r>
           </w:hyperlink>
         </w:p>
@@ -2554,7 +2554,7 @@
             </w:tabs>
             <w:rPr/>
           </w:pPr>
-          <w:hyperlink w:anchor="__RefHeading___Toc24367_1119111223">
+          <w:hyperlink w:anchor="__RefHeading___Toc12180_3441836224">
             <w:r>
               <w:rPr>
                 <w:webHidden/>
@@ -2562,7 +2562,7 @@
               </w:rPr>
               <w:t>11.5 COUNTERx_DATA (0x010, 0x014, 0x018) - Counter Values</w:t>
               <w:tab/>
-              <w:t>76</w:t>
+              <w:t>79</w:t>
             </w:r>
           </w:hyperlink>
         </w:p>
@@ -2575,7 +2575,7 @@
             </w:tabs>
             <w:rPr/>
           </w:pPr>
-          <w:hyperlink w:anchor="__RefHeading___Toc24369_1119111223">
+          <w:hyperlink w:anchor="__RefHeading___Toc12182_3441836224">
             <w:r>
               <w:rPr>
                 <w:webHidden/>
@@ -2583,7 +2583,7 @@
               </w:rPr>
               <w:t>11.6 Timing</w:t>
               <w:tab/>
-              <w:t>77</w:t>
+              <w:t>80</w:t>
             </w:r>
           </w:hyperlink>
         </w:p>
@@ -2596,7 +2596,7 @@
             </w:tabs>
             <w:rPr/>
           </w:pPr>
-          <w:hyperlink w:anchor="__RefHeading___Toc24371_1119111223">
+          <w:hyperlink w:anchor="__RefHeading___Toc12184_3441836224">
             <w:r>
               <w:rPr>
                 <w:webHidden/>
@@ -2604,7 +2604,7 @@
               </w:rPr>
               <w:t>11.7 Usage Example</w:t>
               <w:tab/>
-              <w:t>78</w:t>
+              <w:t>81</w:t>
             </w:r>
           </w:hyperlink>
         </w:p>
@@ -2617,7 +2617,7 @@
             </w:tabs>
             <w:rPr/>
           </w:pPr>
-          <w:hyperlink w:anchor="__RefHeading___Toc24373_1119111223">
+          <w:hyperlink w:anchor="__RefHeading___Toc12186_3441836224">
             <w:r>
               <w:rPr>
                 <w:webHidden/>
@@ -2625,7 +2625,7 @@
               </w:rPr>
               <w:t>12 8254 PIT (Programmable Interval Timer) - APB Implementation</w:t>
               <w:tab/>
-              <w:t>80</w:t>
+              <w:t>83</w:t>
             </w:r>
           </w:hyperlink>
         </w:p>
@@ -2638,7 +2638,7 @@
             </w:tabs>
             <w:rPr/>
           </w:pPr>
-          <w:hyperlink w:anchor="__RefHeading___Toc24375_1119111223">
+          <w:hyperlink w:anchor="__RefHeading___Toc12188_3441836224">
             <w:r>
               <w:rPr>
                 <w:webHidden/>
@@ -2646,7 +2646,7 @@
               </w:rPr>
               <w:t>12.1 Overview</w:t>
               <w:tab/>
-              <w:t>80</w:t>
+              <w:t>83</w:t>
             </w:r>
           </w:hyperlink>
         </w:p>
@@ -2659,7 +2659,7 @@
             </w:tabs>
             <w:rPr/>
           </w:pPr>
-          <w:hyperlink w:anchor="__RefHeading___Toc24377_1119111223">
+          <w:hyperlink w:anchor="__RefHeading___Toc12190_3441836224">
             <w:r>
               <w:rPr>
                 <w:webHidden/>
@@ -2667,7 +2667,7 @@
               </w:rPr>
               <w:t>12.2 Features</w:t>
               <w:tab/>
-              <w:t>80</w:t>
+              <w:t>83</w:t>
             </w:r>
           </w:hyperlink>
         </w:p>
@@ -2680,7 +2680,7 @@
             </w:tabs>
             <w:rPr/>
           </w:pPr>
-          <w:hyperlink w:anchor="__RefHeading___Toc24379_1119111223">
+          <w:hyperlink w:anchor="__RefHeading___Toc12192_3441836224">
             <w:r>
               <w:rPr>
                 <w:webHidden/>
@@ -2688,7 +2688,7 @@
               </w:rPr>
               <w:t>12.2.1 GATE (mode 0)</w:t>
               <w:tab/>
-              <w:t>81</w:t>
+              <w:t>84</w:t>
             </w:r>
           </w:hyperlink>
         </w:p>
@@ -2701,7 +2701,7 @@
             </w:tabs>
             <w:rPr/>
           </w:pPr>
-          <w:hyperlink w:anchor="__RefHeading___Toc24381_1119111223">
+          <w:hyperlink w:anchor="__RefHeading___Toc12194_3441836224">
             <w:r>
               <w:rPr>
                 <w:webHidden/>
@@ -2709,7 +2709,7 @@
               </w:rPr>
               <w:t>12.2.2 Counting-block priority</w:t>
               <w:tab/>
-              <w:t>81</w:t>
+              <w:t>84</w:t>
             </w:r>
           </w:hyperlink>
         </w:p>
@@ -2722,7 +2722,7 @@
             </w:tabs>
             <w:rPr/>
           </w:pPr>
-          <w:hyperlink w:anchor="__RefHeading___Toc24383_1119111223">
+          <w:hyperlink w:anchor="__RefHeading___Toc12196_3441836224">
             <w:r>
               <w:rPr>
                 <w:webHidden/>
@@ -2730,7 +2730,7 @@
               </w:rPr>
               <w:t>12.2.3 Counter latch</w:t>
               <w:tab/>
-              <w:t>81</w:t>
+              <w:t>84</w:t>
             </w:r>
           </w:hyperlink>
         </w:p>
@@ -2743,7 +2743,7 @@
             </w:tabs>
             <w:rPr/>
           </w:pPr>
-          <w:hyperlink w:anchor="__RefHeading___Toc24385_1119111223">
+          <w:hyperlink w:anchor="__RefHeading___Toc12198_3441836224">
             <w:r>
               <w:rPr>
                 <w:webHidden/>
@@ -2751,7 +2751,7 @@
               </w:rPr>
               <w:t>12.2.4 Byte-strobed loads</w:t>
               <w:tab/>
-              <w:t>81</w:t>
+              <w:t>84</w:t>
             </w:r>
           </w:hyperlink>
         </w:p>
@@ -2764,7 +2764,7 @@
             </w:tabs>
             <w:rPr/>
           </w:pPr>
-          <w:hyperlink w:anchor="__RefHeading___Toc24387_1119111223">
+          <w:hyperlink w:anchor="__RefHeading___Toc12200_3441836224">
             <w:r>
               <w:rPr>
                 <w:webHidden/>
@@ -2772,7 +2772,7 @@
               </w:rPr>
               <w:t>12.3 Architecture</w:t>
               <w:tab/>
-              <w:t>82</w:t>
+              <w:t>85</w:t>
             </w:r>
           </w:hyperlink>
         </w:p>
@@ -2785,7 +2785,7 @@
             </w:tabs>
             <w:rPr/>
           </w:pPr>
-          <w:hyperlink w:anchor="__RefHeading___Toc24389_1119111223">
+          <w:hyperlink w:anchor="__RefHeading___Toc12202_3441836224">
             <w:r>
               <w:rPr>
                 <w:webHidden/>
@@ -2793,7 +2793,7 @@
               </w:rPr>
               <w:t>12.3.1 Module Hierarchy</w:t>
               <w:tab/>
-              <w:t>82</w:t>
+              <w:t>85</w:t>
             </w:r>
           </w:hyperlink>
         </w:p>
@@ -2806,7 +2806,7 @@
             </w:tabs>
             <w:rPr/>
           </w:pPr>
-          <w:hyperlink w:anchor="__RefHeading___Toc24391_1119111223">
+          <w:hyperlink w:anchor="__RefHeading___Toc12204_3441836224">
             <w:r>
               <w:rPr>
                 <w:webHidden/>
@@ -2814,7 +2814,7 @@
               </w:rPr>
               <w:t>12.3.2 Parameters</w:t>
               <w:tab/>
-              <w:t>82</w:t>
+              <w:t>85</w:t>
             </w:r>
           </w:hyperlink>
         </w:p>
@@ -2827,7 +2827,7 @@
             </w:tabs>
             <w:rPr/>
           </w:pPr>
-          <w:hyperlink w:anchor="__RefHeading___Toc24393_1119111223">
+          <w:hyperlink w:anchor="__RefHeading___Toc12206_3441836224">
             <w:r>
               <w:rPr>
                 <w:webHidden/>
@@ -2835,7 +2835,7 @@
               </w:rPr>
               <w:t>12.4 Register Map</w:t>
               <w:tab/>
-              <w:t>83</w:t>
+              <w:t>86</w:t>
             </w:r>
           </w:hyperlink>
         </w:p>
@@ -2848,7 +2848,7 @@
             </w:tabs>
             <w:rPr/>
           </w:pPr>
-          <w:hyperlink w:anchor="__RefHeading___Toc24395_1119111223">
+          <w:hyperlink w:anchor="__RefHeading___Toc12208_3441836224">
             <w:r>
               <w:rPr>
                 <w:webHidden/>
@@ -2856,7 +2856,7 @@
               </w:rPr>
               <w:t>12.5 Counter Modes</w:t>
               <w:tab/>
-              <w:t>83</w:t>
+              <w:t>86</w:t>
             </w:r>
           </w:hyperlink>
         </w:p>
@@ -2869,7 +2869,7 @@
             </w:tabs>
             <w:rPr/>
           </w:pPr>
-          <w:hyperlink w:anchor="__RefHeading___Toc24397_1119111223">
+          <w:hyperlink w:anchor="__RefHeading___Toc12210_3441836224">
             <w:r>
               <w:rPr>
                 <w:webHidden/>
@@ -2877,7 +2877,7 @@
               </w:rPr>
               <w:t>12.6 Interrupt Outputs</w:t>
               <w:tab/>
-              <w:t>84</w:t>
+              <w:t>87</w:t>
             </w:r>
           </w:hyperlink>
         </w:p>
@@ -2890,7 +2890,7 @@
             </w:tabs>
             <w:rPr/>
           </w:pPr>
-          <w:hyperlink w:anchor="__RefHeading___Toc24399_1119111223">
+          <w:hyperlink w:anchor="__RefHeading___Toc12212_3441836224">
             <w:r>
               <w:rPr>
                 <w:webHidden/>
@@ -2898,7 +2898,7 @@
               </w:rPr>
               <w:t>12.7 Example Instantiation</w:t>
               <w:tab/>
-              <w:t>84</w:t>
+              <w:t>87</w:t>
             </w:r>
           </w:hyperlink>
         </w:p>
@@ -2911,7 +2911,7 @@
             </w:tabs>
             <w:rPr/>
           </w:pPr>
-          <w:hyperlink w:anchor="__RefHeading___Toc24401_1119111223">
+          <w:hyperlink w:anchor="__RefHeading___Toc12214_3441836224">
             <w:r>
               <w:rPr>
                 <w:webHidden/>
@@ -2919,7 +2919,7 @@
               </w:rPr>
               <w:t>12.8 Files</w:t>
               <w:tab/>
-              <w:t>84</w:t>
+              <w:t>87</w:t>
             </w:r>
           </w:hyperlink>
         </w:p>
@@ -2932,7 +2932,7 @@
             </w:tabs>
             <w:rPr/>
           </w:pPr>
-          <w:hyperlink w:anchor="__RefHeading___Toc24403_1119111223">
+          <w:hyperlink w:anchor="__RefHeading___Toc12216_3441836224">
             <w:r>
               <w:rPr>
                 <w:webHidden/>
@@ -2940,7 +2940,7 @@
               </w:rPr>
               <w:t>12.9 Development Status</w:t>
               <w:tab/>
-              <w:t>85</w:t>
+              <w:t>88</w:t>
             </w:r>
           </w:hyperlink>
         </w:p>
@@ -2953,7 +2953,7 @@
             </w:tabs>
             <w:rPr/>
           </w:pPr>
-          <w:hyperlink w:anchor="__RefHeading___Toc24405_1119111223">
+          <w:hyperlink w:anchor="__RefHeading___Toc12218_3441836224">
             <w:r>
               <w:rPr>
                 <w:webHidden/>
@@ -2961,7 +2961,7 @@
               </w:rPr>
               <w:t>12.10 Stated deviations from the 8254</w:t>
               <w:tab/>
-              <w:t>85</w:t>
+              <w:t>88</w:t>
             </w:r>
           </w:hyperlink>
         </w:p>
@@ -2974,7 +2974,7 @@
             </w:tabs>
             <w:rPr/>
           </w:pPr>
-          <w:hyperlink w:anchor="__RefHeading___Toc24407_1119111223">
+          <w:hyperlink w:anchor="__RefHeading___Toc12220_3441836224">
             <w:r>
               <w:rPr>
                 <w:webHidden/>
@@ -2982,7 +2982,7 @@
               </w:rPr>
               <w:t>12.11 Compliance</w:t>
               <w:tab/>
-              <w:t>85</w:t>
+              <w:t>88</w:t>
             </w:r>
           </w:hyperlink>
           <w:r>
@@ -3470,7 +3470,7 @@
           <w:rPr>
             <w:rStyle w:val="ListLabel1"/>
           </w:rPr>
-          <w:t>52</w:t>
+          <w:t>54</w:t>
         </w:r>
         <w:r>
           <w:rPr>
@@ -3853,7 +3853,7 @@
         <w:spacing w:before="0" w:after="120"/>
         <w:rPr/>
       </w:pPr>
-      <w:bookmarkStart w:id="2" w:name="__RefHeading___Toc24139_1119111223"/>
+      <w:bookmarkStart w:id="2" w:name="__RefHeading___Toc11952_3441836224"/>
       <w:bookmarkEnd w:id="2"/>
       <w:r>
         <w:rPr>
@@ -3891,7 +3891,7 @@
         <w:rPr>
           <w:sz w:val="20"/>
         </w:rPr>
-        <w:t xml:space="preserve"> 2026-10-13</w:t>
+        <w:t xml:space="preserve"> 2026-10-14</w:t>
       </w:r>
     </w:p>
     <w:p>
@@ -3991,7 +3991,7 @@
         <w:spacing w:before="360" w:after="120"/>
         <w:rPr/>
       </w:pPr>
-      <w:bookmarkStart w:id="4" w:name="__RefHeading___Toc24141_1119111223"/>
+      <w:bookmarkStart w:id="4" w:name="__RefHeading___Toc11954_3441836224"/>
       <w:bookmarkStart w:id="5" w:name="apb-pit-8254---overview"/>
       <w:bookmarkEnd w:id="4"/>
       <w:r>
@@ -4022,7 +4022,7 @@
         <w:spacing w:before="280" w:after="80"/>
         <w:rPr/>
       </w:pPr>
-      <w:bookmarkStart w:id="6" w:name="__RefHeading___Toc24143_1119111223"/>
+      <w:bookmarkStart w:id="6" w:name="__RefHeading___Toc11956_3441836224"/>
       <w:bookmarkStart w:id="7" w:name="overview"/>
       <w:bookmarkEnd w:id="6"/>
       <w:r>
@@ -4062,7 +4062,7 @@
         <w:spacing w:before="200" w:after="80"/>
         <w:rPr/>
       </w:pPr>
-      <w:bookmarkStart w:id="8" w:name="__RefHeading___Toc24145_1119111223"/>
+      <w:bookmarkStart w:id="8" w:name="__RefHeading___Toc11958_3441836224"/>
       <w:bookmarkStart w:id="9" w:name="figure-1.1-apb-pit-8254-block-diagram"/>
       <w:bookmarkStart w:id="10" w:name="_Fig_1_APB_PIT_8254_Block_D"/>
       <w:bookmarkEnd w:id="8"/>
@@ -4155,7 +4155,7 @@
         <w:spacing w:before="280" w:after="80"/>
         <w:rPr/>
       </w:pPr>
-      <w:bookmarkStart w:id="13" w:name="__RefHeading___Toc24147_1119111223"/>
+      <w:bookmarkStart w:id="13" w:name="__RefHeading___Toc11960_3441836224"/>
       <w:bookmarkStart w:id="14" w:name="functional-description"/>
       <w:bookmarkEnd w:id="13"/>
       <w:r>
@@ -4183,7 +4183,7 @@
         <w:spacing w:before="200" w:after="80"/>
         <w:rPr/>
       </w:pPr>
-      <w:bookmarkStart w:id="15" w:name="__RefHeading___Toc24149_1119111223"/>
+      <w:bookmarkStart w:id="15" w:name="__RefHeading___Toc11962_3441836224"/>
       <w:bookmarkStart w:id="16" w:name="key-features"/>
       <w:bookmarkEnd w:id="15"/>
       <w:r>
@@ -4464,7 +4464,7 @@
         <w:spacing w:before="200" w:after="80"/>
         <w:rPr/>
       </w:pPr>
-      <w:bookmarkStart w:id="17" w:name="__RefHeading___Toc24151_1119111223"/>
+      <w:bookmarkStart w:id="17" w:name="__RefHeading___Toc11964_3441836224"/>
       <w:bookmarkStart w:id="18" w:name="applications"/>
       <w:bookmarkEnd w:id="17"/>
       <w:r>
@@ -4573,7 +4573,7 @@
         <w:spacing w:before="200" w:after="80"/>
         <w:rPr/>
       </w:pPr>
-      <w:bookmarkStart w:id="19" w:name="__RefHeading___Toc24153_1119111223"/>
+      <w:bookmarkStart w:id="19" w:name="__RefHeading___Toc11966_3441836224"/>
       <w:bookmarkStart w:id="20" w:name="design-philosophy"/>
       <w:bookmarkEnd w:id="19"/>
       <w:r>
@@ -4761,7 +4761,7 @@
         <w:spacing w:before="280" w:after="80"/>
         <w:rPr/>
       </w:pPr>
-      <w:bookmarkStart w:id="21" w:name="__RefHeading___Toc24155_1119111223"/>
+      <w:bookmarkStart w:id="21" w:name="__RefHeading___Toc11968_3441836224"/>
       <w:bookmarkStart w:id="22" w:name="waveforms"/>
       <w:bookmarkEnd w:id="21"/>
       <w:r>
@@ -4789,7 +4789,7 @@
         <w:spacing w:before="200" w:after="80"/>
         <w:rPr/>
       </w:pPr>
-      <w:bookmarkStart w:id="23" w:name="__RefHeading___Toc24157_1119111223"/>
+      <w:bookmarkStart w:id="23" w:name="__RefHeading___Toc11970_3441836224"/>
       <w:bookmarkStart w:id="24" w:name="waveform-1.1-mode-0-terminal-count"/>
       <w:bookmarkStart w:id="25" w:name="_Wave_1_1_Mode_0_Terminal_Coun"/>
       <w:bookmarkEnd w:id="23"/>
@@ -4901,7 +4901,7 @@
         <w:spacing w:before="200" w:after="80"/>
         <w:rPr/>
       </w:pPr>
-      <w:bookmarkStart w:id="27" w:name="__RefHeading___Toc24159_1119111223"/>
+      <w:bookmarkStart w:id="27" w:name="__RefHeading___Toc11972_3441836224"/>
       <w:bookmarkStart w:id="28" w:name="X85385098e80076f41f349ceb19d8fff1f512d45"/>
       <w:bookmarkStart w:id="29" w:name="_Wave_1_2_Mode_2_Rate_Generato"/>
       <w:bookmarkEnd w:id="27"/>
@@ -5013,7 +5013,7 @@
         <w:spacing w:before="200" w:after="80"/>
         <w:rPr/>
       </w:pPr>
-      <w:bookmarkStart w:id="31" w:name="__RefHeading___Toc24161_1119111223"/>
+      <w:bookmarkStart w:id="31" w:name="__RefHeading___Toc11974_3441836224"/>
       <w:bookmarkStart w:id="32" w:name="Xda1ec3aae54607ad9c1e2f86150ac75b443c81b"/>
       <w:bookmarkStart w:id="33" w:name="_Wave_1_3_Mode_3_Square_Wave_G"/>
       <w:bookmarkEnd w:id="31"/>
@@ -5125,7 +5125,7 @@
         <w:spacing w:before="200" w:after="80"/>
         <w:rPr/>
       </w:pPr>
-      <w:bookmarkStart w:id="35" w:name="__RefHeading___Toc24163_1119111223"/>
+      <w:bookmarkStart w:id="35" w:name="__RefHeading___Toc11976_3441836224"/>
       <w:bookmarkStart w:id="36" w:name="waveform-1.4-gate-control"/>
       <w:bookmarkStart w:id="37" w:name="_Wave_1_4_Gate_Control"/>
       <w:bookmarkEnd w:id="35"/>
@@ -5225,7 +5225,7 @@
         <w:spacing w:before="200" w:after="80"/>
         <w:rPr/>
       </w:pPr>
-      <w:bookmarkStart w:id="39" w:name="__RefHeading___Toc24165_1119111223"/>
+      <w:bookmarkStart w:id="39" w:name="__RefHeading___Toc11978_3441836224"/>
       <w:bookmarkStart w:id="40" w:name="Xeaf83959c7bdac4803a81dfb2e396b7fd043ed3"/>
       <w:bookmarkStart w:id="41" w:name="_Wave_1_5_Readback_Command__re"/>
       <w:bookmarkEnd w:id="39"/>
@@ -5330,7 +5330,7 @@
         <w:spacing w:before="280" w:after="80"/>
         <w:rPr/>
       </w:pPr>
-      <w:bookmarkStart w:id="44" w:name="__RefHeading___Toc24167_1119111223"/>
+      <w:bookmarkStart w:id="44" w:name="__RefHeading___Toc11980_3441836224"/>
       <w:bookmarkStart w:id="45" w:name="design-notes"/>
       <w:bookmarkEnd w:id="44"/>
       <w:r>
@@ -5358,7 +5358,7 @@
         <w:spacing w:before="200" w:after="80"/>
         <w:rPr/>
       </w:pPr>
-      <w:bookmarkStart w:id="46" w:name="__RefHeading___Toc24169_1119111223"/>
+      <w:bookmarkStart w:id="46" w:name="__RefHeading___Toc11982_3441836224"/>
       <w:bookmarkEnd w:id="46"/>
       <w:r>
         <w:rPr>
@@ -6533,7 +6533,7 @@
         <w:spacing w:before="200" w:after="80"/>
         <w:rPr/>
       </w:pPr>
-      <w:bookmarkStart w:id="48" w:name="__RefHeading___Toc24171_1119111223"/>
+      <w:bookmarkStart w:id="48" w:name="__RefHeading___Toc11984_3441836224"/>
       <w:bookmarkEnd w:id="48"/>
       <w:r>
         <w:rPr>
@@ -6878,7 +6878,7 @@
         <w:spacing w:before="360" w:after="120"/>
         <w:rPr/>
       </w:pPr>
-      <w:bookmarkStart w:id="51" w:name="__RefHeading___Toc24173_1119111223"/>
+      <w:bookmarkStart w:id="51" w:name="__RefHeading___Toc11986_3441836224"/>
       <w:bookmarkStart w:id="52" w:name="apb-pit-8254---architecture"/>
       <w:bookmarkEnd w:id="51"/>
       <w:r>
@@ -6909,7 +6909,7 @@
         <w:spacing w:before="280" w:after="80"/>
         <w:rPr/>
       </w:pPr>
-      <w:bookmarkStart w:id="53" w:name="__RefHeading___Toc24175_1119111223"/>
+      <w:bookmarkStart w:id="53" w:name="__RefHeading___Toc11988_3441836224"/>
       <w:bookmarkStart w:id="54" w:name="overview-1"/>
       <w:bookmarkEnd w:id="53"/>
       <w:r>
@@ -6937,7 +6937,7 @@
         <w:spacing w:before="200" w:after="80"/>
         <w:rPr/>
       </w:pPr>
-      <w:bookmarkStart w:id="55" w:name="__RefHeading___Toc24177_1119111223"/>
+      <w:bookmarkStart w:id="55" w:name="__RefHeading___Toc11990_3441836224"/>
       <w:bookmarkStart w:id="56" w:name="Xd58814cba33f26f5dc3277e1e2b273eb1977348"/>
       <w:bookmarkStart w:id="57" w:name="_Fig_2_APB_PIT_8254_High_Le"/>
       <w:bookmarkEnd w:id="55"/>
@@ -7025,7 +7025,7 @@
         <w:spacing w:before="200" w:after="80"/>
         <w:rPr/>
       </w:pPr>
-      <w:bookmarkStart w:id="59" w:name="__RefHeading___Toc24179_1119111223"/>
+      <w:bookmarkStart w:id="59" w:name="__RefHeading___Toc11992_3441836224"/>
       <w:bookmarkStart w:id="60" w:name="module-hierarchy"/>
       <w:bookmarkEnd w:id="59"/>
       <w:r>
@@ -7166,7 +7166,7 @@
         <w:spacing w:before="200" w:after="80"/>
         <w:rPr/>
       </w:pPr>
-      <w:bookmarkStart w:id="61" w:name="__RefHeading___Toc24181_1119111223"/>
+      <w:bookmarkStart w:id="61" w:name="__RefHeading___Toc11994_3441836224"/>
       <w:bookmarkStart w:id="62" w:name="three-layer-architecture"/>
       <w:bookmarkEnd w:id="61"/>
       <w:r>
@@ -7271,7 +7271,7 @@
         <w:spacing w:before="280" w:after="80"/>
         <w:rPr/>
       </w:pPr>
-      <w:bookmarkStart w:id="63" w:name="__RefHeading___Toc24183_1119111223"/>
+      <w:bookmarkStart w:id="63" w:name="__RefHeading___Toc11996_3441836224"/>
       <w:bookmarkStart w:id="64" w:name="functional-description-1"/>
       <w:bookmarkEnd w:id="63"/>
       <w:r>
@@ -7299,7 +7299,7 @@
         <w:spacing w:before="200" w:after="80"/>
         <w:rPr/>
       </w:pPr>
-      <w:bookmarkStart w:id="65" w:name="__RefHeading___Toc24185_1119111223"/>
+      <w:bookmarkStart w:id="65" w:name="__RefHeading___Toc11998_3441836224"/>
       <w:bookmarkStart w:id="66" w:name="data-flow"/>
       <w:bookmarkEnd w:id="65"/>
       <w:r>
@@ -7353,7 +7353,7 @@
         <w:spacing w:before="200" w:after="80"/>
         <w:rPr/>
       </w:pPr>
-      <w:bookmarkStart w:id="67" w:name="__RefHeading___Toc24187_1119111223"/>
+      <w:bookmarkStart w:id="67" w:name="__RefHeading___Toc12000_3441836224"/>
       <w:bookmarkStart w:id="68" w:name="X0f7ce56122a5acfedd53b605d24d6c44ed377bc"/>
       <w:bookmarkStart w:id="69" w:name="_Fig_3_APB_PIT_8254_Registe"/>
       <w:bookmarkEnd w:id="67"/>
@@ -7441,7 +7441,7 @@
         <w:spacing w:before="200" w:after="80"/>
         <w:rPr/>
       </w:pPr>
-      <w:bookmarkStart w:id="71" w:name="__RefHeading___Toc24189_1119111223"/>
+      <w:bookmarkStart w:id="71" w:name="__RefHeading___Toc12002_3441836224"/>
       <w:bookmarkStart w:id="72" w:name="counter-control-state"/>
       <w:bookmarkEnd w:id="71"/>
       <w:r>
@@ -7702,7 +7702,7 @@
         <w:spacing w:before="200" w:after="80"/>
         <w:rPr/>
       </w:pPr>
-      <w:bookmarkStart w:id="73" w:name="__RefHeading___Toc24191_1119111223"/>
+      <w:bookmarkStart w:id="73" w:name="__RefHeading___Toc12004_3441836224"/>
       <w:bookmarkStart w:id="74" w:name="control-flow"/>
       <w:bookmarkEnd w:id="73"/>
       <w:r>
@@ -7814,7 +7814,7 @@
         <w:spacing w:before="280" w:after="80"/>
         <w:rPr/>
       </w:pPr>
-      <w:bookmarkStart w:id="75" w:name="__RefHeading___Toc24193_1119111223"/>
+      <w:bookmarkStart w:id="75" w:name="__RefHeading___Toc12006_3441836224"/>
       <w:bookmarkStart w:id="76" w:name="timing"/>
       <w:bookmarkEnd w:id="75"/>
       <w:r>
@@ -7842,7 +7842,7 @@
         <w:spacing w:before="200" w:after="80"/>
         <w:rPr/>
       </w:pPr>
-      <w:bookmarkStart w:id="77" w:name="__RefHeading___Toc24195_1119111223"/>
+      <w:bookmarkStart w:id="77" w:name="__RefHeading___Toc12008_3441836224"/>
       <w:bookmarkStart w:id="78" w:name="clock-domains"/>
       <w:bookmarkEnd w:id="77"/>
       <w:r>
@@ -7961,7 +7961,7 @@
         <w:spacing w:before="200" w:after="80"/>
         <w:rPr/>
       </w:pPr>
-      <w:bookmarkStart w:id="79" w:name="__RefHeading___Toc24197_1119111223"/>
+      <w:bookmarkStart w:id="79" w:name="__RefHeading___Toc12010_3441836224"/>
       <w:bookmarkStart w:id="80" w:name="X420316db7d0c94a25fdb71ada1febbb95fdcc02"/>
       <w:bookmarkStart w:id="81" w:name="_Fig_4_APB_PIT_8254_Clock_C"/>
       <w:bookmarkEnd w:id="79"/>
@@ -8084,7 +8084,7 @@
         <w:spacing w:before="280" w:after="80"/>
         <w:rPr/>
       </w:pPr>
-      <w:bookmarkStart w:id="82" w:name="__RefHeading___Toc24199_1119111223"/>
+      <w:bookmarkStart w:id="82" w:name="__RefHeading___Toc12012_3441836224"/>
       <w:bookmarkStart w:id="83" w:name="design-notes-1"/>
       <w:bookmarkEnd w:id="82"/>
       <w:r>
@@ -8112,7 +8112,7 @@
         <w:spacing w:before="200" w:after="80"/>
         <w:rPr/>
       </w:pPr>
-      <w:bookmarkStart w:id="84" w:name="__RefHeading___Toc24201_1119111223"/>
+      <w:bookmarkStart w:id="84" w:name="__RefHeading___Toc12014_3441836224"/>
       <w:bookmarkStart w:id="85" w:name="reset-behavior"/>
       <w:bookmarkEnd w:id="84"/>
       <w:r>
@@ -8370,7 +8370,7 @@
         <w:spacing w:before="360" w:after="120"/>
         <w:rPr/>
       </w:pPr>
-      <w:bookmarkStart w:id="89" w:name="__RefHeading___Toc24203_1119111223"/>
+      <w:bookmarkStart w:id="89" w:name="__RefHeading___Toc12016_3441836224"/>
       <w:bookmarkStart w:id="90" w:name="apb-pit-8254---clocks-and-reset"/>
       <w:bookmarkEnd w:id="89"/>
       <w:r>
@@ -8401,7 +8401,7 @@
         <w:spacing w:before="280" w:after="80"/>
         <w:rPr/>
       </w:pPr>
-      <w:bookmarkStart w:id="91" w:name="__RefHeading___Toc24205_1119111223"/>
+      <w:bookmarkStart w:id="91" w:name="__RefHeading___Toc12018_3441836224"/>
       <w:bookmarkStart w:id="92" w:name="overview-2"/>
       <w:bookmarkEnd w:id="91"/>
       <w:r>
@@ -8546,7 +8546,7 @@
         <w:spacing w:before="200" w:after="80"/>
         <w:rPr/>
       </w:pPr>
-      <w:bookmarkStart w:id="93" w:name="__RefHeading___Toc24207_1119111223"/>
+      <w:bookmarkStart w:id="93" w:name="__RefHeading___Toc12020_3441836224"/>
       <w:bookmarkStart w:id="94" w:name="X058b8e072d0cd041a32b654a9b510962018f9fa"/>
       <w:bookmarkStart w:id="95" w:name="_Fig_5_APB_PIT_8254_Clock_C"/>
       <w:bookmarkEnd w:id="93"/>
@@ -8639,7 +8639,7 @@
         <w:spacing w:before="280" w:after="80"/>
         <w:rPr/>
       </w:pPr>
-      <w:bookmarkStart w:id="98" w:name="__RefHeading___Toc24209_1119111223"/>
+      <w:bookmarkStart w:id="98" w:name="__RefHeading___Toc12022_3441836224"/>
       <w:bookmarkStart w:id="99" w:name="ports"/>
       <w:bookmarkEnd w:id="98"/>
       <w:r>
@@ -8667,7 +8667,7 @@
         <w:spacing w:before="200" w:after="80"/>
         <w:rPr/>
       </w:pPr>
-      <w:bookmarkStart w:id="100" w:name="__RefHeading___Toc24211_1119111223"/>
+      <w:bookmarkStart w:id="100" w:name="__RefHeading___Toc12024_3441836224"/>
       <w:bookmarkStart w:id="101" w:name="clock-signals"/>
       <w:bookmarkEnd w:id="100"/>
       <w:r>
@@ -8905,7 +8905,7 @@
         <w:spacing w:before="280" w:after="80"/>
         <w:rPr/>
       </w:pPr>
-      <w:bookmarkStart w:id="102" w:name="__RefHeading___Toc24213_1119111223"/>
+      <w:bookmarkStart w:id="102" w:name="__RefHeading___Toc12026_3441836224"/>
       <w:bookmarkStart w:id="103" w:name="functional-description-2"/>
       <w:bookmarkEnd w:id="102"/>
       <w:r>
@@ -8933,7 +8933,7 @@
         <w:spacing w:before="200" w:after="80"/>
         <w:rPr/>
       </w:pPr>
-      <w:bookmarkStart w:id="104" w:name="__RefHeading___Toc24215_1119111223"/>
+      <w:bookmarkStart w:id="104" w:name="__RefHeading___Toc12028_3441836224"/>
       <w:bookmarkStart w:id="105" w:name="clock-enable-signal"/>
       <w:bookmarkEnd w:id="104"/>
       <w:r>
@@ -9323,7 +9323,7 @@
         <w:spacing w:before="200" w:after="80"/>
         <w:rPr/>
       </w:pPr>
-      <w:bookmarkStart w:id="106" w:name="__RefHeading___Toc24217_1119111223"/>
+      <w:bookmarkStart w:id="106" w:name="__RefHeading___Toc12030_3441836224"/>
       <w:bookmarkStart w:id="107" w:name="reset-signal"/>
       <w:bookmarkEnd w:id="106"/>
       <w:r>
@@ -9756,7 +9756,7 @@
         <w:spacing w:before="200" w:after="80"/>
         <w:rPr/>
       </w:pPr>
-      <w:bookmarkStart w:id="108" w:name="__RefHeading___Toc24219_1119111223"/>
+      <w:bookmarkStart w:id="108" w:name="__RefHeading___Toc12032_3441836224"/>
       <w:bookmarkStart w:id="109" w:name="figure-1.6-reset-timing"/>
       <w:bookmarkStart w:id="110" w:name="_Fig_6_Reset_Timing"/>
       <w:bookmarkEnd w:id="108"/>
@@ -10551,7 +10551,7 @@
         <w:spacing w:before="280" w:after="80"/>
         <w:rPr/>
       </w:pPr>
-      <w:bookmarkStart w:id="111" w:name="__RefHeading___Toc24221_1119111223"/>
+      <w:bookmarkStart w:id="111" w:name="__RefHeading___Toc12034_3441836224"/>
       <w:bookmarkStart w:id="112" w:name="timing-1"/>
       <w:bookmarkEnd w:id="111"/>
       <w:r>
@@ -10579,7 +10579,7 @@
         <w:spacing w:before="200" w:after="80"/>
         <w:rPr/>
       </w:pPr>
-      <w:bookmarkStart w:id="113" w:name="__RefHeading___Toc24223_1119111223"/>
+      <w:bookmarkStart w:id="113" w:name="__RefHeading___Toc12036_3441836224"/>
       <w:bookmarkStart w:id="114" w:name="clock-domain-crossing-cdc"/>
       <w:bookmarkEnd w:id="113"/>
       <w:r>
@@ -10851,7 +10851,7 @@
         <w:spacing w:before="200" w:after="80"/>
         <w:rPr/>
       </w:pPr>
-      <w:bookmarkStart w:id="115" w:name="__RefHeading___Toc24225_1119111223"/>
+      <w:bookmarkStart w:id="115" w:name="__RefHeading___Toc12038_3441836224"/>
       <w:bookmarkStart w:id="116" w:name="multi-clock-timing-constraints"/>
       <w:bookmarkEnd w:id="115"/>
       <w:r>
@@ -11412,7 +11412,7 @@
         <w:spacing w:before="280" w:after="80"/>
         <w:rPr/>
       </w:pPr>
-      <w:bookmarkStart w:id="117" w:name="__RefHeading___Toc24227_1119111223"/>
+      <w:bookmarkStart w:id="117" w:name="__RefHeading___Toc12040_3441836224"/>
       <w:bookmarkStart w:id="118" w:name="design-notes-2"/>
       <w:bookmarkEnd w:id="117"/>
       <w:r>
@@ -11440,7 +11440,7 @@
         <w:spacing w:before="200" w:after="80"/>
         <w:rPr/>
       </w:pPr>
-      <w:bookmarkStart w:id="119" w:name="__RefHeading___Toc24229_1119111223"/>
+      <w:bookmarkStart w:id="119" w:name="__RefHeading___Toc12042_3441836224"/>
       <w:bookmarkStart w:id="120" w:name="clock-gating"/>
       <w:bookmarkEnd w:id="119"/>
       <w:r>
@@ -11879,7 +11879,7 @@
         <w:spacing w:before="360" w:after="120"/>
         <w:rPr/>
       </w:pPr>
-      <w:bookmarkStart w:id="124" w:name="__RefHeading___Toc24231_1119111223"/>
+      <w:bookmarkStart w:id="124" w:name="__RefHeading___Toc12044_3441836224"/>
       <w:bookmarkStart w:id="125" w:name="apb-pit-8254---acronyms-and-terminology"/>
       <w:bookmarkEnd w:id="124"/>
       <w:r>
@@ -11910,7 +11910,7 @@
         <w:spacing w:before="280" w:after="80"/>
         <w:rPr/>
       </w:pPr>
-      <w:bookmarkStart w:id="126" w:name="__RefHeading___Toc24233_1119111223"/>
+      <w:bookmarkStart w:id="126" w:name="__RefHeading___Toc12046_3441836224"/>
       <w:bookmarkStart w:id="127" w:name="references"/>
       <w:bookmarkEnd w:id="126"/>
       <w:r>
@@ -11938,7 +11938,7 @@
         <w:spacing w:before="200" w:after="80"/>
         <w:rPr/>
       </w:pPr>
-      <w:bookmarkStart w:id="128" w:name="__RefHeading___Toc24235_1119111223"/>
+      <w:bookmarkStart w:id="128" w:name="__RefHeading___Toc12048_3441836224"/>
       <w:bookmarkEnd w:id="128"/>
       <w:r>
         <w:rPr>
@@ -14275,7 +14275,7 @@
         <w:spacing w:before="200" w:after="80"/>
         <w:rPr/>
       </w:pPr>
-      <w:bookmarkStart w:id="130" w:name="__RefHeading___Toc24237_1119111223"/>
+      <w:bookmarkStart w:id="130" w:name="__RefHeading___Toc12050_3441836224"/>
       <w:bookmarkEnd w:id="130"/>
       <w:r>
         <w:rPr>
@@ -15022,7 +15022,7 @@
         <w:spacing w:before="200" w:after="80"/>
         <w:rPr/>
       </w:pPr>
-      <w:bookmarkStart w:id="131" w:name="__RefHeading___Toc24239_1119111223"/>
+      <w:bookmarkStart w:id="131" w:name="__RefHeading___Toc12052_3441836224"/>
       <w:bookmarkStart w:id="132" w:name="register-field-access-types"/>
       <w:bookmarkEnd w:id="131"/>
       <w:r>
@@ -15131,7 +15131,7 @@
         <w:spacing w:before="200" w:after="80"/>
         <w:rPr/>
       </w:pPr>
-      <w:bookmarkStart w:id="133" w:name="__RefHeading___Toc24241_1119111223"/>
+      <w:bookmarkStart w:id="133" w:name="__RefHeading___Toc12054_3441836224"/>
       <w:bookmarkStart w:id="134" w:name="systemrdl-concepts"/>
       <w:bookmarkEnd w:id="133"/>
       <w:r>
@@ -15246,7 +15246,7 @@
         <w:spacing w:before="200" w:after="80"/>
         <w:rPr/>
       </w:pPr>
-      <w:bookmarkStart w:id="135" w:name="__RefHeading___Toc24243_1119111223"/>
+      <w:bookmarkStart w:id="135" w:name="__RefHeading___Toc12056_3441836224"/>
       <w:bookmarkStart w:id="136" w:name="design-architecture-terms"/>
       <w:bookmarkEnd w:id="135"/>
       <w:r>
@@ -15594,7 +15594,7 @@
         <w:spacing w:before="360" w:after="120"/>
         <w:rPr/>
       </w:pPr>
-      <w:bookmarkStart w:id="140" w:name="__RefHeading___Toc24245_1119111223"/>
+      <w:bookmarkStart w:id="140" w:name="__RefHeading___Toc12058_3441836224"/>
       <w:bookmarkStart w:id="141" w:name="apb-pit-8254---references"/>
       <w:bookmarkEnd w:id="140"/>
       <w:r>
@@ -15625,7 +15625,7 @@
         <w:spacing w:before="280" w:after="80"/>
         <w:rPr/>
       </w:pPr>
-      <w:bookmarkStart w:id="142" w:name="__RefHeading___Toc24247_1119111223"/>
+      <w:bookmarkStart w:id="142" w:name="__RefHeading___Toc12060_3441836224"/>
       <w:bookmarkStart w:id="143" w:name="references-1"/>
       <w:bookmarkEnd w:id="142"/>
       <w:r>
@@ -15653,7 +15653,7 @@
         <w:spacing w:before="200" w:after="80"/>
         <w:rPr/>
       </w:pPr>
-      <w:bookmarkStart w:id="144" w:name="__RefHeading___Toc24249_1119111223"/>
+      <w:bookmarkStart w:id="144" w:name="__RefHeading___Toc12062_3441836224"/>
       <w:bookmarkStart w:id="145" w:name="primary-specifications"/>
       <w:bookmarkEnd w:id="144"/>
       <w:r>
@@ -15896,7 +15896,7 @@
         <w:spacing w:before="200" w:after="80"/>
         <w:rPr/>
       </w:pPr>
-      <w:bookmarkStart w:id="146" w:name="__RefHeading___Toc24251_1119111223"/>
+      <w:bookmarkStart w:id="146" w:name="__RefHeading___Toc12064_3441836224"/>
       <w:bookmarkStart w:id="147" w:name="related-rtl-design-sherpa-documentation"/>
       <w:bookmarkEnd w:id="146"/>
       <w:r>
@@ -16286,7 +16286,7 @@
         <w:spacing w:before="200" w:after="80"/>
         <w:rPr/>
       </w:pPr>
-      <w:bookmarkStart w:id="148" w:name="__RefHeading___Toc24253_1119111223"/>
+      <w:bookmarkStart w:id="148" w:name="__RefHeading___Toc12066_3441836224"/>
       <w:bookmarkStart w:id="149" w:name="rtl-implementation-files"/>
       <w:bookmarkEnd w:id="148"/>
       <w:r>
@@ -16721,7 +16721,7 @@
         <w:spacing w:before="200" w:after="80"/>
         <w:rPr/>
       </w:pPr>
-      <w:bookmarkStart w:id="150" w:name="__RefHeading___Toc24255_1119111223"/>
+      <w:bookmarkStart w:id="150" w:name="__RefHeading___Toc12068_3441836224"/>
       <w:bookmarkStart w:id="151" w:name="testbench-and-verification-files"/>
       <w:bookmarkEnd w:id="150"/>
       <w:r>
@@ -16994,7 +16994,7 @@
         <w:spacing w:before="200" w:after="80"/>
         <w:rPr/>
       </w:pPr>
-      <w:bookmarkStart w:id="152" w:name="__RefHeading___Toc24257_1119111223"/>
+      <w:bookmarkStart w:id="152" w:name="__RefHeading___Toc12070_3441836224"/>
       <w:bookmarkStart w:id="153" w:name="tools-and-frameworks"/>
       <w:bookmarkEnd w:id="152"/>
       <w:r>
@@ -17416,7 +17416,7 @@
         <w:spacing w:before="200" w:after="80"/>
         <w:rPr/>
       </w:pPr>
-      <w:bookmarkStart w:id="154" w:name="__RefHeading___Toc24259_1119111223"/>
+      <w:bookmarkStart w:id="154" w:name="__RefHeading___Toc12072_3441836224"/>
       <w:bookmarkStart w:id="155" w:name="design-patterns-and-standards"/>
       <w:bookmarkEnd w:id="154"/>
       <w:r>
@@ -17736,7 +17736,7 @@
         <w:spacing w:before="200" w:after="80"/>
         <w:rPr/>
       </w:pPr>
-      <w:bookmarkStart w:id="156" w:name="__RefHeading___Toc24261_1119111223"/>
+      <w:bookmarkStart w:id="156" w:name="__RefHeading___Toc12074_3441836224"/>
       <w:bookmarkStart w:id="157" w:name="external-resources"/>
       <w:bookmarkEnd w:id="156"/>
       <w:r>
@@ -17847,7 +17847,7 @@
         <w:spacing w:before="200" w:after="80"/>
         <w:rPr/>
       </w:pPr>
-      <w:bookmarkStart w:id="158" w:name="__RefHeading___Toc24263_1119111223"/>
+      <w:bookmarkStart w:id="158" w:name="__RefHeading___Toc12076_3441836224"/>
       <w:bookmarkStart w:id="159" w:name="version-control-and-issue-tracking"/>
       <w:bookmarkEnd w:id="158"/>
       <w:r>
@@ -17978,7 +17978,7 @@
         <w:spacing w:before="200" w:after="80"/>
         <w:rPr/>
       </w:pPr>
-      <w:bookmarkStart w:id="160" w:name="__RefHeading___Toc24265_1119111223"/>
+      <w:bookmarkStart w:id="160" w:name="__RefHeading___Toc12078_3441836224"/>
       <w:bookmarkStart w:id="161" w:name="change-history"/>
       <w:bookmarkEnd w:id="160"/>
       <w:r>
@@ -18111,7 +18111,7 @@
         <w:spacing w:before="200" w:after="80"/>
         <w:rPr/>
       </w:pPr>
-      <w:bookmarkStart w:id="162" w:name="__RefHeading___Toc24267_1119111223"/>
+      <w:bookmarkStart w:id="162" w:name="__RefHeading___Toc12080_3441836224"/>
       <w:bookmarkStart w:id="163" w:name="related-components"/>
       <w:bookmarkEnd w:id="162"/>
       <w:r>
@@ -18628,7 +18628,7 @@
         <w:spacing w:before="360" w:after="120"/>
         <w:rPr/>
       </w:pPr>
-      <w:bookmarkStart w:id="167" w:name="__RefHeading___Toc24269_1119111223"/>
+      <w:bookmarkStart w:id="167" w:name="__RefHeading___Toc12082_3441836224"/>
       <w:bookmarkStart w:id="168" w:name="apb-pit-8254---block-hierarchy"/>
       <w:bookmarkEnd w:id="167"/>
       <w:r>
@@ -18659,7 +18659,7 @@
         <w:spacing w:before="280" w:after="80"/>
         <w:rPr/>
       </w:pPr>
-      <w:bookmarkStart w:id="169" w:name="__RefHeading___Toc24271_1119111223"/>
+      <w:bookmarkStart w:id="169" w:name="__RefHeading___Toc12084_3441836224"/>
       <w:bookmarkStart w:id="170" w:name="overview-3"/>
       <w:bookmarkEnd w:id="169"/>
       <w:r>
@@ -18855,7 +18855,7 @@
         <w:spacing w:before="280" w:after="80"/>
         <w:rPr/>
       </w:pPr>
-      <w:bookmarkStart w:id="171" w:name="__RefHeading___Toc24273_1119111223"/>
+      <w:bookmarkStart w:id="171" w:name="__RefHeading___Toc12086_3441836224"/>
       <w:bookmarkEnd w:id="171"/>
       <w:r>
         <w:rPr>
@@ -18882,7 +18882,7 @@
         <w:spacing w:before="200" w:after="80"/>
         <w:rPr/>
       </w:pPr>
-      <w:bookmarkStart w:id="172" w:name="__RefHeading___Toc24275_1119111223"/>
+      <w:bookmarkStart w:id="172" w:name="__RefHeading___Toc12088_3441836224"/>
       <w:bookmarkEnd w:id="172"/>
       <w:r>
         <w:rPr>
@@ -20395,7 +20395,7 @@
         <w:spacing w:before="280" w:after="80"/>
         <w:rPr/>
       </w:pPr>
-      <w:bookmarkStart w:id="175" w:name="__RefHeading___Toc24277_1119111223"/>
+      <w:bookmarkStart w:id="175" w:name="__RefHeading___Toc12090_3441836224"/>
       <w:bookmarkEnd w:id="175"/>
       <w:r>
         <w:rPr>
@@ -20422,7 +20422,7 @@
         <w:spacing w:before="200" w:after="80"/>
         <w:rPr/>
       </w:pPr>
-      <w:bookmarkStart w:id="176" w:name="__RefHeading___Toc24279_1119111223"/>
+      <w:bookmarkStart w:id="176" w:name="__RefHeading___Toc12092_3441836224"/>
       <w:bookmarkStart w:id="177" w:name="dataflow-between-blocks"/>
       <w:bookmarkEnd w:id="176"/>
       <w:r>
@@ -20485,7 +20485,7 @@
         <w:spacing w:before="200" w:after="80"/>
         <w:rPr/>
       </w:pPr>
-      <w:bookmarkStart w:id="178" w:name="__RefHeading___Toc24281_1119111223"/>
+      <w:bookmarkStart w:id="178" w:name="__RefHeading___Toc12094_3441836224"/>
       <w:bookmarkStart w:id="179" w:name="X1ed43b68afc0cbbd38a4f02a782a0d6289a8bd6"/>
       <w:bookmarkStart w:id="180" w:name="_Fig_7_APB_PIT_8254_Registe"/>
       <w:bookmarkEnd w:id="178"/>
@@ -20573,7 +20573,7 @@
         <w:spacing w:before="200" w:after="80"/>
         <w:rPr/>
       </w:pPr>
-      <w:bookmarkStart w:id="182" w:name="__RefHeading___Toc24283_1119111223"/>
+      <w:bookmarkStart w:id="182" w:name="__RefHeading___Toc12096_3441836224"/>
       <w:bookmarkStart w:id="183" w:name="block-responsibilities"/>
       <w:bookmarkEnd w:id="182"/>
       <w:r>
@@ -20735,7 +20735,7 @@
         <w:spacing w:before="200" w:after="80"/>
         <w:rPr/>
       </w:pPr>
-      <w:bookmarkStart w:id="184" w:name="__RefHeading___Toc24285_1119111223"/>
+      <w:bookmarkStart w:id="184" w:name="__RefHeading___Toc12098_3441836224"/>
       <w:bookmarkStart w:id="185" w:name="signal-flow-examples"/>
       <w:bookmarkEnd w:id="184"/>
       <w:r>
@@ -21355,7 +21355,7 @@
         <w:spacing w:before="280" w:after="80"/>
         <w:rPr/>
       </w:pPr>
-      <w:bookmarkStart w:id="186" w:name="__RefHeading___Toc24287_1119111223"/>
+      <w:bookmarkStart w:id="186" w:name="__RefHeading___Toc12100_3441836224"/>
       <w:bookmarkStart w:id="187" w:name="timing-2"/>
       <w:bookmarkEnd w:id="186"/>
       <w:r>
@@ -21383,7 +21383,7 @@
         <w:spacing w:before="200" w:after="80"/>
         <w:rPr/>
       </w:pPr>
-      <w:bookmarkStart w:id="188" w:name="__RefHeading___Toc24289_1119111223"/>
+      <w:bookmarkStart w:id="188" w:name="__RefHeading___Toc12102_3441836224"/>
       <w:bookmarkStart w:id="189" w:name="clock-domain-considerations"/>
       <w:bookmarkEnd w:id="188"/>
       <w:r>
@@ -21547,7 +21547,7 @@
         <w:spacing w:before="280" w:after="80"/>
         <w:rPr/>
       </w:pPr>
-      <w:bookmarkStart w:id="190" w:name="__RefHeading___Toc24291_1119111223"/>
+      <w:bookmarkStart w:id="190" w:name="__RefHeading___Toc12104_3441836224"/>
       <w:bookmarkStart w:id="191" w:name="design-notes-3"/>
       <w:bookmarkEnd w:id="190"/>
       <w:r>
@@ -21575,7 +21575,7 @@
         <w:spacing w:before="200" w:after="80"/>
         <w:rPr/>
       </w:pPr>
-      <w:bookmarkStart w:id="192" w:name="__RefHeading___Toc24293_1119111223"/>
+      <w:bookmarkStart w:id="192" w:name="__RefHeading___Toc12106_3441836224"/>
       <w:bookmarkStart w:id="193" w:name="reset-behavior-flow"/>
       <w:bookmarkEnd w:id="192"/>
       <w:r>
@@ -22105,7 +22105,7 @@
         <w:spacing w:before="360" w:after="120"/>
         <w:rPr/>
       </w:pPr>
-      <w:bookmarkStart w:id="197" w:name="__RefHeading___Toc24295_1119111223"/>
+      <w:bookmarkStart w:id="197" w:name="__RefHeading___Toc12108_3441836224"/>
       <w:bookmarkStart w:id="198" w:name="apb-pit-8254---top-level-interface"/>
       <w:bookmarkEnd w:id="197"/>
       <w:r>
@@ -22136,7 +22136,7 @@
         <w:spacing w:before="280" w:after="80"/>
         <w:rPr/>
       </w:pPr>
-      <w:bookmarkStart w:id="199" w:name="__RefHeading___Toc24297_1119111223"/>
+      <w:bookmarkStart w:id="199" w:name="__RefHeading___Toc12110_3441836224"/>
       <w:bookmarkStart w:id="200" w:name="overview-4"/>
       <w:bookmarkEnd w:id="199"/>
       <w:r>
@@ -22187,7 +22187,7 @@
         <w:spacing w:before="280" w:after="80"/>
         <w:rPr/>
       </w:pPr>
-      <w:bookmarkStart w:id="201" w:name="__RefHeading___Toc24299_1119111223"/>
+      <w:bookmarkStart w:id="201" w:name="__RefHeading___Toc12112_3441836224"/>
       <w:bookmarkEnd w:id="201"/>
       <w:r>
         <w:rPr>
@@ -23259,7 +23259,7 @@
         <w:spacing w:before="280" w:after="80"/>
         <w:rPr/>
       </w:pPr>
-      <w:bookmarkStart w:id="203" w:name="__RefHeading___Toc24301_1119111223"/>
+      <w:bookmarkStart w:id="203" w:name="__RefHeading___Toc12114_3441836224"/>
       <w:bookmarkEnd w:id="203"/>
       <w:r>
         <w:rPr>
@@ -23286,7 +23286,7 @@
         <w:spacing w:before="200" w:after="80"/>
         <w:rPr/>
       </w:pPr>
-      <w:bookmarkStart w:id="204" w:name="__RefHeading___Toc24303_1119111223"/>
+      <w:bookmarkStart w:id="204" w:name="__RefHeading___Toc12116_3441836224"/>
       <w:bookmarkStart w:id="205" w:name="module-declaration"/>
       <w:bookmarkEnd w:id="204"/>
       <w:r>
@@ -24359,8 +24359,7 @@
         <w:spacing w:before="200" w:after="80"/>
         <w:rPr/>
       </w:pPr>
-      <w:bookmarkStart w:id="206" w:name="__RefHeading___Toc24305_1119111223"/>
-      <w:bookmarkStart w:id="207" w:name="signal-groups"/>
+      <w:bookmarkStart w:id="206" w:name="__RefHeading___Toc12118_3441836224"/>
       <w:bookmarkEnd w:id="206"/>
       <w:r>
         <w:rPr>
@@ -24394,39 +24393,432 @@
         </w:rPr>
         <w:t>APB Clock and Reset:</w:t>
       </w:r>
-      <w:r>
-        <w:rPr>
-          <w:sz w:val="20"/>
-        </w:rPr>
-        <w:t xml:space="preserve"> | Signal | Direction | Width | Description | |——–|———–|——-|————-| | </w:t>
-      </w:r>
-      <w:r>
-        <w:rPr>
-          <w:rStyle w:val="VerbatimChar"/>
-          <w:sz w:val="20"/>
-        </w:rPr>
-        <w:t>pclk</w:t>
-      </w:r>
-      <w:r>
-        <w:rPr>
-          <w:sz w:val="20"/>
-        </w:rPr>
-        <w:t xml:space="preserve"> | Input | 1 | APB bus clock. All APB signals are synchronous to this clock. | | </w:t>
-      </w:r>
-      <w:r>
-        <w:rPr>
-          <w:rStyle w:val="VerbatimChar"/>
-          <w:sz w:val="20"/>
-        </w:rPr>
-        <w:t>presetn</w:t>
-      </w:r>
-      <w:r>
-        <w:rPr>
-          <w:sz w:val="20"/>
-        </w:rPr>
-        <w:t xml:space="preserve"> | Input | 1 | APB reset, active-low. Asynchronous assertion, synchronous deassertion (generated register file is the exception – it resets synchronously; see ch01 clocks). |</w:t>
-      </w:r>
     </w:p>
+    <w:tbl>
+      <w:tblPr>
+        <w:tblStyle w:val="Table"/>
+        <w:tblW w:w="5000" w:type="pct"/>
+        <w:jc w:val="left"/>
+        <w:tblInd w:w="108" w:type="dxa"/>
+        <w:tblLayout w:type="fixed"/>
+        <w:tblCellMar>
+          <w:top w:w="0" w:type="dxa"/>
+          <w:left w:w="108" w:type="dxa"/>
+          <w:bottom w:w="0" w:type="dxa"/>
+          <w:right w:w="108" w:type="dxa"/>
+        </w:tblCellMar>
+        <w:tblLook w:val="0020" w:noHBand="0" w:noVBand="0" w:firstColumn="0" w:lastRow="0" w:lastColumn="0" w:firstRow="1"/>
+      </w:tblPr>
+      <w:tblGrid>
+        <w:gridCol w:w="1919"/>
+        <w:gridCol w:w="2640"/>
+        <w:gridCol w:w="1680"/>
+        <w:gridCol w:w="3120"/>
+      </w:tblGrid>
+      <w:tr>
+        <w:trPr>
+          <w:tblHeader w:val="true"/>
+        </w:trPr>
+        <w:tc>
+          <w:tcPr>
+            <w:tcW w:w="1919" w:type="dxa"/>
+            <w:tcBorders>
+              <w:bottom w:val="single" w:sz="6" w:space="0" w:color="000000"/>
+            </w:tcBorders>
+            <w:shd w:color="auto" w:fill="E0E0E0" w:val="clear"/>
+            <w:vAlign w:val="bottom"/>
+          </w:tcPr>
+          <w:p>
+            <w:pPr>
+              <w:pStyle w:val="Compact"/>
+              <w:widowControl/>
+              <w:spacing w:before="36" w:after="36"/>
+              <w:jc w:val="left"/>
+              <w:rPr>
+                <w:rFonts w:ascii="Cambria" w:hAnsi="Cambria" w:eastAsia="Cambria" w:cs=""/>
+                <w:kern w:val="0"/>
+                <w:sz w:val="24"/>
+                <w:szCs w:val="24"/>
+                <w:lang w:val="en-US" w:eastAsia="en-US" w:bidi="ar-SA"/>
+              </w:rPr>
+            </w:pPr>
+            <w:r>
+              <w:rPr>
+                <w:rFonts w:eastAsia="Cambria" w:cs=""/>
+                <w:b/>
+                <w:kern w:val="0"/>
+                <w:sz w:val="20"/>
+                <w:szCs w:val="24"/>
+                <w:lang w:val="en-US" w:eastAsia="en-US" w:bidi="ar-SA"/>
+              </w:rPr>
+              <w:t>Signal</w:t>
+            </w:r>
+          </w:p>
+        </w:tc>
+        <w:tc>
+          <w:tcPr>
+            <w:tcW w:w="2640" w:type="dxa"/>
+            <w:tcBorders>
+              <w:bottom w:val="single" w:sz="6" w:space="0" w:color="000000"/>
+            </w:tcBorders>
+            <w:shd w:color="auto" w:fill="E0E0E0" w:val="clear"/>
+            <w:vAlign w:val="bottom"/>
+          </w:tcPr>
+          <w:p>
+            <w:pPr>
+              <w:pStyle w:val="Compact"/>
+              <w:widowControl/>
+              <w:spacing w:before="36" w:after="36"/>
+              <w:jc w:val="left"/>
+              <w:rPr>
+                <w:rFonts w:ascii="Cambria" w:hAnsi="Cambria" w:eastAsia="Cambria" w:cs=""/>
+                <w:kern w:val="0"/>
+                <w:sz w:val="24"/>
+                <w:szCs w:val="24"/>
+                <w:lang w:val="en-US" w:eastAsia="en-US" w:bidi="ar-SA"/>
+              </w:rPr>
+            </w:pPr>
+            <w:r>
+              <w:rPr>
+                <w:rFonts w:eastAsia="Cambria" w:cs=""/>
+                <w:b/>
+                <w:kern w:val="0"/>
+                <w:sz w:val="20"/>
+                <w:szCs w:val="24"/>
+                <w:lang w:val="en-US" w:eastAsia="en-US" w:bidi="ar-SA"/>
+              </w:rPr>
+              <w:t>Direction</w:t>
+            </w:r>
+          </w:p>
+        </w:tc>
+        <w:tc>
+          <w:tcPr>
+            <w:tcW w:w="1680" w:type="dxa"/>
+            <w:tcBorders>
+              <w:bottom w:val="single" w:sz="6" w:space="0" w:color="000000"/>
+            </w:tcBorders>
+            <w:shd w:color="auto" w:fill="E0E0E0" w:val="clear"/>
+            <w:vAlign w:val="bottom"/>
+          </w:tcPr>
+          <w:p>
+            <w:pPr>
+              <w:pStyle w:val="Compact"/>
+              <w:widowControl/>
+              <w:spacing w:before="36" w:after="36"/>
+              <w:jc w:val="left"/>
+              <w:rPr>
+                <w:rFonts w:ascii="Cambria" w:hAnsi="Cambria" w:eastAsia="Cambria" w:cs=""/>
+                <w:kern w:val="0"/>
+                <w:sz w:val="24"/>
+                <w:szCs w:val="24"/>
+                <w:lang w:val="en-US" w:eastAsia="en-US" w:bidi="ar-SA"/>
+              </w:rPr>
+            </w:pPr>
+            <w:r>
+              <w:rPr>
+                <w:rFonts w:eastAsia="Cambria" w:cs=""/>
+                <w:b/>
+                <w:kern w:val="0"/>
+                <w:sz w:val="20"/>
+                <w:szCs w:val="24"/>
+                <w:lang w:val="en-US" w:eastAsia="en-US" w:bidi="ar-SA"/>
+              </w:rPr>
+              <w:t>Width</w:t>
+            </w:r>
+          </w:p>
+        </w:tc>
+        <w:tc>
+          <w:tcPr>
+            <w:tcW w:w="3120" w:type="dxa"/>
+            <w:tcBorders>
+              <w:bottom w:val="single" w:sz="6" w:space="0" w:color="000000"/>
+            </w:tcBorders>
+            <w:shd w:color="auto" w:fill="E0E0E0" w:val="clear"/>
+            <w:vAlign w:val="bottom"/>
+          </w:tcPr>
+          <w:p>
+            <w:pPr>
+              <w:pStyle w:val="Compact"/>
+              <w:widowControl/>
+              <w:spacing w:before="36" w:after="36"/>
+              <w:jc w:val="left"/>
+              <w:rPr>
+                <w:rFonts w:ascii="Cambria" w:hAnsi="Cambria" w:eastAsia="Cambria" w:cs=""/>
+                <w:kern w:val="0"/>
+                <w:sz w:val="24"/>
+                <w:szCs w:val="24"/>
+                <w:lang w:val="en-US" w:eastAsia="en-US" w:bidi="ar-SA"/>
+              </w:rPr>
+            </w:pPr>
+            <w:r>
+              <w:rPr>
+                <w:rFonts w:eastAsia="Cambria" w:cs=""/>
+                <w:b/>
+                <w:kern w:val="0"/>
+                <w:sz w:val="20"/>
+                <w:szCs w:val="24"/>
+                <w:lang w:val="en-US" w:eastAsia="en-US" w:bidi="ar-SA"/>
+              </w:rPr>
+              <w:t>Description</w:t>
+            </w:r>
+          </w:p>
+        </w:tc>
+      </w:tr>
+      <w:tr>
+        <w:trPr/>
+        <w:tc>
+          <w:tcPr>
+            <w:tcW w:w="1919" w:type="dxa"/>
+            <w:tcBorders/>
+          </w:tcPr>
+          <w:p>
+            <w:pPr>
+              <w:pStyle w:val="Compact"/>
+              <w:widowControl/>
+              <w:spacing w:before="36" w:after="36"/>
+              <w:jc w:val="left"/>
+              <w:rPr>
+                <w:rFonts w:ascii="Cambria" w:hAnsi="Cambria" w:eastAsia="Cambria" w:cs=""/>
+                <w:kern w:val="0"/>
+                <w:sz w:val="24"/>
+                <w:szCs w:val="24"/>
+                <w:lang w:val="en-US" w:eastAsia="en-US" w:bidi="ar-SA"/>
+              </w:rPr>
+            </w:pPr>
+            <w:r>
+              <w:rPr>
+                <w:rStyle w:val="VerbatimChar"/>
+                <w:rFonts w:eastAsia="Cambria" w:cs=""/>
+                <w:kern w:val="0"/>
+                <w:szCs w:val="24"/>
+                <w:lang w:val="en-US" w:eastAsia="en-US" w:bidi="ar-SA"/>
+              </w:rPr>
+              <w:t>pclk</w:t>
+            </w:r>
+          </w:p>
+        </w:tc>
+        <w:tc>
+          <w:tcPr>
+            <w:tcW w:w="2640" w:type="dxa"/>
+            <w:tcBorders/>
+          </w:tcPr>
+          <w:p>
+            <w:pPr>
+              <w:pStyle w:val="Compact"/>
+              <w:widowControl/>
+              <w:spacing w:before="36" w:after="36"/>
+              <w:jc w:val="left"/>
+              <w:rPr>
+                <w:rFonts w:ascii="Cambria" w:hAnsi="Cambria" w:eastAsia="Cambria" w:cs=""/>
+                <w:kern w:val="0"/>
+                <w:sz w:val="24"/>
+                <w:szCs w:val="24"/>
+                <w:lang w:val="en-US" w:eastAsia="en-US" w:bidi="ar-SA"/>
+              </w:rPr>
+            </w:pPr>
+            <w:r>
+              <w:rPr>
+                <w:rFonts w:eastAsia="Cambria" w:cs=""/>
+                <w:kern w:val="0"/>
+                <w:sz w:val="24"/>
+                <w:szCs w:val="24"/>
+                <w:lang w:val="en-US" w:eastAsia="en-US" w:bidi="ar-SA"/>
+              </w:rPr>
+              <w:t>Input</w:t>
+            </w:r>
+          </w:p>
+        </w:tc>
+        <w:tc>
+          <w:tcPr>
+            <w:tcW w:w="1680" w:type="dxa"/>
+            <w:tcBorders/>
+          </w:tcPr>
+          <w:p>
+            <w:pPr>
+              <w:pStyle w:val="Compact"/>
+              <w:widowControl/>
+              <w:spacing w:before="36" w:after="36"/>
+              <w:jc w:val="left"/>
+              <w:rPr>
+                <w:rFonts w:ascii="Cambria" w:hAnsi="Cambria" w:eastAsia="Cambria" w:cs=""/>
+                <w:kern w:val="0"/>
+                <w:sz w:val="24"/>
+                <w:szCs w:val="24"/>
+                <w:lang w:val="en-US" w:eastAsia="en-US" w:bidi="ar-SA"/>
+              </w:rPr>
+            </w:pPr>
+            <w:r>
+              <w:rPr>
+                <w:rFonts w:eastAsia="Cambria" w:cs=""/>
+                <w:kern w:val="0"/>
+                <w:sz w:val="24"/>
+                <w:szCs w:val="24"/>
+                <w:lang w:val="en-US" w:eastAsia="en-US" w:bidi="ar-SA"/>
+              </w:rPr>
+              <w:t>1</w:t>
+            </w:r>
+          </w:p>
+        </w:tc>
+        <w:tc>
+          <w:tcPr>
+            <w:tcW w:w="3120" w:type="dxa"/>
+            <w:tcBorders/>
+          </w:tcPr>
+          <w:p>
+            <w:pPr>
+              <w:pStyle w:val="Compact"/>
+              <w:widowControl/>
+              <w:spacing w:before="36" w:after="36"/>
+              <w:jc w:val="left"/>
+              <w:rPr>
+                <w:rFonts w:ascii="Cambria" w:hAnsi="Cambria" w:eastAsia="Cambria" w:cs=""/>
+                <w:kern w:val="0"/>
+                <w:sz w:val="24"/>
+                <w:szCs w:val="24"/>
+                <w:lang w:val="en-US" w:eastAsia="en-US" w:bidi="ar-SA"/>
+              </w:rPr>
+            </w:pPr>
+            <w:r>
+              <w:rPr>
+                <w:rFonts w:eastAsia="Cambria" w:cs=""/>
+                <w:kern w:val="0"/>
+                <w:sz w:val="24"/>
+                <w:szCs w:val="24"/>
+                <w:lang w:val="en-US" w:eastAsia="en-US" w:bidi="ar-SA"/>
+              </w:rPr>
+              <w:t>APB bus clock. All APB signals are synchronous to this clock.</w:t>
+            </w:r>
+          </w:p>
+        </w:tc>
+      </w:tr>
+      <w:tr>
+        <w:trPr/>
+        <w:tc>
+          <w:tcPr>
+            <w:tcW w:w="1919" w:type="dxa"/>
+            <w:tcBorders/>
+          </w:tcPr>
+          <w:p>
+            <w:pPr>
+              <w:pStyle w:val="Compact"/>
+              <w:widowControl/>
+              <w:spacing w:before="36" w:after="36"/>
+              <w:jc w:val="left"/>
+              <w:rPr>
+                <w:rFonts w:ascii="Cambria" w:hAnsi="Cambria" w:eastAsia="Cambria" w:cs=""/>
+                <w:kern w:val="0"/>
+                <w:sz w:val="24"/>
+                <w:szCs w:val="24"/>
+                <w:lang w:val="en-US" w:eastAsia="en-US" w:bidi="ar-SA"/>
+              </w:rPr>
+            </w:pPr>
+            <w:r>
+              <w:rPr>
+                <w:rStyle w:val="VerbatimChar"/>
+                <w:rFonts w:eastAsia="Cambria" w:cs=""/>
+                <w:kern w:val="0"/>
+                <w:szCs w:val="24"/>
+                <w:lang w:val="en-US" w:eastAsia="en-US" w:bidi="ar-SA"/>
+              </w:rPr>
+              <w:t>presetn</w:t>
+            </w:r>
+          </w:p>
+        </w:tc>
+        <w:tc>
+          <w:tcPr>
+            <w:tcW w:w="2640" w:type="dxa"/>
+            <w:tcBorders/>
+          </w:tcPr>
+          <w:p>
+            <w:pPr>
+              <w:pStyle w:val="Compact"/>
+              <w:widowControl/>
+              <w:spacing w:before="36" w:after="36"/>
+              <w:jc w:val="left"/>
+              <w:rPr>
+                <w:rFonts w:ascii="Cambria" w:hAnsi="Cambria" w:eastAsia="Cambria" w:cs=""/>
+                <w:kern w:val="0"/>
+                <w:sz w:val="24"/>
+                <w:szCs w:val="24"/>
+                <w:lang w:val="en-US" w:eastAsia="en-US" w:bidi="ar-SA"/>
+              </w:rPr>
+            </w:pPr>
+            <w:r>
+              <w:rPr>
+                <w:rFonts w:eastAsia="Cambria" w:cs=""/>
+                <w:kern w:val="0"/>
+                <w:sz w:val="24"/>
+                <w:szCs w:val="24"/>
+                <w:lang w:val="en-US" w:eastAsia="en-US" w:bidi="ar-SA"/>
+              </w:rPr>
+              <w:t>Input</w:t>
+            </w:r>
+          </w:p>
+        </w:tc>
+        <w:tc>
+          <w:tcPr>
+            <w:tcW w:w="1680" w:type="dxa"/>
+            <w:tcBorders/>
+          </w:tcPr>
+          <w:p>
+            <w:pPr>
+              <w:pStyle w:val="Compact"/>
+              <w:widowControl/>
+              <w:spacing w:before="36" w:after="36"/>
+              <w:jc w:val="left"/>
+              <w:rPr>
+                <w:rFonts w:ascii="Cambria" w:hAnsi="Cambria" w:eastAsia="Cambria" w:cs=""/>
+                <w:kern w:val="0"/>
+                <w:sz w:val="24"/>
+                <w:szCs w:val="24"/>
+                <w:lang w:val="en-US" w:eastAsia="en-US" w:bidi="ar-SA"/>
+              </w:rPr>
+            </w:pPr>
+            <w:r>
+              <w:rPr>
+                <w:rFonts w:eastAsia="Cambria" w:cs=""/>
+                <w:kern w:val="0"/>
+                <w:sz w:val="24"/>
+                <w:szCs w:val="24"/>
+                <w:lang w:val="en-US" w:eastAsia="en-US" w:bidi="ar-SA"/>
+              </w:rPr>
+              <w:t>1</w:t>
+            </w:r>
+          </w:p>
+        </w:tc>
+        <w:tc>
+          <w:tcPr>
+            <w:tcW w:w="3120" w:type="dxa"/>
+            <w:tcBorders/>
+          </w:tcPr>
+          <w:p>
+            <w:pPr>
+              <w:pStyle w:val="Compact"/>
+              <w:widowControl/>
+              <w:spacing w:before="36" w:after="36"/>
+              <w:jc w:val="left"/>
+              <w:rPr>
+                <w:rFonts w:ascii="Cambria" w:hAnsi="Cambria" w:eastAsia="Cambria" w:cs=""/>
+                <w:kern w:val="0"/>
+                <w:sz w:val="24"/>
+                <w:szCs w:val="24"/>
+                <w:lang w:val="en-US" w:eastAsia="en-US" w:bidi="ar-SA"/>
+              </w:rPr>
+            </w:pPr>
+            <w:r>
+              <w:rPr>
+                <w:rFonts w:eastAsia="Cambria" w:cs=""/>
+                <w:kern w:val="0"/>
+                <w:sz w:val="24"/>
+                <w:szCs w:val="24"/>
+                <w:lang w:val="en-US" w:eastAsia="en-US" w:bidi="ar-SA"/>
+              </w:rPr>
+              <w:t>APB reset, active-low. Asynchronous assertion, synchronous deassertion (generated register file is the exception – it resets synchronously; see ch01 clocks).</w:t>
+            </w:r>
+          </w:p>
+        </w:tc>
+      </w:tr>
+    </w:tbl>
     <w:p>
       <w:pPr>
         <w:pStyle w:val="BodyText"/>
@@ -24440,195 +24832,1528 @@
         </w:rPr>
         <w:t>APB Interface Signals:</w:t>
       </w:r>
-      <w:r>
-        <w:rPr>
-          <w:sz w:val="20"/>
-        </w:rPr>
-        <w:t xml:space="preserve"> | Signal | Direction | Width | Description | |——–|———–|——-|————-| | </w:t>
-      </w:r>
-      <w:r>
-        <w:rPr>
-          <w:rStyle w:val="VerbatimChar"/>
-          <w:sz w:val="20"/>
-        </w:rPr>
-        <w:t>s_apb_PADDR</w:t>
-      </w:r>
-      <w:r>
-        <w:rPr>
-          <w:sz w:val="20"/>
-        </w:rPr>
-        <w:t xml:space="preserve"> | Input | 12 | APB address. All 12 bits are compared against the seven mapped registers; anything else is dropped with PSLVERR. See Address Map below. | | </w:t>
-      </w:r>
-      <w:r>
-        <w:rPr>
-          <w:rStyle w:val="VerbatimChar"/>
-          <w:sz w:val="20"/>
-        </w:rPr>
-        <w:t>s_apb_PSEL</w:t>
-      </w:r>
-      <w:r>
-        <w:rPr>
-          <w:sz w:val="20"/>
-        </w:rPr>
-        <w:t xml:space="preserve"> | Input | 1 | APB select. Asserted by interconnect when this peripheral is accessed. | | </w:t>
-      </w:r>
-      <w:r>
-        <w:rPr>
-          <w:rStyle w:val="VerbatimChar"/>
-          <w:sz w:val="20"/>
-        </w:rPr>
-        <w:t>s_apb_PENABLE</w:t>
-      </w:r>
-      <w:r>
-        <w:rPr>
-          <w:sz w:val="20"/>
-        </w:rPr>
-        <w:t xml:space="preserve"> | Input | 1 | APB enable. Asserted in second cycle of transfer (access phase). | | </w:t>
-      </w:r>
-      <w:r>
-        <w:rPr>
-          <w:rStyle w:val="VerbatimChar"/>
-          <w:sz w:val="20"/>
-        </w:rPr>
-        <w:t>s_apb_PWRITE</w:t>
-      </w:r>
-      <w:r>
-        <w:rPr>
-          <w:sz w:val="20"/>
-        </w:rPr>
-        <w:t xml:space="preserve"> | Input | 1 | APB write/read. 1=write, 0=read. | | </w:t>
-      </w:r>
-      <w:r>
-        <w:rPr>
-          <w:rStyle w:val="VerbatimChar"/>
-          <w:sz w:val="20"/>
-        </w:rPr>
-        <w:t>s_apb_PWDATA</w:t>
-      </w:r>
-      <w:r>
-        <w:rPr>
-          <w:sz w:val="20"/>
-        </w:rPr>
-        <w:t xml:space="preserve"> | Input | 32 | APB write data. Valid only when </w:t>
-      </w:r>
-      <w:r>
-        <w:rPr>
-          <w:rStyle w:val="VerbatimChar"/>
-          <w:sz w:val="20"/>
-        </w:rPr>
-        <w:t>s_apb_PWRITE=1</w:t>
-      </w:r>
-      <w:r>
-        <w:rPr>
-          <w:sz w:val="20"/>
-        </w:rPr>
-        <w:t xml:space="preserve">. | | </w:t>
-      </w:r>
-      <w:r>
-        <w:rPr>
-          <w:rStyle w:val="VerbatimChar"/>
-          <w:sz w:val="20"/>
-        </w:rPr>
-        <w:t>s_apb_PSTRB</w:t>
-      </w:r>
-      <w:r>
-        <w:rPr>
-          <w:sz w:val="20"/>
-        </w:rPr>
-        <w:t xml:space="preserve"> | Input | 4 | APB write strobes (byte lane enables). Honoured all the way through: the register block merges the strobed bytes into the stored value, and a counter load takes that merged value, so a PSTRB=0x1 write to COUNTERx_DATA loads {stored high byte, new low byte}. A write that strobes none of a register’s bytes changes nothing and fires no command. | | </w:t>
-      </w:r>
-      <w:r>
-        <w:rPr>
-          <w:rStyle w:val="VerbatimChar"/>
-          <w:sz w:val="20"/>
-        </w:rPr>
-        <w:t>s_apb_PPROT</w:t>
-      </w:r>
-      <w:r>
-        <w:rPr>
-          <w:sz w:val="20"/>
-        </w:rPr>
-        <w:t xml:space="preserve"> | Input | 3 | APB protection attributes. Accepted for protocol completeness; not used by the decode. | | </w:t>
-      </w:r>
-      <w:r>
-        <w:rPr>
-          <w:rStyle w:val="VerbatimChar"/>
-          <w:sz w:val="20"/>
-        </w:rPr>
-        <w:t>s_apb_PRDATA</w:t>
-      </w:r>
-      <w:r>
-        <w:rPr>
-          <w:sz w:val="20"/>
-        </w:rPr>
-        <w:t xml:space="preserve"> | Output | 32 | APB read data. Valid when </w:t>
-      </w:r>
-      <w:r>
-        <w:rPr>
-          <w:rStyle w:val="VerbatimChar"/>
-          <w:sz w:val="20"/>
-        </w:rPr>
-        <w:t>s_apb_PREADY=1</w:t>
-      </w:r>
-      <w:r>
-        <w:rPr>
-          <w:sz w:val="20"/>
-        </w:rPr>
-        <w:t xml:space="preserve"> and </w:t>
-      </w:r>
-      <w:r>
-        <w:rPr>
-          <w:rStyle w:val="VerbatimChar"/>
-          <w:sz w:val="20"/>
-        </w:rPr>
-        <w:t>s_apb_PWRITE=0</w:t>
-      </w:r>
-      <w:r>
-        <w:rPr>
-          <w:sz w:val="20"/>
-        </w:rPr>
-        <w:t xml:space="preserve">. | | </w:t>
-      </w:r>
-      <w:r>
-        <w:rPr>
-          <w:rStyle w:val="VerbatimChar"/>
-          <w:sz w:val="20"/>
-        </w:rPr>
-        <w:t>s_apb_PREADY</w:t>
-      </w:r>
-      <w:r>
-        <w:rPr>
-          <w:sz w:val="20"/>
-        </w:rPr>
-        <w:t xml:space="preserve"> | Output | 1 | APB ready. The wrapper converts APB to an internal command/response handshake, so PREADY inserts wait states: 5 </w:t>
-      </w:r>
-      <w:r>
-        <w:rPr>
-          <w:rStyle w:val="VerbatimChar"/>
-          <w:sz w:val="20"/>
-        </w:rPr>
-        <w:t>pclk</w:t>
-      </w:r>
-      <w:r>
-        <w:rPr>
-          <w:sz w:val="20"/>
-        </w:rPr>
-        <w:t xml:space="preserve"> cycles single-clock (Figure 3.1), about 10 across the CDC (clock-ratio dependent). | | </w:t>
-      </w:r>
-      <w:r>
-        <w:rPr>
-          <w:rStyle w:val="VerbatimChar"/>
-          <w:sz w:val="20"/>
-        </w:rPr>
-        <w:t>s_apb_PSLVERR</w:t>
-      </w:r>
-      <w:r>
-        <w:rPr>
-          <w:sz w:val="20"/>
-        </w:rPr>
-        <w:t xml:space="preserve"> | Output | 1 | APB slave error. Asserted for any access whose address is not one of the seven mapped registers: the write is ignored, the read returns 0, and the transfer completes with PSLVERR high. Mapped accesses never error. |</w:t>
-      </w:r>
     </w:p>
+    <w:tbl>
+      <w:tblPr>
+        <w:tblStyle w:val="Table"/>
+        <w:tblW w:w="5000" w:type="pct"/>
+        <w:jc w:val="left"/>
+        <w:tblInd w:w="108" w:type="dxa"/>
+        <w:tblLayout w:type="fixed"/>
+        <w:tblCellMar>
+          <w:top w:w="0" w:type="dxa"/>
+          <w:left w:w="108" w:type="dxa"/>
+          <w:bottom w:w="0" w:type="dxa"/>
+          <w:right w:w="108" w:type="dxa"/>
+        </w:tblCellMar>
+        <w:tblLook w:val="0020" w:noHBand="0" w:noVBand="0" w:firstColumn="0" w:lastRow="0" w:lastColumn="0" w:firstRow="1"/>
+      </w:tblPr>
+      <w:tblGrid>
+        <w:gridCol w:w="1919"/>
+        <w:gridCol w:w="2640"/>
+        <w:gridCol w:w="1680"/>
+        <w:gridCol w:w="3120"/>
+      </w:tblGrid>
+      <w:tr>
+        <w:trPr>
+          <w:tblHeader w:val="true"/>
+        </w:trPr>
+        <w:tc>
+          <w:tcPr>
+            <w:tcW w:w="1919" w:type="dxa"/>
+            <w:tcBorders>
+              <w:bottom w:val="single" w:sz="6" w:space="0" w:color="000000"/>
+            </w:tcBorders>
+            <w:shd w:color="auto" w:fill="E0E0E0" w:val="clear"/>
+            <w:vAlign w:val="bottom"/>
+          </w:tcPr>
+          <w:p>
+            <w:pPr>
+              <w:pStyle w:val="Compact"/>
+              <w:widowControl/>
+              <w:spacing w:before="36" w:after="36"/>
+              <w:jc w:val="left"/>
+              <w:rPr>
+                <w:rFonts w:ascii="Cambria" w:hAnsi="Cambria" w:eastAsia="Cambria" w:cs=""/>
+                <w:kern w:val="0"/>
+                <w:sz w:val="24"/>
+                <w:szCs w:val="24"/>
+                <w:lang w:val="en-US" w:eastAsia="en-US" w:bidi="ar-SA"/>
+              </w:rPr>
+            </w:pPr>
+            <w:r>
+              <w:rPr>
+                <w:rFonts w:eastAsia="Cambria" w:cs=""/>
+                <w:b/>
+                <w:kern w:val="0"/>
+                <w:sz w:val="20"/>
+                <w:szCs w:val="24"/>
+                <w:lang w:val="en-US" w:eastAsia="en-US" w:bidi="ar-SA"/>
+              </w:rPr>
+              <w:t>Signal</w:t>
+            </w:r>
+          </w:p>
+        </w:tc>
+        <w:tc>
+          <w:tcPr>
+            <w:tcW w:w="2640" w:type="dxa"/>
+            <w:tcBorders>
+              <w:bottom w:val="single" w:sz="6" w:space="0" w:color="000000"/>
+            </w:tcBorders>
+            <w:shd w:color="auto" w:fill="E0E0E0" w:val="clear"/>
+            <w:vAlign w:val="bottom"/>
+          </w:tcPr>
+          <w:p>
+            <w:pPr>
+              <w:pStyle w:val="Compact"/>
+              <w:widowControl/>
+              <w:spacing w:before="36" w:after="36"/>
+              <w:jc w:val="left"/>
+              <w:rPr>
+                <w:rFonts w:ascii="Cambria" w:hAnsi="Cambria" w:eastAsia="Cambria" w:cs=""/>
+                <w:kern w:val="0"/>
+                <w:sz w:val="24"/>
+                <w:szCs w:val="24"/>
+                <w:lang w:val="en-US" w:eastAsia="en-US" w:bidi="ar-SA"/>
+              </w:rPr>
+            </w:pPr>
+            <w:r>
+              <w:rPr>
+                <w:rFonts w:eastAsia="Cambria" w:cs=""/>
+                <w:b/>
+                <w:kern w:val="0"/>
+                <w:sz w:val="20"/>
+                <w:szCs w:val="24"/>
+                <w:lang w:val="en-US" w:eastAsia="en-US" w:bidi="ar-SA"/>
+              </w:rPr>
+              <w:t>Direction</w:t>
+            </w:r>
+          </w:p>
+        </w:tc>
+        <w:tc>
+          <w:tcPr>
+            <w:tcW w:w="1680" w:type="dxa"/>
+            <w:tcBorders>
+              <w:bottom w:val="single" w:sz="6" w:space="0" w:color="000000"/>
+            </w:tcBorders>
+            <w:shd w:color="auto" w:fill="E0E0E0" w:val="clear"/>
+            <w:vAlign w:val="bottom"/>
+          </w:tcPr>
+          <w:p>
+            <w:pPr>
+              <w:pStyle w:val="Compact"/>
+              <w:widowControl/>
+              <w:spacing w:before="36" w:after="36"/>
+              <w:jc w:val="left"/>
+              <w:rPr>
+                <w:rFonts w:ascii="Cambria" w:hAnsi="Cambria" w:eastAsia="Cambria" w:cs=""/>
+                <w:kern w:val="0"/>
+                <w:sz w:val="24"/>
+                <w:szCs w:val="24"/>
+                <w:lang w:val="en-US" w:eastAsia="en-US" w:bidi="ar-SA"/>
+              </w:rPr>
+            </w:pPr>
+            <w:r>
+              <w:rPr>
+                <w:rFonts w:eastAsia="Cambria" w:cs=""/>
+                <w:b/>
+                <w:kern w:val="0"/>
+                <w:sz w:val="20"/>
+                <w:szCs w:val="24"/>
+                <w:lang w:val="en-US" w:eastAsia="en-US" w:bidi="ar-SA"/>
+              </w:rPr>
+              <w:t>Width</w:t>
+            </w:r>
+          </w:p>
+        </w:tc>
+        <w:tc>
+          <w:tcPr>
+            <w:tcW w:w="3120" w:type="dxa"/>
+            <w:tcBorders>
+              <w:bottom w:val="single" w:sz="6" w:space="0" w:color="000000"/>
+            </w:tcBorders>
+            <w:shd w:color="auto" w:fill="E0E0E0" w:val="clear"/>
+            <w:vAlign w:val="bottom"/>
+          </w:tcPr>
+          <w:p>
+            <w:pPr>
+              <w:pStyle w:val="Compact"/>
+              <w:widowControl/>
+              <w:spacing w:before="36" w:after="36"/>
+              <w:jc w:val="left"/>
+              <w:rPr>
+                <w:rFonts w:ascii="Cambria" w:hAnsi="Cambria" w:eastAsia="Cambria" w:cs=""/>
+                <w:kern w:val="0"/>
+                <w:sz w:val="24"/>
+                <w:szCs w:val="24"/>
+                <w:lang w:val="en-US" w:eastAsia="en-US" w:bidi="ar-SA"/>
+              </w:rPr>
+            </w:pPr>
+            <w:r>
+              <w:rPr>
+                <w:rFonts w:eastAsia="Cambria" w:cs=""/>
+                <w:b/>
+                <w:kern w:val="0"/>
+                <w:sz w:val="20"/>
+                <w:szCs w:val="24"/>
+                <w:lang w:val="en-US" w:eastAsia="en-US" w:bidi="ar-SA"/>
+              </w:rPr>
+              <w:t>Description</w:t>
+            </w:r>
+          </w:p>
+        </w:tc>
+      </w:tr>
+      <w:tr>
+        <w:trPr/>
+        <w:tc>
+          <w:tcPr>
+            <w:tcW w:w="1919" w:type="dxa"/>
+            <w:tcBorders/>
+          </w:tcPr>
+          <w:p>
+            <w:pPr>
+              <w:pStyle w:val="Compact"/>
+              <w:widowControl/>
+              <w:spacing w:before="36" w:after="36"/>
+              <w:jc w:val="left"/>
+              <w:rPr>
+                <w:rFonts w:ascii="Cambria" w:hAnsi="Cambria" w:eastAsia="Cambria" w:cs=""/>
+                <w:kern w:val="0"/>
+                <w:sz w:val="24"/>
+                <w:szCs w:val="24"/>
+                <w:lang w:val="en-US" w:eastAsia="en-US" w:bidi="ar-SA"/>
+              </w:rPr>
+            </w:pPr>
+            <w:r>
+              <w:rPr>
+                <w:rStyle w:val="VerbatimChar"/>
+                <w:rFonts w:eastAsia="Cambria" w:cs=""/>
+                <w:kern w:val="0"/>
+                <w:szCs w:val="24"/>
+                <w:lang w:val="en-US" w:eastAsia="en-US" w:bidi="ar-SA"/>
+              </w:rPr>
+              <w:t>s_apb_PADDR</w:t>
+            </w:r>
+          </w:p>
+        </w:tc>
+        <w:tc>
+          <w:tcPr>
+            <w:tcW w:w="2640" w:type="dxa"/>
+            <w:tcBorders/>
+          </w:tcPr>
+          <w:p>
+            <w:pPr>
+              <w:pStyle w:val="Compact"/>
+              <w:widowControl/>
+              <w:spacing w:before="36" w:after="36"/>
+              <w:jc w:val="left"/>
+              <w:rPr>
+                <w:rFonts w:ascii="Cambria" w:hAnsi="Cambria" w:eastAsia="Cambria" w:cs=""/>
+                <w:kern w:val="0"/>
+                <w:sz w:val="24"/>
+                <w:szCs w:val="24"/>
+                <w:lang w:val="en-US" w:eastAsia="en-US" w:bidi="ar-SA"/>
+              </w:rPr>
+            </w:pPr>
+            <w:r>
+              <w:rPr>
+                <w:rFonts w:eastAsia="Cambria" w:cs=""/>
+                <w:kern w:val="0"/>
+                <w:sz w:val="24"/>
+                <w:szCs w:val="24"/>
+                <w:lang w:val="en-US" w:eastAsia="en-US" w:bidi="ar-SA"/>
+              </w:rPr>
+              <w:t>Input</w:t>
+            </w:r>
+          </w:p>
+        </w:tc>
+        <w:tc>
+          <w:tcPr>
+            <w:tcW w:w="1680" w:type="dxa"/>
+            <w:tcBorders/>
+          </w:tcPr>
+          <w:p>
+            <w:pPr>
+              <w:pStyle w:val="Compact"/>
+              <w:widowControl/>
+              <w:spacing w:before="36" w:after="36"/>
+              <w:jc w:val="left"/>
+              <w:rPr>
+                <w:rFonts w:ascii="Cambria" w:hAnsi="Cambria" w:eastAsia="Cambria" w:cs=""/>
+                <w:kern w:val="0"/>
+                <w:sz w:val="24"/>
+                <w:szCs w:val="24"/>
+                <w:lang w:val="en-US" w:eastAsia="en-US" w:bidi="ar-SA"/>
+              </w:rPr>
+            </w:pPr>
+            <w:r>
+              <w:rPr>
+                <w:rFonts w:eastAsia="Cambria" w:cs=""/>
+                <w:kern w:val="0"/>
+                <w:sz w:val="24"/>
+                <w:szCs w:val="24"/>
+                <w:lang w:val="en-US" w:eastAsia="en-US" w:bidi="ar-SA"/>
+              </w:rPr>
+              <w:t>12</w:t>
+            </w:r>
+          </w:p>
+        </w:tc>
+        <w:tc>
+          <w:tcPr>
+            <w:tcW w:w="3120" w:type="dxa"/>
+            <w:tcBorders/>
+          </w:tcPr>
+          <w:p>
+            <w:pPr>
+              <w:pStyle w:val="Compact"/>
+              <w:widowControl/>
+              <w:spacing w:before="36" w:after="36"/>
+              <w:jc w:val="left"/>
+              <w:rPr>
+                <w:rFonts w:ascii="Cambria" w:hAnsi="Cambria" w:eastAsia="Cambria" w:cs=""/>
+                <w:kern w:val="0"/>
+                <w:sz w:val="24"/>
+                <w:szCs w:val="24"/>
+                <w:lang w:val="en-US" w:eastAsia="en-US" w:bidi="ar-SA"/>
+              </w:rPr>
+            </w:pPr>
+            <w:r>
+              <w:rPr>
+                <w:rFonts w:eastAsia="Cambria" w:cs=""/>
+                <w:kern w:val="0"/>
+                <w:sz w:val="24"/>
+                <w:szCs w:val="24"/>
+                <w:lang w:val="en-US" w:eastAsia="en-US" w:bidi="ar-SA"/>
+              </w:rPr>
+              <w:t>APB address. All 12 bits are compared against the seven mapped registers; anything else is dropped with PSLVERR. See Address Map below.</w:t>
+            </w:r>
+          </w:p>
+        </w:tc>
+      </w:tr>
+      <w:tr>
+        <w:trPr/>
+        <w:tc>
+          <w:tcPr>
+            <w:tcW w:w="1919" w:type="dxa"/>
+            <w:tcBorders/>
+          </w:tcPr>
+          <w:p>
+            <w:pPr>
+              <w:pStyle w:val="Compact"/>
+              <w:widowControl/>
+              <w:spacing w:before="36" w:after="36"/>
+              <w:jc w:val="left"/>
+              <w:rPr>
+                <w:rFonts w:ascii="Cambria" w:hAnsi="Cambria" w:eastAsia="Cambria" w:cs=""/>
+                <w:kern w:val="0"/>
+                <w:sz w:val="24"/>
+                <w:szCs w:val="24"/>
+                <w:lang w:val="en-US" w:eastAsia="en-US" w:bidi="ar-SA"/>
+              </w:rPr>
+            </w:pPr>
+            <w:r>
+              <w:rPr>
+                <w:rStyle w:val="VerbatimChar"/>
+                <w:rFonts w:eastAsia="Cambria" w:cs=""/>
+                <w:kern w:val="0"/>
+                <w:szCs w:val="24"/>
+                <w:lang w:val="en-US" w:eastAsia="en-US" w:bidi="ar-SA"/>
+              </w:rPr>
+              <w:t>s_apb_PSEL</w:t>
+            </w:r>
+          </w:p>
+        </w:tc>
+        <w:tc>
+          <w:tcPr>
+            <w:tcW w:w="2640" w:type="dxa"/>
+            <w:tcBorders/>
+          </w:tcPr>
+          <w:p>
+            <w:pPr>
+              <w:pStyle w:val="Compact"/>
+              <w:widowControl/>
+              <w:spacing w:before="36" w:after="36"/>
+              <w:jc w:val="left"/>
+              <w:rPr>
+                <w:rFonts w:ascii="Cambria" w:hAnsi="Cambria" w:eastAsia="Cambria" w:cs=""/>
+                <w:kern w:val="0"/>
+                <w:sz w:val="24"/>
+                <w:szCs w:val="24"/>
+                <w:lang w:val="en-US" w:eastAsia="en-US" w:bidi="ar-SA"/>
+              </w:rPr>
+            </w:pPr>
+            <w:r>
+              <w:rPr>
+                <w:rFonts w:eastAsia="Cambria" w:cs=""/>
+                <w:kern w:val="0"/>
+                <w:sz w:val="24"/>
+                <w:szCs w:val="24"/>
+                <w:lang w:val="en-US" w:eastAsia="en-US" w:bidi="ar-SA"/>
+              </w:rPr>
+              <w:t>Input</w:t>
+            </w:r>
+          </w:p>
+        </w:tc>
+        <w:tc>
+          <w:tcPr>
+            <w:tcW w:w="1680" w:type="dxa"/>
+            <w:tcBorders/>
+          </w:tcPr>
+          <w:p>
+            <w:pPr>
+              <w:pStyle w:val="Compact"/>
+              <w:widowControl/>
+              <w:spacing w:before="36" w:after="36"/>
+              <w:jc w:val="left"/>
+              <w:rPr>
+                <w:rFonts w:ascii="Cambria" w:hAnsi="Cambria" w:eastAsia="Cambria" w:cs=""/>
+                <w:kern w:val="0"/>
+                <w:sz w:val="24"/>
+                <w:szCs w:val="24"/>
+                <w:lang w:val="en-US" w:eastAsia="en-US" w:bidi="ar-SA"/>
+              </w:rPr>
+            </w:pPr>
+            <w:r>
+              <w:rPr>
+                <w:rFonts w:eastAsia="Cambria" w:cs=""/>
+                <w:kern w:val="0"/>
+                <w:sz w:val="24"/>
+                <w:szCs w:val="24"/>
+                <w:lang w:val="en-US" w:eastAsia="en-US" w:bidi="ar-SA"/>
+              </w:rPr>
+              <w:t>1</w:t>
+            </w:r>
+          </w:p>
+        </w:tc>
+        <w:tc>
+          <w:tcPr>
+            <w:tcW w:w="3120" w:type="dxa"/>
+            <w:tcBorders/>
+          </w:tcPr>
+          <w:p>
+            <w:pPr>
+              <w:pStyle w:val="Compact"/>
+              <w:widowControl/>
+              <w:spacing w:before="36" w:after="36"/>
+              <w:jc w:val="left"/>
+              <w:rPr>
+                <w:rFonts w:ascii="Cambria" w:hAnsi="Cambria" w:eastAsia="Cambria" w:cs=""/>
+                <w:kern w:val="0"/>
+                <w:sz w:val="24"/>
+                <w:szCs w:val="24"/>
+                <w:lang w:val="en-US" w:eastAsia="en-US" w:bidi="ar-SA"/>
+              </w:rPr>
+            </w:pPr>
+            <w:r>
+              <w:rPr>
+                <w:rFonts w:eastAsia="Cambria" w:cs=""/>
+                <w:kern w:val="0"/>
+                <w:sz w:val="24"/>
+                <w:szCs w:val="24"/>
+                <w:lang w:val="en-US" w:eastAsia="en-US" w:bidi="ar-SA"/>
+              </w:rPr>
+              <w:t>APB select. Asserted by interconnect when this peripheral is accessed.</w:t>
+            </w:r>
+          </w:p>
+        </w:tc>
+      </w:tr>
+      <w:tr>
+        <w:trPr/>
+        <w:tc>
+          <w:tcPr>
+            <w:tcW w:w="1919" w:type="dxa"/>
+            <w:tcBorders/>
+          </w:tcPr>
+          <w:p>
+            <w:pPr>
+              <w:pStyle w:val="Compact"/>
+              <w:widowControl/>
+              <w:spacing w:before="36" w:after="36"/>
+              <w:jc w:val="left"/>
+              <w:rPr>
+                <w:rFonts w:ascii="Cambria" w:hAnsi="Cambria" w:eastAsia="Cambria" w:cs=""/>
+                <w:kern w:val="0"/>
+                <w:sz w:val="24"/>
+                <w:szCs w:val="24"/>
+                <w:lang w:val="en-US" w:eastAsia="en-US" w:bidi="ar-SA"/>
+              </w:rPr>
+            </w:pPr>
+            <w:r>
+              <w:rPr>
+                <w:rStyle w:val="VerbatimChar"/>
+                <w:rFonts w:eastAsia="Cambria" w:cs=""/>
+                <w:kern w:val="0"/>
+                <w:szCs w:val="24"/>
+                <w:lang w:val="en-US" w:eastAsia="en-US" w:bidi="ar-SA"/>
+              </w:rPr>
+              <w:t>s_apb_PENABLE</w:t>
+            </w:r>
+          </w:p>
+        </w:tc>
+        <w:tc>
+          <w:tcPr>
+            <w:tcW w:w="2640" w:type="dxa"/>
+            <w:tcBorders/>
+          </w:tcPr>
+          <w:p>
+            <w:pPr>
+              <w:pStyle w:val="Compact"/>
+              <w:widowControl/>
+              <w:spacing w:before="36" w:after="36"/>
+              <w:jc w:val="left"/>
+              <w:rPr>
+                <w:rFonts w:ascii="Cambria" w:hAnsi="Cambria" w:eastAsia="Cambria" w:cs=""/>
+                <w:kern w:val="0"/>
+                <w:sz w:val="24"/>
+                <w:szCs w:val="24"/>
+                <w:lang w:val="en-US" w:eastAsia="en-US" w:bidi="ar-SA"/>
+              </w:rPr>
+            </w:pPr>
+            <w:r>
+              <w:rPr>
+                <w:rFonts w:eastAsia="Cambria" w:cs=""/>
+                <w:kern w:val="0"/>
+                <w:sz w:val="24"/>
+                <w:szCs w:val="24"/>
+                <w:lang w:val="en-US" w:eastAsia="en-US" w:bidi="ar-SA"/>
+              </w:rPr>
+              <w:t>Input</w:t>
+            </w:r>
+          </w:p>
+        </w:tc>
+        <w:tc>
+          <w:tcPr>
+            <w:tcW w:w="1680" w:type="dxa"/>
+            <w:tcBorders/>
+          </w:tcPr>
+          <w:p>
+            <w:pPr>
+              <w:pStyle w:val="Compact"/>
+              <w:widowControl/>
+              <w:spacing w:before="36" w:after="36"/>
+              <w:jc w:val="left"/>
+              <w:rPr>
+                <w:rFonts w:ascii="Cambria" w:hAnsi="Cambria" w:eastAsia="Cambria" w:cs=""/>
+                <w:kern w:val="0"/>
+                <w:sz w:val="24"/>
+                <w:szCs w:val="24"/>
+                <w:lang w:val="en-US" w:eastAsia="en-US" w:bidi="ar-SA"/>
+              </w:rPr>
+            </w:pPr>
+            <w:r>
+              <w:rPr>
+                <w:rFonts w:eastAsia="Cambria" w:cs=""/>
+                <w:kern w:val="0"/>
+                <w:sz w:val="24"/>
+                <w:szCs w:val="24"/>
+                <w:lang w:val="en-US" w:eastAsia="en-US" w:bidi="ar-SA"/>
+              </w:rPr>
+              <w:t>1</w:t>
+            </w:r>
+          </w:p>
+        </w:tc>
+        <w:tc>
+          <w:tcPr>
+            <w:tcW w:w="3120" w:type="dxa"/>
+            <w:tcBorders/>
+          </w:tcPr>
+          <w:p>
+            <w:pPr>
+              <w:pStyle w:val="Compact"/>
+              <w:widowControl/>
+              <w:spacing w:before="36" w:after="36"/>
+              <w:jc w:val="left"/>
+              <w:rPr>
+                <w:rFonts w:ascii="Cambria" w:hAnsi="Cambria" w:eastAsia="Cambria" w:cs=""/>
+                <w:kern w:val="0"/>
+                <w:sz w:val="24"/>
+                <w:szCs w:val="24"/>
+                <w:lang w:val="en-US" w:eastAsia="en-US" w:bidi="ar-SA"/>
+              </w:rPr>
+            </w:pPr>
+            <w:r>
+              <w:rPr>
+                <w:rFonts w:eastAsia="Cambria" w:cs=""/>
+                <w:kern w:val="0"/>
+                <w:sz w:val="24"/>
+                <w:szCs w:val="24"/>
+                <w:lang w:val="en-US" w:eastAsia="en-US" w:bidi="ar-SA"/>
+              </w:rPr>
+              <w:t>APB enable. Asserted in second cycle of transfer (access phase).</w:t>
+            </w:r>
+          </w:p>
+        </w:tc>
+      </w:tr>
+      <w:tr>
+        <w:trPr/>
+        <w:tc>
+          <w:tcPr>
+            <w:tcW w:w="1919" w:type="dxa"/>
+            <w:tcBorders/>
+          </w:tcPr>
+          <w:p>
+            <w:pPr>
+              <w:pStyle w:val="Compact"/>
+              <w:widowControl/>
+              <w:spacing w:before="36" w:after="36"/>
+              <w:jc w:val="left"/>
+              <w:rPr>
+                <w:rFonts w:ascii="Cambria" w:hAnsi="Cambria" w:eastAsia="Cambria" w:cs=""/>
+                <w:kern w:val="0"/>
+                <w:sz w:val="24"/>
+                <w:szCs w:val="24"/>
+                <w:lang w:val="en-US" w:eastAsia="en-US" w:bidi="ar-SA"/>
+              </w:rPr>
+            </w:pPr>
+            <w:r>
+              <w:rPr>
+                <w:rStyle w:val="VerbatimChar"/>
+                <w:rFonts w:eastAsia="Cambria" w:cs=""/>
+                <w:kern w:val="0"/>
+                <w:szCs w:val="24"/>
+                <w:lang w:val="en-US" w:eastAsia="en-US" w:bidi="ar-SA"/>
+              </w:rPr>
+              <w:t>s_apb_PWRITE</w:t>
+            </w:r>
+          </w:p>
+        </w:tc>
+        <w:tc>
+          <w:tcPr>
+            <w:tcW w:w="2640" w:type="dxa"/>
+            <w:tcBorders/>
+          </w:tcPr>
+          <w:p>
+            <w:pPr>
+              <w:pStyle w:val="Compact"/>
+              <w:widowControl/>
+              <w:spacing w:before="36" w:after="36"/>
+              <w:jc w:val="left"/>
+              <w:rPr>
+                <w:rFonts w:ascii="Cambria" w:hAnsi="Cambria" w:eastAsia="Cambria" w:cs=""/>
+                <w:kern w:val="0"/>
+                <w:sz w:val="24"/>
+                <w:szCs w:val="24"/>
+                <w:lang w:val="en-US" w:eastAsia="en-US" w:bidi="ar-SA"/>
+              </w:rPr>
+            </w:pPr>
+            <w:r>
+              <w:rPr>
+                <w:rFonts w:eastAsia="Cambria" w:cs=""/>
+                <w:kern w:val="0"/>
+                <w:sz w:val="24"/>
+                <w:szCs w:val="24"/>
+                <w:lang w:val="en-US" w:eastAsia="en-US" w:bidi="ar-SA"/>
+              </w:rPr>
+              <w:t>Input</w:t>
+            </w:r>
+          </w:p>
+        </w:tc>
+        <w:tc>
+          <w:tcPr>
+            <w:tcW w:w="1680" w:type="dxa"/>
+            <w:tcBorders/>
+          </w:tcPr>
+          <w:p>
+            <w:pPr>
+              <w:pStyle w:val="Compact"/>
+              <w:widowControl/>
+              <w:spacing w:before="36" w:after="36"/>
+              <w:jc w:val="left"/>
+              <w:rPr>
+                <w:rFonts w:ascii="Cambria" w:hAnsi="Cambria" w:eastAsia="Cambria" w:cs=""/>
+                <w:kern w:val="0"/>
+                <w:sz w:val="24"/>
+                <w:szCs w:val="24"/>
+                <w:lang w:val="en-US" w:eastAsia="en-US" w:bidi="ar-SA"/>
+              </w:rPr>
+            </w:pPr>
+            <w:r>
+              <w:rPr>
+                <w:rFonts w:eastAsia="Cambria" w:cs=""/>
+                <w:kern w:val="0"/>
+                <w:sz w:val="24"/>
+                <w:szCs w:val="24"/>
+                <w:lang w:val="en-US" w:eastAsia="en-US" w:bidi="ar-SA"/>
+              </w:rPr>
+              <w:t>1</w:t>
+            </w:r>
+          </w:p>
+        </w:tc>
+        <w:tc>
+          <w:tcPr>
+            <w:tcW w:w="3120" w:type="dxa"/>
+            <w:tcBorders/>
+          </w:tcPr>
+          <w:p>
+            <w:pPr>
+              <w:pStyle w:val="Compact"/>
+              <w:widowControl/>
+              <w:spacing w:before="36" w:after="36"/>
+              <w:jc w:val="left"/>
+              <w:rPr>
+                <w:rFonts w:ascii="Cambria" w:hAnsi="Cambria" w:eastAsia="Cambria" w:cs=""/>
+                <w:kern w:val="0"/>
+                <w:sz w:val="24"/>
+                <w:szCs w:val="24"/>
+                <w:lang w:val="en-US" w:eastAsia="en-US" w:bidi="ar-SA"/>
+              </w:rPr>
+            </w:pPr>
+            <w:r>
+              <w:rPr>
+                <w:rFonts w:eastAsia="Cambria" w:cs=""/>
+                <w:kern w:val="0"/>
+                <w:sz w:val="24"/>
+                <w:szCs w:val="24"/>
+                <w:lang w:val="en-US" w:eastAsia="en-US" w:bidi="ar-SA"/>
+              </w:rPr>
+              <w:t>APB write/read. 1=write, 0=read.</w:t>
+            </w:r>
+          </w:p>
+        </w:tc>
+      </w:tr>
+      <w:tr>
+        <w:trPr/>
+        <w:tc>
+          <w:tcPr>
+            <w:tcW w:w="1919" w:type="dxa"/>
+            <w:tcBorders/>
+          </w:tcPr>
+          <w:p>
+            <w:pPr>
+              <w:pStyle w:val="Compact"/>
+              <w:widowControl/>
+              <w:spacing w:before="36" w:after="36"/>
+              <w:jc w:val="left"/>
+              <w:rPr>
+                <w:rFonts w:ascii="Cambria" w:hAnsi="Cambria" w:eastAsia="Cambria" w:cs=""/>
+                <w:kern w:val="0"/>
+                <w:sz w:val="24"/>
+                <w:szCs w:val="24"/>
+                <w:lang w:val="en-US" w:eastAsia="en-US" w:bidi="ar-SA"/>
+              </w:rPr>
+            </w:pPr>
+            <w:r>
+              <w:rPr>
+                <w:rStyle w:val="VerbatimChar"/>
+                <w:rFonts w:eastAsia="Cambria" w:cs=""/>
+                <w:kern w:val="0"/>
+                <w:szCs w:val="24"/>
+                <w:lang w:val="en-US" w:eastAsia="en-US" w:bidi="ar-SA"/>
+              </w:rPr>
+              <w:t>s_apb_PWDATA</w:t>
+            </w:r>
+          </w:p>
+        </w:tc>
+        <w:tc>
+          <w:tcPr>
+            <w:tcW w:w="2640" w:type="dxa"/>
+            <w:tcBorders/>
+          </w:tcPr>
+          <w:p>
+            <w:pPr>
+              <w:pStyle w:val="Compact"/>
+              <w:widowControl/>
+              <w:spacing w:before="36" w:after="36"/>
+              <w:jc w:val="left"/>
+              <w:rPr>
+                <w:rFonts w:ascii="Cambria" w:hAnsi="Cambria" w:eastAsia="Cambria" w:cs=""/>
+                <w:kern w:val="0"/>
+                <w:sz w:val="24"/>
+                <w:szCs w:val="24"/>
+                <w:lang w:val="en-US" w:eastAsia="en-US" w:bidi="ar-SA"/>
+              </w:rPr>
+            </w:pPr>
+            <w:r>
+              <w:rPr>
+                <w:rFonts w:eastAsia="Cambria" w:cs=""/>
+                <w:kern w:val="0"/>
+                <w:sz w:val="24"/>
+                <w:szCs w:val="24"/>
+                <w:lang w:val="en-US" w:eastAsia="en-US" w:bidi="ar-SA"/>
+              </w:rPr>
+              <w:t>Input</w:t>
+            </w:r>
+          </w:p>
+        </w:tc>
+        <w:tc>
+          <w:tcPr>
+            <w:tcW w:w="1680" w:type="dxa"/>
+            <w:tcBorders/>
+          </w:tcPr>
+          <w:p>
+            <w:pPr>
+              <w:pStyle w:val="Compact"/>
+              <w:widowControl/>
+              <w:spacing w:before="36" w:after="36"/>
+              <w:jc w:val="left"/>
+              <w:rPr>
+                <w:rFonts w:ascii="Cambria" w:hAnsi="Cambria" w:eastAsia="Cambria" w:cs=""/>
+                <w:kern w:val="0"/>
+                <w:sz w:val="24"/>
+                <w:szCs w:val="24"/>
+                <w:lang w:val="en-US" w:eastAsia="en-US" w:bidi="ar-SA"/>
+              </w:rPr>
+            </w:pPr>
+            <w:r>
+              <w:rPr>
+                <w:rFonts w:eastAsia="Cambria" w:cs=""/>
+                <w:kern w:val="0"/>
+                <w:sz w:val="24"/>
+                <w:szCs w:val="24"/>
+                <w:lang w:val="en-US" w:eastAsia="en-US" w:bidi="ar-SA"/>
+              </w:rPr>
+              <w:t>32</w:t>
+            </w:r>
+          </w:p>
+        </w:tc>
+        <w:tc>
+          <w:tcPr>
+            <w:tcW w:w="3120" w:type="dxa"/>
+            <w:tcBorders/>
+          </w:tcPr>
+          <w:p>
+            <w:pPr>
+              <w:pStyle w:val="Compact"/>
+              <w:widowControl/>
+              <w:spacing w:before="36" w:after="36"/>
+              <w:jc w:val="left"/>
+              <w:rPr>
+                <w:rFonts w:ascii="Cambria" w:hAnsi="Cambria" w:eastAsia="Cambria" w:cs=""/>
+                <w:kern w:val="0"/>
+                <w:sz w:val="24"/>
+                <w:szCs w:val="24"/>
+                <w:lang w:val="en-US" w:eastAsia="en-US" w:bidi="ar-SA"/>
+              </w:rPr>
+            </w:pPr>
+            <w:r>
+              <w:rPr>
+                <w:rFonts w:eastAsia="Cambria" w:cs=""/>
+                <w:kern w:val="0"/>
+                <w:sz w:val="24"/>
+                <w:szCs w:val="24"/>
+                <w:lang w:val="en-US" w:eastAsia="en-US" w:bidi="ar-SA"/>
+              </w:rPr>
+              <w:t xml:space="preserve">APB write data. Valid only when </w:t>
+            </w:r>
+            <w:r>
+              <w:rPr>
+                <w:rStyle w:val="VerbatimChar"/>
+                <w:rFonts w:eastAsia="Cambria" w:cs=""/>
+                <w:kern w:val="0"/>
+                <w:szCs w:val="24"/>
+                <w:lang w:val="en-US" w:eastAsia="en-US" w:bidi="ar-SA"/>
+              </w:rPr>
+              <w:t>s_apb_PWRITE=1</w:t>
+            </w:r>
+            <w:r>
+              <w:rPr>
+                <w:rFonts w:eastAsia="Cambria" w:cs=""/>
+                <w:kern w:val="0"/>
+                <w:sz w:val="24"/>
+                <w:szCs w:val="24"/>
+                <w:lang w:val="en-US" w:eastAsia="en-US" w:bidi="ar-SA"/>
+              </w:rPr>
+              <w:t>.</w:t>
+            </w:r>
+          </w:p>
+        </w:tc>
+      </w:tr>
+      <w:tr>
+        <w:trPr/>
+        <w:tc>
+          <w:tcPr>
+            <w:tcW w:w="1919" w:type="dxa"/>
+            <w:tcBorders/>
+          </w:tcPr>
+          <w:p>
+            <w:pPr>
+              <w:pStyle w:val="Compact"/>
+              <w:widowControl/>
+              <w:spacing w:before="36" w:after="36"/>
+              <w:jc w:val="left"/>
+              <w:rPr>
+                <w:rFonts w:ascii="Cambria" w:hAnsi="Cambria" w:eastAsia="Cambria" w:cs=""/>
+                <w:kern w:val="0"/>
+                <w:sz w:val="24"/>
+                <w:szCs w:val="24"/>
+                <w:lang w:val="en-US" w:eastAsia="en-US" w:bidi="ar-SA"/>
+              </w:rPr>
+            </w:pPr>
+            <w:r>
+              <w:rPr>
+                <w:rStyle w:val="VerbatimChar"/>
+                <w:rFonts w:eastAsia="Cambria" w:cs=""/>
+                <w:kern w:val="0"/>
+                <w:szCs w:val="24"/>
+                <w:lang w:val="en-US" w:eastAsia="en-US" w:bidi="ar-SA"/>
+              </w:rPr>
+              <w:t>s_apb_PSTRB</w:t>
+            </w:r>
+          </w:p>
+        </w:tc>
+        <w:tc>
+          <w:tcPr>
+            <w:tcW w:w="2640" w:type="dxa"/>
+            <w:tcBorders/>
+          </w:tcPr>
+          <w:p>
+            <w:pPr>
+              <w:pStyle w:val="Compact"/>
+              <w:widowControl/>
+              <w:spacing w:before="36" w:after="36"/>
+              <w:jc w:val="left"/>
+              <w:rPr>
+                <w:rFonts w:ascii="Cambria" w:hAnsi="Cambria" w:eastAsia="Cambria" w:cs=""/>
+                <w:kern w:val="0"/>
+                <w:sz w:val="24"/>
+                <w:szCs w:val="24"/>
+                <w:lang w:val="en-US" w:eastAsia="en-US" w:bidi="ar-SA"/>
+              </w:rPr>
+            </w:pPr>
+            <w:r>
+              <w:rPr>
+                <w:rFonts w:eastAsia="Cambria" w:cs=""/>
+                <w:kern w:val="0"/>
+                <w:sz w:val="24"/>
+                <w:szCs w:val="24"/>
+                <w:lang w:val="en-US" w:eastAsia="en-US" w:bidi="ar-SA"/>
+              </w:rPr>
+              <w:t>Input</w:t>
+            </w:r>
+          </w:p>
+        </w:tc>
+        <w:tc>
+          <w:tcPr>
+            <w:tcW w:w="1680" w:type="dxa"/>
+            <w:tcBorders/>
+          </w:tcPr>
+          <w:p>
+            <w:pPr>
+              <w:pStyle w:val="Compact"/>
+              <w:widowControl/>
+              <w:spacing w:before="36" w:after="36"/>
+              <w:jc w:val="left"/>
+              <w:rPr>
+                <w:rFonts w:ascii="Cambria" w:hAnsi="Cambria" w:eastAsia="Cambria" w:cs=""/>
+                <w:kern w:val="0"/>
+                <w:sz w:val="24"/>
+                <w:szCs w:val="24"/>
+                <w:lang w:val="en-US" w:eastAsia="en-US" w:bidi="ar-SA"/>
+              </w:rPr>
+            </w:pPr>
+            <w:r>
+              <w:rPr>
+                <w:rFonts w:eastAsia="Cambria" w:cs=""/>
+                <w:kern w:val="0"/>
+                <w:sz w:val="24"/>
+                <w:szCs w:val="24"/>
+                <w:lang w:val="en-US" w:eastAsia="en-US" w:bidi="ar-SA"/>
+              </w:rPr>
+              <w:t>4</w:t>
+            </w:r>
+          </w:p>
+        </w:tc>
+        <w:tc>
+          <w:tcPr>
+            <w:tcW w:w="3120" w:type="dxa"/>
+            <w:tcBorders/>
+          </w:tcPr>
+          <w:p>
+            <w:pPr>
+              <w:pStyle w:val="Compact"/>
+              <w:widowControl/>
+              <w:spacing w:before="36" w:after="36"/>
+              <w:jc w:val="left"/>
+              <w:rPr>
+                <w:rFonts w:ascii="Cambria" w:hAnsi="Cambria" w:eastAsia="Cambria" w:cs=""/>
+                <w:kern w:val="0"/>
+                <w:sz w:val="24"/>
+                <w:szCs w:val="24"/>
+                <w:lang w:val="en-US" w:eastAsia="en-US" w:bidi="ar-SA"/>
+              </w:rPr>
+            </w:pPr>
+            <w:r>
+              <w:rPr>
+                <w:rFonts w:eastAsia="Cambria" w:cs=""/>
+                <w:kern w:val="0"/>
+                <w:sz w:val="24"/>
+                <w:szCs w:val="24"/>
+                <w:lang w:val="en-US" w:eastAsia="en-US" w:bidi="ar-SA"/>
+              </w:rPr>
+              <w:t>APB write strobes (byte lane enables). Honoured all the way through: the register block merges the strobed bytes into the stored value, and a counter load takes that merged value, so a PSTRB=0x1 write to COUNTERx_DATA loads {stored high byte, new low byte}. A write that strobes none of a register’s bytes changes nothing and fires no command.</w:t>
+            </w:r>
+          </w:p>
+        </w:tc>
+      </w:tr>
+      <w:tr>
+        <w:trPr/>
+        <w:tc>
+          <w:tcPr>
+            <w:tcW w:w="1919" w:type="dxa"/>
+            <w:tcBorders/>
+          </w:tcPr>
+          <w:p>
+            <w:pPr>
+              <w:pStyle w:val="Compact"/>
+              <w:widowControl/>
+              <w:spacing w:before="36" w:after="36"/>
+              <w:jc w:val="left"/>
+              <w:rPr>
+                <w:rFonts w:ascii="Cambria" w:hAnsi="Cambria" w:eastAsia="Cambria" w:cs=""/>
+                <w:kern w:val="0"/>
+                <w:sz w:val="24"/>
+                <w:szCs w:val="24"/>
+                <w:lang w:val="en-US" w:eastAsia="en-US" w:bidi="ar-SA"/>
+              </w:rPr>
+            </w:pPr>
+            <w:r>
+              <w:rPr>
+                <w:rStyle w:val="VerbatimChar"/>
+                <w:rFonts w:eastAsia="Cambria" w:cs=""/>
+                <w:kern w:val="0"/>
+                <w:szCs w:val="24"/>
+                <w:lang w:val="en-US" w:eastAsia="en-US" w:bidi="ar-SA"/>
+              </w:rPr>
+              <w:t>s_apb_PPROT</w:t>
+            </w:r>
+          </w:p>
+        </w:tc>
+        <w:tc>
+          <w:tcPr>
+            <w:tcW w:w="2640" w:type="dxa"/>
+            <w:tcBorders/>
+          </w:tcPr>
+          <w:p>
+            <w:pPr>
+              <w:pStyle w:val="Compact"/>
+              <w:widowControl/>
+              <w:spacing w:before="36" w:after="36"/>
+              <w:jc w:val="left"/>
+              <w:rPr>
+                <w:rFonts w:ascii="Cambria" w:hAnsi="Cambria" w:eastAsia="Cambria" w:cs=""/>
+                <w:kern w:val="0"/>
+                <w:sz w:val="24"/>
+                <w:szCs w:val="24"/>
+                <w:lang w:val="en-US" w:eastAsia="en-US" w:bidi="ar-SA"/>
+              </w:rPr>
+            </w:pPr>
+            <w:r>
+              <w:rPr>
+                <w:rFonts w:eastAsia="Cambria" w:cs=""/>
+                <w:kern w:val="0"/>
+                <w:sz w:val="24"/>
+                <w:szCs w:val="24"/>
+                <w:lang w:val="en-US" w:eastAsia="en-US" w:bidi="ar-SA"/>
+              </w:rPr>
+              <w:t>Input</w:t>
+            </w:r>
+          </w:p>
+        </w:tc>
+        <w:tc>
+          <w:tcPr>
+            <w:tcW w:w="1680" w:type="dxa"/>
+            <w:tcBorders/>
+          </w:tcPr>
+          <w:p>
+            <w:pPr>
+              <w:pStyle w:val="Compact"/>
+              <w:widowControl/>
+              <w:spacing w:before="36" w:after="36"/>
+              <w:jc w:val="left"/>
+              <w:rPr>
+                <w:rFonts w:ascii="Cambria" w:hAnsi="Cambria" w:eastAsia="Cambria" w:cs=""/>
+                <w:kern w:val="0"/>
+                <w:sz w:val="24"/>
+                <w:szCs w:val="24"/>
+                <w:lang w:val="en-US" w:eastAsia="en-US" w:bidi="ar-SA"/>
+              </w:rPr>
+            </w:pPr>
+            <w:r>
+              <w:rPr>
+                <w:rFonts w:eastAsia="Cambria" w:cs=""/>
+                <w:kern w:val="0"/>
+                <w:sz w:val="24"/>
+                <w:szCs w:val="24"/>
+                <w:lang w:val="en-US" w:eastAsia="en-US" w:bidi="ar-SA"/>
+              </w:rPr>
+              <w:t>3</w:t>
+            </w:r>
+          </w:p>
+        </w:tc>
+        <w:tc>
+          <w:tcPr>
+            <w:tcW w:w="3120" w:type="dxa"/>
+            <w:tcBorders/>
+          </w:tcPr>
+          <w:p>
+            <w:pPr>
+              <w:pStyle w:val="Compact"/>
+              <w:widowControl/>
+              <w:spacing w:before="36" w:after="36"/>
+              <w:jc w:val="left"/>
+              <w:rPr>
+                <w:rFonts w:ascii="Cambria" w:hAnsi="Cambria" w:eastAsia="Cambria" w:cs=""/>
+                <w:kern w:val="0"/>
+                <w:sz w:val="24"/>
+                <w:szCs w:val="24"/>
+                <w:lang w:val="en-US" w:eastAsia="en-US" w:bidi="ar-SA"/>
+              </w:rPr>
+            </w:pPr>
+            <w:r>
+              <w:rPr>
+                <w:rFonts w:eastAsia="Cambria" w:cs=""/>
+                <w:kern w:val="0"/>
+                <w:sz w:val="24"/>
+                <w:szCs w:val="24"/>
+                <w:lang w:val="en-US" w:eastAsia="en-US" w:bidi="ar-SA"/>
+              </w:rPr>
+              <w:t>APB protection attributes. Accepted for protocol completeness; not used by the decode.</w:t>
+            </w:r>
+          </w:p>
+        </w:tc>
+      </w:tr>
+      <w:tr>
+        <w:trPr/>
+        <w:tc>
+          <w:tcPr>
+            <w:tcW w:w="1919" w:type="dxa"/>
+            <w:tcBorders/>
+          </w:tcPr>
+          <w:p>
+            <w:pPr>
+              <w:pStyle w:val="Compact"/>
+              <w:widowControl/>
+              <w:spacing w:before="36" w:after="36"/>
+              <w:jc w:val="left"/>
+              <w:rPr>
+                <w:rFonts w:ascii="Cambria" w:hAnsi="Cambria" w:eastAsia="Cambria" w:cs=""/>
+                <w:kern w:val="0"/>
+                <w:sz w:val="24"/>
+                <w:szCs w:val="24"/>
+                <w:lang w:val="en-US" w:eastAsia="en-US" w:bidi="ar-SA"/>
+              </w:rPr>
+            </w:pPr>
+            <w:r>
+              <w:rPr>
+                <w:rStyle w:val="VerbatimChar"/>
+                <w:rFonts w:eastAsia="Cambria" w:cs=""/>
+                <w:kern w:val="0"/>
+                <w:szCs w:val="24"/>
+                <w:lang w:val="en-US" w:eastAsia="en-US" w:bidi="ar-SA"/>
+              </w:rPr>
+              <w:t>s_apb_PRDATA</w:t>
+            </w:r>
+          </w:p>
+        </w:tc>
+        <w:tc>
+          <w:tcPr>
+            <w:tcW w:w="2640" w:type="dxa"/>
+            <w:tcBorders/>
+          </w:tcPr>
+          <w:p>
+            <w:pPr>
+              <w:pStyle w:val="Compact"/>
+              <w:widowControl/>
+              <w:spacing w:before="36" w:after="36"/>
+              <w:jc w:val="left"/>
+              <w:rPr>
+                <w:rFonts w:ascii="Cambria" w:hAnsi="Cambria" w:eastAsia="Cambria" w:cs=""/>
+                <w:kern w:val="0"/>
+                <w:sz w:val="24"/>
+                <w:szCs w:val="24"/>
+                <w:lang w:val="en-US" w:eastAsia="en-US" w:bidi="ar-SA"/>
+              </w:rPr>
+            </w:pPr>
+            <w:r>
+              <w:rPr>
+                <w:rFonts w:eastAsia="Cambria" w:cs=""/>
+                <w:kern w:val="0"/>
+                <w:sz w:val="24"/>
+                <w:szCs w:val="24"/>
+                <w:lang w:val="en-US" w:eastAsia="en-US" w:bidi="ar-SA"/>
+              </w:rPr>
+              <w:t>Output</w:t>
+            </w:r>
+          </w:p>
+        </w:tc>
+        <w:tc>
+          <w:tcPr>
+            <w:tcW w:w="1680" w:type="dxa"/>
+            <w:tcBorders/>
+          </w:tcPr>
+          <w:p>
+            <w:pPr>
+              <w:pStyle w:val="Compact"/>
+              <w:widowControl/>
+              <w:spacing w:before="36" w:after="36"/>
+              <w:jc w:val="left"/>
+              <w:rPr>
+                <w:rFonts w:ascii="Cambria" w:hAnsi="Cambria" w:eastAsia="Cambria" w:cs=""/>
+                <w:kern w:val="0"/>
+                <w:sz w:val="24"/>
+                <w:szCs w:val="24"/>
+                <w:lang w:val="en-US" w:eastAsia="en-US" w:bidi="ar-SA"/>
+              </w:rPr>
+            </w:pPr>
+            <w:r>
+              <w:rPr>
+                <w:rFonts w:eastAsia="Cambria" w:cs=""/>
+                <w:kern w:val="0"/>
+                <w:sz w:val="24"/>
+                <w:szCs w:val="24"/>
+                <w:lang w:val="en-US" w:eastAsia="en-US" w:bidi="ar-SA"/>
+              </w:rPr>
+              <w:t>32</w:t>
+            </w:r>
+          </w:p>
+        </w:tc>
+        <w:tc>
+          <w:tcPr>
+            <w:tcW w:w="3120" w:type="dxa"/>
+            <w:tcBorders/>
+          </w:tcPr>
+          <w:p>
+            <w:pPr>
+              <w:pStyle w:val="Compact"/>
+              <w:widowControl/>
+              <w:spacing w:before="36" w:after="36"/>
+              <w:jc w:val="left"/>
+              <w:rPr>
+                <w:rFonts w:ascii="Cambria" w:hAnsi="Cambria" w:eastAsia="Cambria" w:cs=""/>
+                <w:kern w:val="0"/>
+                <w:sz w:val="24"/>
+                <w:szCs w:val="24"/>
+                <w:lang w:val="en-US" w:eastAsia="en-US" w:bidi="ar-SA"/>
+              </w:rPr>
+            </w:pPr>
+            <w:r>
+              <w:rPr>
+                <w:rFonts w:eastAsia="Cambria" w:cs=""/>
+                <w:kern w:val="0"/>
+                <w:sz w:val="24"/>
+                <w:szCs w:val="24"/>
+                <w:lang w:val="en-US" w:eastAsia="en-US" w:bidi="ar-SA"/>
+              </w:rPr>
+              <w:t xml:space="preserve">APB read data. Valid when </w:t>
+            </w:r>
+            <w:r>
+              <w:rPr>
+                <w:rStyle w:val="VerbatimChar"/>
+                <w:rFonts w:eastAsia="Cambria" w:cs=""/>
+                <w:kern w:val="0"/>
+                <w:szCs w:val="24"/>
+                <w:lang w:val="en-US" w:eastAsia="en-US" w:bidi="ar-SA"/>
+              </w:rPr>
+              <w:t>s_apb_PREADY=1</w:t>
+            </w:r>
+            <w:r>
+              <w:rPr>
+                <w:rFonts w:eastAsia="Cambria" w:cs=""/>
+                <w:kern w:val="0"/>
+                <w:sz w:val="24"/>
+                <w:szCs w:val="24"/>
+                <w:lang w:val="en-US" w:eastAsia="en-US" w:bidi="ar-SA"/>
+              </w:rPr>
+              <w:t xml:space="preserve"> and </w:t>
+            </w:r>
+            <w:r>
+              <w:rPr>
+                <w:rStyle w:val="VerbatimChar"/>
+                <w:rFonts w:eastAsia="Cambria" w:cs=""/>
+                <w:kern w:val="0"/>
+                <w:szCs w:val="24"/>
+                <w:lang w:val="en-US" w:eastAsia="en-US" w:bidi="ar-SA"/>
+              </w:rPr>
+              <w:t>s_apb_PWRITE=0</w:t>
+            </w:r>
+            <w:r>
+              <w:rPr>
+                <w:rFonts w:eastAsia="Cambria" w:cs=""/>
+                <w:kern w:val="0"/>
+                <w:sz w:val="24"/>
+                <w:szCs w:val="24"/>
+                <w:lang w:val="en-US" w:eastAsia="en-US" w:bidi="ar-SA"/>
+              </w:rPr>
+              <w:t>.</w:t>
+            </w:r>
+          </w:p>
+        </w:tc>
+      </w:tr>
+      <w:tr>
+        <w:trPr/>
+        <w:tc>
+          <w:tcPr>
+            <w:tcW w:w="1919" w:type="dxa"/>
+            <w:tcBorders/>
+          </w:tcPr>
+          <w:p>
+            <w:pPr>
+              <w:pStyle w:val="Compact"/>
+              <w:widowControl/>
+              <w:spacing w:before="36" w:after="36"/>
+              <w:jc w:val="left"/>
+              <w:rPr>
+                <w:rFonts w:ascii="Cambria" w:hAnsi="Cambria" w:eastAsia="Cambria" w:cs=""/>
+                <w:kern w:val="0"/>
+                <w:sz w:val="24"/>
+                <w:szCs w:val="24"/>
+                <w:lang w:val="en-US" w:eastAsia="en-US" w:bidi="ar-SA"/>
+              </w:rPr>
+            </w:pPr>
+            <w:r>
+              <w:rPr>
+                <w:rStyle w:val="VerbatimChar"/>
+                <w:rFonts w:eastAsia="Cambria" w:cs=""/>
+                <w:kern w:val="0"/>
+                <w:szCs w:val="24"/>
+                <w:lang w:val="en-US" w:eastAsia="en-US" w:bidi="ar-SA"/>
+              </w:rPr>
+              <w:t>s_apb_PREADY</w:t>
+            </w:r>
+          </w:p>
+        </w:tc>
+        <w:tc>
+          <w:tcPr>
+            <w:tcW w:w="2640" w:type="dxa"/>
+            <w:tcBorders/>
+          </w:tcPr>
+          <w:p>
+            <w:pPr>
+              <w:pStyle w:val="Compact"/>
+              <w:widowControl/>
+              <w:spacing w:before="36" w:after="36"/>
+              <w:jc w:val="left"/>
+              <w:rPr>
+                <w:rFonts w:ascii="Cambria" w:hAnsi="Cambria" w:eastAsia="Cambria" w:cs=""/>
+                <w:kern w:val="0"/>
+                <w:sz w:val="24"/>
+                <w:szCs w:val="24"/>
+                <w:lang w:val="en-US" w:eastAsia="en-US" w:bidi="ar-SA"/>
+              </w:rPr>
+            </w:pPr>
+            <w:r>
+              <w:rPr>
+                <w:rFonts w:eastAsia="Cambria" w:cs=""/>
+                <w:kern w:val="0"/>
+                <w:sz w:val="24"/>
+                <w:szCs w:val="24"/>
+                <w:lang w:val="en-US" w:eastAsia="en-US" w:bidi="ar-SA"/>
+              </w:rPr>
+              <w:t>Output</w:t>
+            </w:r>
+          </w:p>
+        </w:tc>
+        <w:tc>
+          <w:tcPr>
+            <w:tcW w:w="1680" w:type="dxa"/>
+            <w:tcBorders/>
+          </w:tcPr>
+          <w:p>
+            <w:pPr>
+              <w:pStyle w:val="Compact"/>
+              <w:widowControl/>
+              <w:spacing w:before="36" w:after="36"/>
+              <w:jc w:val="left"/>
+              <w:rPr>
+                <w:rFonts w:ascii="Cambria" w:hAnsi="Cambria" w:eastAsia="Cambria" w:cs=""/>
+                <w:kern w:val="0"/>
+                <w:sz w:val="24"/>
+                <w:szCs w:val="24"/>
+                <w:lang w:val="en-US" w:eastAsia="en-US" w:bidi="ar-SA"/>
+              </w:rPr>
+            </w:pPr>
+            <w:r>
+              <w:rPr>
+                <w:rFonts w:eastAsia="Cambria" w:cs=""/>
+                <w:kern w:val="0"/>
+                <w:sz w:val="24"/>
+                <w:szCs w:val="24"/>
+                <w:lang w:val="en-US" w:eastAsia="en-US" w:bidi="ar-SA"/>
+              </w:rPr>
+              <w:t>1</w:t>
+            </w:r>
+          </w:p>
+        </w:tc>
+        <w:tc>
+          <w:tcPr>
+            <w:tcW w:w="3120" w:type="dxa"/>
+            <w:tcBorders/>
+          </w:tcPr>
+          <w:p>
+            <w:pPr>
+              <w:pStyle w:val="Compact"/>
+              <w:widowControl/>
+              <w:spacing w:before="36" w:after="36"/>
+              <w:jc w:val="left"/>
+              <w:rPr>
+                <w:rFonts w:ascii="Cambria" w:hAnsi="Cambria" w:eastAsia="Cambria" w:cs=""/>
+                <w:kern w:val="0"/>
+                <w:sz w:val="24"/>
+                <w:szCs w:val="24"/>
+                <w:lang w:val="en-US" w:eastAsia="en-US" w:bidi="ar-SA"/>
+              </w:rPr>
+            </w:pPr>
+            <w:r>
+              <w:rPr>
+                <w:rFonts w:eastAsia="Cambria" w:cs=""/>
+                <w:kern w:val="0"/>
+                <w:sz w:val="24"/>
+                <w:szCs w:val="24"/>
+                <w:lang w:val="en-US" w:eastAsia="en-US" w:bidi="ar-SA"/>
+              </w:rPr>
+              <w:t xml:space="preserve">APB ready. The wrapper converts APB to an internal command/response handshake, so PREADY inserts wait states: 5 </w:t>
+            </w:r>
+            <w:r>
+              <w:rPr>
+                <w:rStyle w:val="VerbatimChar"/>
+                <w:rFonts w:eastAsia="Cambria" w:cs=""/>
+                <w:kern w:val="0"/>
+                <w:szCs w:val="24"/>
+                <w:lang w:val="en-US" w:eastAsia="en-US" w:bidi="ar-SA"/>
+              </w:rPr>
+              <w:t>pclk</w:t>
+            </w:r>
+            <w:r>
+              <w:rPr>
+                <w:rFonts w:eastAsia="Cambria" w:cs=""/>
+                <w:kern w:val="0"/>
+                <w:sz w:val="24"/>
+                <w:szCs w:val="24"/>
+                <w:lang w:val="en-US" w:eastAsia="en-US" w:bidi="ar-SA"/>
+              </w:rPr>
+              <w:t xml:space="preserve"> cycles single-clock (Figure 3.1), about 10 across the CDC (clock-ratio dependent).</w:t>
+            </w:r>
+          </w:p>
+        </w:tc>
+      </w:tr>
+      <w:tr>
+        <w:trPr/>
+        <w:tc>
+          <w:tcPr>
+            <w:tcW w:w="1919" w:type="dxa"/>
+            <w:tcBorders/>
+          </w:tcPr>
+          <w:p>
+            <w:pPr>
+              <w:pStyle w:val="Compact"/>
+              <w:widowControl/>
+              <w:spacing w:before="36" w:after="36"/>
+              <w:jc w:val="left"/>
+              <w:rPr>
+                <w:rFonts w:ascii="Cambria" w:hAnsi="Cambria" w:eastAsia="Cambria" w:cs=""/>
+                <w:kern w:val="0"/>
+                <w:sz w:val="24"/>
+                <w:szCs w:val="24"/>
+                <w:lang w:val="en-US" w:eastAsia="en-US" w:bidi="ar-SA"/>
+              </w:rPr>
+            </w:pPr>
+            <w:r>
+              <w:rPr>
+                <w:rStyle w:val="VerbatimChar"/>
+                <w:rFonts w:eastAsia="Cambria" w:cs=""/>
+                <w:kern w:val="0"/>
+                <w:szCs w:val="24"/>
+                <w:lang w:val="en-US" w:eastAsia="en-US" w:bidi="ar-SA"/>
+              </w:rPr>
+              <w:t>s_apb_PSLVERR</w:t>
+            </w:r>
+          </w:p>
+        </w:tc>
+        <w:tc>
+          <w:tcPr>
+            <w:tcW w:w="2640" w:type="dxa"/>
+            <w:tcBorders/>
+          </w:tcPr>
+          <w:p>
+            <w:pPr>
+              <w:pStyle w:val="Compact"/>
+              <w:widowControl/>
+              <w:spacing w:before="36" w:after="36"/>
+              <w:jc w:val="left"/>
+              <w:rPr>
+                <w:rFonts w:ascii="Cambria" w:hAnsi="Cambria" w:eastAsia="Cambria" w:cs=""/>
+                <w:kern w:val="0"/>
+                <w:sz w:val="24"/>
+                <w:szCs w:val="24"/>
+                <w:lang w:val="en-US" w:eastAsia="en-US" w:bidi="ar-SA"/>
+              </w:rPr>
+            </w:pPr>
+            <w:r>
+              <w:rPr>
+                <w:rFonts w:eastAsia="Cambria" w:cs=""/>
+                <w:kern w:val="0"/>
+                <w:sz w:val="24"/>
+                <w:szCs w:val="24"/>
+                <w:lang w:val="en-US" w:eastAsia="en-US" w:bidi="ar-SA"/>
+              </w:rPr>
+              <w:t>Output</w:t>
+            </w:r>
+          </w:p>
+        </w:tc>
+        <w:tc>
+          <w:tcPr>
+            <w:tcW w:w="1680" w:type="dxa"/>
+            <w:tcBorders/>
+          </w:tcPr>
+          <w:p>
+            <w:pPr>
+              <w:pStyle w:val="Compact"/>
+              <w:widowControl/>
+              <w:spacing w:before="36" w:after="36"/>
+              <w:jc w:val="left"/>
+              <w:rPr>
+                <w:rFonts w:ascii="Cambria" w:hAnsi="Cambria" w:eastAsia="Cambria" w:cs=""/>
+                <w:kern w:val="0"/>
+                <w:sz w:val="24"/>
+                <w:szCs w:val="24"/>
+                <w:lang w:val="en-US" w:eastAsia="en-US" w:bidi="ar-SA"/>
+              </w:rPr>
+            </w:pPr>
+            <w:r>
+              <w:rPr>
+                <w:rFonts w:eastAsia="Cambria" w:cs=""/>
+                <w:kern w:val="0"/>
+                <w:sz w:val="24"/>
+                <w:szCs w:val="24"/>
+                <w:lang w:val="en-US" w:eastAsia="en-US" w:bidi="ar-SA"/>
+              </w:rPr>
+              <w:t>1</w:t>
+            </w:r>
+          </w:p>
+        </w:tc>
+        <w:tc>
+          <w:tcPr>
+            <w:tcW w:w="3120" w:type="dxa"/>
+            <w:tcBorders/>
+          </w:tcPr>
+          <w:p>
+            <w:pPr>
+              <w:pStyle w:val="Compact"/>
+              <w:widowControl/>
+              <w:spacing w:before="36" w:after="36"/>
+              <w:jc w:val="left"/>
+              <w:rPr>
+                <w:rFonts w:ascii="Cambria" w:hAnsi="Cambria" w:eastAsia="Cambria" w:cs=""/>
+                <w:kern w:val="0"/>
+                <w:sz w:val="24"/>
+                <w:szCs w:val="24"/>
+                <w:lang w:val="en-US" w:eastAsia="en-US" w:bidi="ar-SA"/>
+              </w:rPr>
+            </w:pPr>
+            <w:r>
+              <w:rPr>
+                <w:rFonts w:eastAsia="Cambria" w:cs=""/>
+                <w:kern w:val="0"/>
+                <w:sz w:val="24"/>
+                <w:szCs w:val="24"/>
+                <w:lang w:val="en-US" w:eastAsia="en-US" w:bidi="ar-SA"/>
+              </w:rPr>
+              <w:t>APB slave error. Asserted for any access whose address is not one of the seven mapped registers: the write is ignored, the read returns 0, and the transfer completes with PSLVERR high. Mapped accesses never error.</w:t>
+            </w:r>
+          </w:p>
+        </w:tc>
+      </w:tr>
+    </w:tbl>
     <w:p>
       <w:pPr>
         <w:pStyle w:val="BodyText"/>
@@ -24642,104 +26367,532 @@
         </w:rPr>
         <w:t>PIT Clock and Reset:</w:t>
       </w:r>
-      <w:r>
-        <w:rPr>
-          <w:sz w:val="20"/>
-        </w:rPr>
-        <w:t xml:space="preserve"> | Signal | Direction | Width | Description | |——–|———–|——-|————-| | </w:t>
-      </w:r>
-      <w:r>
-        <w:rPr>
-          <w:rStyle w:val="VerbatimChar"/>
-          <w:sz w:val="20"/>
-        </w:rPr>
-        <w:t>pit_clk</w:t>
-      </w:r>
-      <w:r>
-        <w:rPr>
-          <w:sz w:val="20"/>
-        </w:rPr>
-        <w:t xml:space="preserve"> | Input | 1 | Timer clock. Used when </w:t>
-      </w:r>
-      <w:r>
-        <w:rPr>
-          <w:rStyle w:val="VerbatimChar"/>
-          <w:sz w:val="20"/>
-        </w:rPr>
-        <w:t>CDC_ENABLE=1</w:t>
-      </w:r>
-      <w:r>
-        <w:rPr>
-          <w:sz w:val="20"/>
-        </w:rPr>
-        <w:t xml:space="preserve"> for independent timer clock domain. Ignored when </w:t>
-      </w:r>
-      <w:r>
-        <w:rPr>
-          <w:rStyle w:val="VerbatimChar"/>
-          <w:sz w:val="20"/>
-        </w:rPr>
-        <w:t>CDC_ENABLE=0</w:t>
-      </w:r>
-      <w:r>
-        <w:rPr>
-          <w:sz w:val="20"/>
-        </w:rPr>
-        <w:t xml:space="preserve">. | | </w:t>
-      </w:r>
-      <w:r>
-        <w:rPr>
-          <w:rStyle w:val="VerbatimChar"/>
-          <w:sz w:val="20"/>
-        </w:rPr>
-        <w:t>pit_resetn</w:t>
-      </w:r>
-      <w:r>
-        <w:rPr>
-          <w:sz w:val="20"/>
-        </w:rPr>
-        <w:t xml:space="preserve"> | Input | 1 | Timer reset, active-low. Used when </w:t>
-      </w:r>
-      <w:r>
-        <w:rPr>
-          <w:rStyle w:val="VerbatimChar"/>
-          <w:sz w:val="20"/>
-        </w:rPr>
-        <w:t>CDC_ENABLE=1</w:t>
-      </w:r>
-      <w:r>
-        <w:rPr>
-          <w:sz w:val="20"/>
-        </w:rPr>
-        <w:t xml:space="preserve">. Should be synchronous to </w:t>
-      </w:r>
-      <w:r>
-        <w:rPr>
-          <w:rStyle w:val="VerbatimChar"/>
-          <w:sz w:val="20"/>
-        </w:rPr>
-        <w:t>pit_clk</w:t>
-      </w:r>
-      <w:r>
-        <w:rPr>
-          <w:sz w:val="20"/>
-        </w:rPr>
-        <w:t xml:space="preserve">. Ignored when </w:t>
-      </w:r>
-      <w:r>
-        <w:rPr>
-          <w:rStyle w:val="VerbatimChar"/>
-          <w:sz w:val="20"/>
-        </w:rPr>
-        <w:t>CDC_ENABLE=0</w:t>
-      </w:r>
-      <w:r>
-        <w:rPr>
-          <w:sz w:val="20"/>
-        </w:rPr>
-        <w:t>. |</w:t>
-      </w:r>
     </w:p>
+    <w:tbl>
+      <w:tblPr>
+        <w:tblStyle w:val="Table"/>
+        <w:tblW w:w="5000" w:type="pct"/>
+        <w:jc w:val="left"/>
+        <w:tblInd w:w="108" w:type="dxa"/>
+        <w:tblLayout w:type="fixed"/>
+        <w:tblCellMar>
+          <w:top w:w="0" w:type="dxa"/>
+          <w:left w:w="108" w:type="dxa"/>
+          <w:bottom w:w="0" w:type="dxa"/>
+          <w:right w:w="108" w:type="dxa"/>
+        </w:tblCellMar>
+        <w:tblLook w:val="0020" w:noHBand="0" w:noVBand="0" w:firstColumn="0" w:lastRow="0" w:lastColumn="0" w:firstRow="1"/>
+      </w:tblPr>
+      <w:tblGrid>
+        <w:gridCol w:w="1919"/>
+        <w:gridCol w:w="2640"/>
+        <w:gridCol w:w="1680"/>
+        <w:gridCol w:w="3120"/>
+      </w:tblGrid>
+      <w:tr>
+        <w:trPr>
+          <w:tblHeader w:val="true"/>
+        </w:trPr>
+        <w:tc>
+          <w:tcPr>
+            <w:tcW w:w="1919" w:type="dxa"/>
+            <w:tcBorders>
+              <w:bottom w:val="single" w:sz="6" w:space="0" w:color="000000"/>
+            </w:tcBorders>
+            <w:shd w:color="auto" w:fill="E0E0E0" w:val="clear"/>
+            <w:vAlign w:val="bottom"/>
+          </w:tcPr>
+          <w:p>
+            <w:pPr>
+              <w:pStyle w:val="Compact"/>
+              <w:widowControl/>
+              <w:spacing w:before="36" w:after="36"/>
+              <w:jc w:val="left"/>
+              <w:rPr>
+                <w:rFonts w:ascii="Cambria" w:hAnsi="Cambria" w:eastAsia="Cambria" w:cs=""/>
+                <w:kern w:val="0"/>
+                <w:sz w:val="24"/>
+                <w:szCs w:val="24"/>
+                <w:lang w:val="en-US" w:eastAsia="en-US" w:bidi="ar-SA"/>
+              </w:rPr>
+            </w:pPr>
+            <w:r>
+              <w:rPr>
+                <w:rFonts w:eastAsia="Cambria" w:cs=""/>
+                <w:b/>
+                <w:kern w:val="0"/>
+                <w:sz w:val="20"/>
+                <w:szCs w:val="24"/>
+                <w:lang w:val="en-US" w:eastAsia="en-US" w:bidi="ar-SA"/>
+              </w:rPr>
+              <w:t>Signal</w:t>
+            </w:r>
+          </w:p>
+        </w:tc>
+        <w:tc>
+          <w:tcPr>
+            <w:tcW w:w="2640" w:type="dxa"/>
+            <w:tcBorders>
+              <w:bottom w:val="single" w:sz="6" w:space="0" w:color="000000"/>
+            </w:tcBorders>
+            <w:shd w:color="auto" w:fill="E0E0E0" w:val="clear"/>
+            <w:vAlign w:val="bottom"/>
+          </w:tcPr>
+          <w:p>
+            <w:pPr>
+              <w:pStyle w:val="Compact"/>
+              <w:widowControl/>
+              <w:spacing w:before="36" w:after="36"/>
+              <w:jc w:val="left"/>
+              <w:rPr>
+                <w:rFonts w:ascii="Cambria" w:hAnsi="Cambria" w:eastAsia="Cambria" w:cs=""/>
+                <w:kern w:val="0"/>
+                <w:sz w:val="24"/>
+                <w:szCs w:val="24"/>
+                <w:lang w:val="en-US" w:eastAsia="en-US" w:bidi="ar-SA"/>
+              </w:rPr>
+            </w:pPr>
+            <w:r>
+              <w:rPr>
+                <w:rFonts w:eastAsia="Cambria" w:cs=""/>
+                <w:b/>
+                <w:kern w:val="0"/>
+                <w:sz w:val="20"/>
+                <w:szCs w:val="24"/>
+                <w:lang w:val="en-US" w:eastAsia="en-US" w:bidi="ar-SA"/>
+              </w:rPr>
+              <w:t>Direction</w:t>
+            </w:r>
+          </w:p>
+        </w:tc>
+        <w:tc>
+          <w:tcPr>
+            <w:tcW w:w="1680" w:type="dxa"/>
+            <w:tcBorders>
+              <w:bottom w:val="single" w:sz="6" w:space="0" w:color="000000"/>
+            </w:tcBorders>
+            <w:shd w:color="auto" w:fill="E0E0E0" w:val="clear"/>
+            <w:vAlign w:val="bottom"/>
+          </w:tcPr>
+          <w:p>
+            <w:pPr>
+              <w:pStyle w:val="Compact"/>
+              <w:widowControl/>
+              <w:spacing w:before="36" w:after="36"/>
+              <w:jc w:val="left"/>
+              <w:rPr>
+                <w:rFonts w:ascii="Cambria" w:hAnsi="Cambria" w:eastAsia="Cambria" w:cs=""/>
+                <w:kern w:val="0"/>
+                <w:sz w:val="24"/>
+                <w:szCs w:val="24"/>
+                <w:lang w:val="en-US" w:eastAsia="en-US" w:bidi="ar-SA"/>
+              </w:rPr>
+            </w:pPr>
+            <w:r>
+              <w:rPr>
+                <w:rFonts w:eastAsia="Cambria" w:cs=""/>
+                <w:b/>
+                <w:kern w:val="0"/>
+                <w:sz w:val="20"/>
+                <w:szCs w:val="24"/>
+                <w:lang w:val="en-US" w:eastAsia="en-US" w:bidi="ar-SA"/>
+              </w:rPr>
+              <w:t>Width</w:t>
+            </w:r>
+          </w:p>
+        </w:tc>
+        <w:tc>
+          <w:tcPr>
+            <w:tcW w:w="3120" w:type="dxa"/>
+            <w:tcBorders>
+              <w:bottom w:val="single" w:sz="6" w:space="0" w:color="000000"/>
+            </w:tcBorders>
+            <w:shd w:color="auto" w:fill="E0E0E0" w:val="clear"/>
+            <w:vAlign w:val="bottom"/>
+          </w:tcPr>
+          <w:p>
+            <w:pPr>
+              <w:pStyle w:val="Compact"/>
+              <w:widowControl/>
+              <w:spacing w:before="36" w:after="36"/>
+              <w:jc w:val="left"/>
+              <w:rPr>
+                <w:rFonts w:ascii="Cambria" w:hAnsi="Cambria" w:eastAsia="Cambria" w:cs=""/>
+                <w:kern w:val="0"/>
+                <w:sz w:val="24"/>
+                <w:szCs w:val="24"/>
+                <w:lang w:val="en-US" w:eastAsia="en-US" w:bidi="ar-SA"/>
+              </w:rPr>
+            </w:pPr>
+            <w:r>
+              <w:rPr>
+                <w:rFonts w:eastAsia="Cambria" w:cs=""/>
+                <w:b/>
+                <w:kern w:val="0"/>
+                <w:sz w:val="20"/>
+                <w:szCs w:val="24"/>
+                <w:lang w:val="en-US" w:eastAsia="en-US" w:bidi="ar-SA"/>
+              </w:rPr>
+              <w:t>Description</w:t>
+            </w:r>
+          </w:p>
+        </w:tc>
+      </w:tr>
+      <w:tr>
+        <w:trPr/>
+        <w:tc>
+          <w:tcPr>
+            <w:tcW w:w="1919" w:type="dxa"/>
+            <w:tcBorders/>
+          </w:tcPr>
+          <w:p>
+            <w:pPr>
+              <w:pStyle w:val="Compact"/>
+              <w:widowControl/>
+              <w:spacing w:before="36" w:after="36"/>
+              <w:jc w:val="left"/>
+              <w:rPr>
+                <w:rFonts w:ascii="Cambria" w:hAnsi="Cambria" w:eastAsia="Cambria" w:cs=""/>
+                <w:kern w:val="0"/>
+                <w:sz w:val="24"/>
+                <w:szCs w:val="24"/>
+                <w:lang w:val="en-US" w:eastAsia="en-US" w:bidi="ar-SA"/>
+              </w:rPr>
+            </w:pPr>
+            <w:r>
+              <w:rPr>
+                <w:rStyle w:val="VerbatimChar"/>
+                <w:rFonts w:eastAsia="Cambria" w:cs=""/>
+                <w:kern w:val="0"/>
+                <w:szCs w:val="24"/>
+                <w:lang w:val="en-US" w:eastAsia="en-US" w:bidi="ar-SA"/>
+              </w:rPr>
+              <w:t>pit_clk</w:t>
+            </w:r>
+          </w:p>
+        </w:tc>
+        <w:tc>
+          <w:tcPr>
+            <w:tcW w:w="2640" w:type="dxa"/>
+            <w:tcBorders/>
+          </w:tcPr>
+          <w:p>
+            <w:pPr>
+              <w:pStyle w:val="Compact"/>
+              <w:widowControl/>
+              <w:spacing w:before="36" w:after="36"/>
+              <w:jc w:val="left"/>
+              <w:rPr>
+                <w:rFonts w:ascii="Cambria" w:hAnsi="Cambria" w:eastAsia="Cambria" w:cs=""/>
+                <w:kern w:val="0"/>
+                <w:sz w:val="24"/>
+                <w:szCs w:val="24"/>
+                <w:lang w:val="en-US" w:eastAsia="en-US" w:bidi="ar-SA"/>
+              </w:rPr>
+            </w:pPr>
+            <w:r>
+              <w:rPr>
+                <w:rFonts w:eastAsia="Cambria" w:cs=""/>
+                <w:kern w:val="0"/>
+                <w:sz w:val="24"/>
+                <w:szCs w:val="24"/>
+                <w:lang w:val="en-US" w:eastAsia="en-US" w:bidi="ar-SA"/>
+              </w:rPr>
+              <w:t>Input</w:t>
+            </w:r>
+          </w:p>
+        </w:tc>
+        <w:tc>
+          <w:tcPr>
+            <w:tcW w:w="1680" w:type="dxa"/>
+            <w:tcBorders/>
+          </w:tcPr>
+          <w:p>
+            <w:pPr>
+              <w:pStyle w:val="Compact"/>
+              <w:widowControl/>
+              <w:spacing w:before="36" w:after="36"/>
+              <w:jc w:val="left"/>
+              <w:rPr>
+                <w:rFonts w:ascii="Cambria" w:hAnsi="Cambria" w:eastAsia="Cambria" w:cs=""/>
+                <w:kern w:val="0"/>
+                <w:sz w:val="24"/>
+                <w:szCs w:val="24"/>
+                <w:lang w:val="en-US" w:eastAsia="en-US" w:bidi="ar-SA"/>
+              </w:rPr>
+            </w:pPr>
+            <w:r>
+              <w:rPr>
+                <w:rFonts w:eastAsia="Cambria" w:cs=""/>
+                <w:kern w:val="0"/>
+                <w:sz w:val="24"/>
+                <w:szCs w:val="24"/>
+                <w:lang w:val="en-US" w:eastAsia="en-US" w:bidi="ar-SA"/>
+              </w:rPr>
+              <w:t>1</w:t>
+            </w:r>
+          </w:p>
+        </w:tc>
+        <w:tc>
+          <w:tcPr>
+            <w:tcW w:w="3120" w:type="dxa"/>
+            <w:tcBorders/>
+          </w:tcPr>
+          <w:p>
+            <w:pPr>
+              <w:pStyle w:val="Compact"/>
+              <w:widowControl/>
+              <w:spacing w:before="36" w:after="36"/>
+              <w:jc w:val="left"/>
+              <w:rPr>
+                <w:rFonts w:ascii="Cambria" w:hAnsi="Cambria" w:eastAsia="Cambria" w:cs=""/>
+                <w:kern w:val="0"/>
+                <w:sz w:val="24"/>
+                <w:szCs w:val="24"/>
+                <w:lang w:val="en-US" w:eastAsia="en-US" w:bidi="ar-SA"/>
+              </w:rPr>
+            </w:pPr>
+            <w:r>
+              <w:rPr>
+                <w:rFonts w:eastAsia="Cambria" w:cs=""/>
+                <w:kern w:val="0"/>
+                <w:sz w:val="24"/>
+                <w:szCs w:val="24"/>
+                <w:lang w:val="en-US" w:eastAsia="en-US" w:bidi="ar-SA"/>
+              </w:rPr>
+              <w:t xml:space="preserve">Timer clock. Used when </w:t>
+            </w:r>
+            <w:r>
+              <w:rPr>
+                <w:rStyle w:val="VerbatimChar"/>
+                <w:rFonts w:eastAsia="Cambria" w:cs=""/>
+                <w:kern w:val="0"/>
+                <w:szCs w:val="24"/>
+                <w:lang w:val="en-US" w:eastAsia="en-US" w:bidi="ar-SA"/>
+              </w:rPr>
+              <w:t>CDC_ENABLE=1</w:t>
+            </w:r>
+            <w:r>
+              <w:rPr>
+                <w:rFonts w:eastAsia="Cambria" w:cs=""/>
+                <w:kern w:val="0"/>
+                <w:sz w:val="24"/>
+                <w:szCs w:val="24"/>
+                <w:lang w:val="en-US" w:eastAsia="en-US" w:bidi="ar-SA"/>
+              </w:rPr>
+              <w:t xml:space="preserve"> for independent timer clock domain. Ignored when </w:t>
+            </w:r>
+            <w:r>
+              <w:rPr>
+                <w:rStyle w:val="VerbatimChar"/>
+                <w:rFonts w:eastAsia="Cambria" w:cs=""/>
+                <w:kern w:val="0"/>
+                <w:szCs w:val="24"/>
+                <w:lang w:val="en-US" w:eastAsia="en-US" w:bidi="ar-SA"/>
+              </w:rPr>
+              <w:t>CDC_ENABLE=0</w:t>
+            </w:r>
+            <w:r>
+              <w:rPr>
+                <w:rFonts w:eastAsia="Cambria" w:cs=""/>
+                <w:kern w:val="0"/>
+                <w:sz w:val="24"/>
+                <w:szCs w:val="24"/>
+                <w:lang w:val="en-US" w:eastAsia="en-US" w:bidi="ar-SA"/>
+              </w:rPr>
+              <w:t>.</w:t>
+            </w:r>
+          </w:p>
+        </w:tc>
+      </w:tr>
+      <w:tr>
+        <w:trPr/>
+        <w:tc>
+          <w:tcPr>
+            <w:tcW w:w="1919" w:type="dxa"/>
+            <w:tcBorders/>
+          </w:tcPr>
+          <w:p>
+            <w:pPr>
+              <w:pStyle w:val="Compact"/>
+              <w:widowControl/>
+              <w:spacing w:before="36" w:after="36"/>
+              <w:jc w:val="left"/>
+              <w:rPr>
+                <w:rFonts w:ascii="Cambria" w:hAnsi="Cambria" w:eastAsia="Cambria" w:cs=""/>
+                <w:kern w:val="0"/>
+                <w:sz w:val="24"/>
+                <w:szCs w:val="24"/>
+                <w:lang w:val="en-US" w:eastAsia="en-US" w:bidi="ar-SA"/>
+              </w:rPr>
+            </w:pPr>
+            <w:r>
+              <w:rPr>
+                <w:rStyle w:val="VerbatimChar"/>
+                <w:rFonts w:eastAsia="Cambria" w:cs=""/>
+                <w:kern w:val="0"/>
+                <w:szCs w:val="24"/>
+                <w:lang w:val="en-US" w:eastAsia="en-US" w:bidi="ar-SA"/>
+              </w:rPr>
+              <w:t>pit_resetn</w:t>
+            </w:r>
+          </w:p>
+        </w:tc>
+        <w:tc>
+          <w:tcPr>
+            <w:tcW w:w="2640" w:type="dxa"/>
+            <w:tcBorders/>
+          </w:tcPr>
+          <w:p>
+            <w:pPr>
+              <w:pStyle w:val="Compact"/>
+              <w:widowControl/>
+              <w:spacing w:before="36" w:after="36"/>
+              <w:jc w:val="left"/>
+              <w:rPr>
+                <w:rFonts w:ascii="Cambria" w:hAnsi="Cambria" w:eastAsia="Cambria" w:cs=""/>
+                <w:kern w:val="0"/>
+                <w:sz w:val="24"/>
+                <w:szCs w:val="24"/>
+                <w:lang w:val="en-US" w:eastAsia="en-US" w:bidi="ar-SA"/>
+              </w:rPr>
+            </w:pPr>
+            <w:r>
+              <w:rPr>
+                <w:rFonts w:eastAsia="Cambria" w:cs=""/>
+                <w:kern w:val="0"/>
+                <w:sz w:val="24"/>
+                <w:szCs w:val="24"/>
+                <w:lang w:val="en-US" w:eastAsia="en-US" w:bidi="ar-SA"/>
+              </w:rPr>
+              <w:t>Input</w:t>
+            </w:r>
+          </w:p>
+        </w:tc>
+        <w:tc>
+          <w:tcPr>
+            <w:tcW w:w="1680" w:type="dxa"/>
+            <w:tcBorders/>
+          </w:tcPr>
+          <w:p>
+            <w:pPr>
+              <w:pStyle w:val="Compact"/>
+              <w:widowControl/>
+              <w:spacing w:before="36" w:after="36"/>
+              <w:jc w:val="left"/>
+              <w:rPr>
+                <w:rFonts w:ascii="Cambria" w:hAnsi="Cambria" w:eastAsia="Cambria" w:cs=""/>
+                <w:kern w:val="0"/>
+                <w:sz w:val="24"/>
+                <w:szCs w:val="24"/>
+                <w:lang w:val="en-US" w:eastAsia="en-US" w:bidi="ar-SA"/>
+              </w:rPr>
+            </w:pPr>
+            <w:r>
+              <w:rPr>
+                <w:rFonts w:eastAsia="Cambria" w:cs=""/>
+                <w:kern w:val="0"/>
+                <w:sz w:val="24"/>
+                <w:szCs w:val="24"/>
+                <w:lang w:val="en-US" w:eastAsia="en-US" w:bidi="ar-SA"/>
+              </w:rPr>
+              <w:t>1</w:t>
+            </w:r>
+          </w:p>
+        </w:tc>
+        <w:tc>
+          <w:tcPr>
+            <w:tcW w:w="3120" w:type="dxa"/>
+            <w:tcBorders/>
+          </w:tcPr>
+          <w:p>
+            <w:pPr>
+              <w:pStyle w:val="Compact"/>
+              <w:widowControl/>
+              <w:spacing w:before="36" w:after="36"/>
+              <w:jc w:val="left"/>
+              <w:rPr>
+                <w:rFonts w:ascii="Cambria" w:hAnsi="Cambria" w:eastAsia="Cambria" w:cs=""/>
+                <w:kern w:val="0"/>
+                <w:sz w:val="24"/>
+                <w:szCs w:val="24"/>
+                <w:lang w:val="en-US" w:eastAsia="en-US" w:bidi="ar-SA"/>
+              </w:rPr>
+            </w:pPr>
+            <w:r>
+              <w:rPr>
+                <w:rFonts w:eastAsia="Cambria" w:cs=""/>
+                <w:kern w:val="0"/>
+                <w:sz w:val="24"/>
+                <w:szCs w:val="24"/>
+                <w:lang w:val="en-US" w:eastAsia="en-US" w:bidi="ar-SA"/>
+              </w:rPr>
+              <w:t xml:space="preserve">Timer reset, active-low. Used when </w:t>
+            </w:r>
+            <w:r>
+              <w:rPr>
+                <w:rStyle w:val="VerbatimChar"/>
+                <w:rFonts w:eastAsia="Cambria" w:cs=""/>
+                <w:kern w:val="0"/>
+                <w:szCs w:val="24"/>
+                <w:lang w:val="en-US" w:eastAsia="en-US" w:bidi="ar-SA"/>
+              </w:rPr>
+              <w:t>CDC_ENABLE=1</w:t>
+            </w:r>
+            <w:r>
+              <w:rPr>
+                <w:rFonts w:eastAsia="Cambria" w:cs=""/>
+                <w:kern w:val="0"/>
+                <w:sz w:val="24"/>
+                <w:szCs w:val="24"/>
+                <w:lang w:val="en-US" w:eastAsia="en-US" w:bidi="ar-SA"/>
+              </w:rPr>
+              <w:t xml:space="preserve">. Should be synchronous to </w:t>
+            </w:r>
+            <w:r>
+              <w:rPr>
+                <w:rStyle w:val="VerbatimChar"/>
+                <w:rFonts w:eastAsia="Cambria" w:cs=""/>
+                <w:kern w:val="0"/>
+                <w:szCs w:val="24"/>
+                <w:lang w:val="en-US" w:eastAsia="en-US" w:bidi="ar-SA"/>
+              </w:rPr>
+              <w:t>pit_clk</w:t>
+            </w:r>
+            <w:r>
+              <w:rPr>
+                <w:rFonts w:eastAsia="Cambria" w:cs=""/>
+                <w:kern w:val="0"/>
+                <w:sz w:val="24"/>
+                <w:szCs w:val="24"/>
+                <w:lang w:val="en-US" w:eastAsia="en-US" w:bidi="ar-SA"/>
+              </w:rPr>
+              <w:t xml:space="preserve">. Ignored when </w:t>
+            </w:r>
+            <w:r>
+              <w:rPr>
+                <w:rStyle w:val="VerbatimChar"/>
+                <w:rFonts w:eastAsia="Cambria" w:cs=""/>
+                <w:kern w:val="0"/>
+                <w:szCs w:val="24"/>
+                <w:lang w:val="en-US" w:eastAsia="en-US" w:bidi="ar-SA"/>
+              </w:rPr>
+              <w:t>CDC_ENABLE=0</w:t>
+            </w:r>
+            <w:r>
+              <w:rPr>
+                <w:rFonts w:eastAsia="Cambria" w:cs=""/>
+                <w:kern w:val="0"/>
+                <w:sz w:val="24"/>
+                <w:szCs w:val="24"/>
+                <w:lang w:val="en-US" w:eastAsia="en-US" w:bidi="ar-SA"/>
+              </w:rPr>
+              <w:t>.</w:t>
+            </w:r>
+          </w:p>
+        </w:tc>
+      </w:tr>
+    </w:tbl>
     <w:p>
       <w:pPr>
         <w:pStyle w:val="BodyText"/>
@@ -24753,66 +26906,474 @@
         </w:rPr>
         <w:t>Counter Control and Status:</w:t>
       </w:r>
-      <w:r>
-        <w:rPr>
-          <w:sz w:val="20"/>
-        </w:rPr>
-        <w:t xml:space="preserve"> | Signal | Direction | Width | Description | |——–|———–|——-|————-| | </w:t>
-      </w:r>
-      <w:r>
-        <w:rPr>
-          <w:rStyle w:val="VerbatimChar"/>
-          <w:sz w:val="20"/>
-        </w:rPr>
-        <w:t>gate_in[2:0]</w:t>
-      </w:r>
-      <w:r>
-        <w:rPr>
-          <w:sz w:val="20"/>
-        </w:rPr>
-        <w:t xml:space="preserve"> | Input | 3 | GATE inputs for counters 0, 1, 2, active high. In Mode 0 a low GATE pauses the count where it stands and a high GATE resumes it from that value – no reload, no restart – as on the 8254. A load is unaffected by GATE. The pins are treated as asynchronous in both clocking configurations and pass a </w:t>
-      </w:r>
-      <w:r>
-        <w:rPr>
-          <w:rStyle w:val="VerbatimChar"/>
-          <w:sz w:val="20"/>
-        </w:rPr>
-        <w:t>SYNC_STAGES</w:t>
-      </w:r>
-      <w:r>
-        <w:rPr>
-          <w:sz w:val="20"/>
-        </w:rPr>
-        <w:t xml:space="preserve">-flop synchronizer (default 2) on the counting clock, so a transition takes effect </w:t>
-      </w:r>
-      <w:r>
-        <w:rPr>
-          <w:rStyle w:val="VerbatimChar"/>
-          <w:sz w:val="20"/>
-        </w:rPr>
-        <w:t>SYNC_STAGES</w:t>
-      </w:r>
-      <w:r>
-        <w:rPr>
-          <w:sz w:val="20"/>
-        </w:rPr>
-        <w:t xml:space="preserve"> counting clocks after the pin moves. No external synchronizer is needed. | | </w:t>
-      </w:r>
-      <w:r>
-        <w:rPr>
-          <w:rStyle w:val="VerbatimChar"/>
-          <w:sz w:val="20"/>
-        </w:rPr>
-        <w:t>timer_irq[2:0]</w:t>
-      </w:r>
-      <w:r>
-        <w:rPr>
-          <w:sz w:val="20"/>
-        </w:rPr>
-        <w:t xml:space="preserve"> | Output | 3 | Timer interrupt outputs. Driven by OUT signals from counters 0, 1, 2. High when terminal count reached (Mode 0). |</w:t>
-      </w:r>
-      <w:bookmarkEnd w:id="207"/>
     </w:p>
+    <w:tbl>
+      <w:tblPr>
+        <w:tblStyle w:val="Table"/>
+        <w:tblW w:w="5000" w:type="pct"/>
+        <w:jc w:val="left"/>
+        <w:tblInd w:w="108" w:type="dxa"/>
+        <w:tblLayout w:type="fixed"/>
+        <w:tblCellMar>
+          <w:top w:w="0" w:type="dxa"/>
+          <w:left w:w="108" w:type="dxa"/>
+          <w:bottom w:w="0" w:type="dxa"/>
+          <w:right w:w="108" w:type="dxa"/>
+        </w:tblCellMar>
+        <w:tblLook w:val="0020" w:noHBand="0" w:noVBand="0" w:firstColumn="0" w:lastRow="0" w:lastColumn="0" w:firstRow="1"/>
+      </w:tblPr>
+      <w:tblGrid>
+        <w:gridCol w:w="1919"/>
+        <w:gridCol w:w="2640"/>
+        <w:gridCol w:w="1680"/>
+        <w:gridCol w:w="3120"/>
+      </w:tblGrid>
+      <w:tr>
+        <w:trPr>
+          <w:tblHeader w:val="true"/>
+        </w:trPr>
+        <w:tc>
+          <w:tcPr>
+            <w:tcW w:w="1919" w:type="dxa"/>
+            <w:tcBorders>
+              <w:bottom w:val="single" w:sz="6" w:space="0" w:color="000000"/>
+            </w:tcBorders>
+            <w:shd w:color="auto" w:fill="E0E0E0" w:val="clear"/>
+            <w:vAlign w:val="bottom"/>
+          </w:tcPr>
+          <w:p>
+            <w:pPr>
+              <w:pStyle w:val="Compact"/>
+              <w:widowControl/>
+              <w:spacing w:before="36" w:after="36"/>
+              <w:jc w:val="left"/>
+              <w:rPr>
+                <w:rFonts w:ascii="Cambria" w:hAnsi="Cambria" w:eastAsia="Cambria" w:cs=""/>
+                <w:kern w:val="0"/>
+                <w:sz w:val="24"/>
+                <w:szCs w:val="24"/>
+                <w:lang w:val="en-US" w:eastAsia="en-US" w:bidi="ar-SA"/>
+              </w:rPr>
+            </w:pPr>
+            <w:r>
+              <w:rPr>
+                <w:rFonts w:eastAsia="Cambria" w:cs=""/>
+                <w:b/>
+                <w:kern w:val="0"/>
+                <w:sz w:val="20"/>
+                <w:szCs w:val="24"/>
+                <w:lang w:val="en-US" w:eastAsia="en-US" w:bidi="ar-SA"/>
+              </w:rPr>
+              <w:t>Signal</w:t>
+            </w:r>
+          </w:p>
+        </w:tc>
+        <w:tc>
+          <w:tcPr>
+            <w:tcW w:w="2640" w:type="dxa"/>
+            <w:tcBorders>
+              <w:bottom w:val="single" w:sz="6" w:space="0" w:color="000000"/>
+            </w:tcBorders>
+            <w:shd w:color="auto" w:fill="E0E0E0" w:val="clear"/>
+            <w:vAlign w:val="bottom"/>
+          </w:tcPr>
+          <w:p>
+            <w:pPr>
+              <w:pStyle w:val="Compact"/>
+              <w:widowControl/>
+              <w:spacing w:before="36" w:after="36"/>
+              <w:jc w:val="left"/>
+              <w:rPr>
+                <w:rFonts w:ascii="Cambria" w:hAnsi="Cambria" w:eastAsia="Cambria" w:cs=""/>
+                <w:kern w:val="0"/>
+                <w:sz w:val="24"/>
+                <w:szCs w:val="24"/>
+                <w:lang w:val="en-US" w:eastAsia="en-US" w:bidi="ar-SA"/>
+              </w:rPr>
+            </w:pPr>
+            <w:r>
+              <w:rPr>
+                <w:rFonts w:eastAsia="Cambria" w:cs=""/>
+                <w:b/>
+                <w:kern w:val="0"/>
+                <w:sz w:val="20"/>
+                <w:szCs w:val="24"/>
+                <w:lang w:val="en-US" w:eastAsia="en-US" w:bidi="ar-SA"/>
+              </w:rPr>
+              <w:t>Direction</w:t>
+            </w:r>
+          </w:p>
+        </w:tc>
+        <w:tc>
+          <w:tcPr>
+            <w:tcW w:w="1680" w:type="dxa"/>
+            <w:tcBorders>
+              <w:bottom w:val="single" w:sz="6" w:space="0" w:color="000000"/>
+            </w:tcBorders>
+            <w:shd w:color="auto" w:fill="E0E0E0" w:val="clear"/>
+            <w:vAlign w:val="bottom"/>
+          </w:tcPr>
+          <w:p>
+            <w:pPr>
+              <w:pStyle w:val="Compact"/>
+              <w:widowControl/>
+              <w:spacing w:before="36" w:after="36"/>
+              <w:jc w:val="left"/>
+              <w:rPr>
+                <w:rFonts w:ascii="Cambria" w:hAnsi="Cambria" w:eastAsia="Cambria" w:cs=""/>
+                <w:kern w:val="0"/>
+                <w:sz w:val="24"/>
+                <w:szCs w:val="24"/>
+                <w:lang w:val="en-US" w:eastAsia="en-US" w:bidi="ar-SA"/>
+              </w:rPr>
+            </w:pPr>
+            <w:r>
+              <w:rPr>
+                <w:rFonts w:eastAsia="Cambria" w:cs=""/>
+                <w:b/>
+                <w:kern w:val="0"/>
+                <w:sz w:val="20"/>
+                <w:szCs w:val="24"/>
+                <w:lang w:val="en-US" w:eastAsia="en-US" w:bidi="ar-SA"/>
+              </w:rPr>
+              <w:t>Width</w:t>
+            </w:r>
+          </w:p>
+        </w:tc>
+        <w:tc>
+          <w:tcPr>
+            <w:tcW w:w="3120" w:type="dxa"/>
+            <w:tcBorders>
+              <w:bottom w:val="single" w:sz="6" w:space="0" w:color="000000"/>
+            </w:tcBorders>
+            <w:shd w:color="auto" w:fill="E0E0E0" w:val="clear"/>
+            <w:vAlign w:val="bottom"/>
+          </w:tcPr>
+          <w:p>
+            <w:pPr>
+              <w:pStyle w:val="Compact"/>
+              <w:widowControl/>
+              <w:spacing w:before="36" w:after="36"/>
+              <w:jc w:val="left"/>
+              <w:rPr>
+                <w:rFonts w:ascii="Cambria" w:hAnsi="Cambria" w:eastAsia="Cambria" w:cs=""/>
+                <w:kern w:val="0"/>
+                <w:sz w:val="24"/>
+                <w:szCs w:val="24"/>
+                <w:lang w:val="en-US" w:eastAsia="en-US" w:bidi="ar-SA"/>
+              </w:rPr>
+            </w:pPr>
+            <w:r>
+              <w:rPr>
+                <w:rFonts w:eastAsia="Cambria" w:cs=""/>
+                <w:b/>
+                <w:kern w:val="0"/>
+                <w:sz w:val="20"/>
+                <w:szCs w:val="24"/>
+                <w:lang w:val="en-US" w:eastAsia="en-US" w:bidi="ar-SA"/>
+              </w:rPr>
+              <w:t>Description</w:t>
+            </w:r>
+          </w:p>
+        </w:tc>
+      </w:tr>
+      <w:tr>
+        <w:trPr/>
+        <w:tc>
+          <w:tcPr>
+            <w:tcW w:w="1919" w:type="dxa"/>
+            <w:tcBorders/>
+          </w:tcPr>
+          <w:p>
+            <w:pPr>
+              <w:pStyle w:val="Compact"/>
+              <w:widowControl/>
+              <w:spacing w:before="36" w:after="36"/>
+              <w:jc w:val="left"/>
+              <w:rPr>
+                <w:rFonts w:ascii="Cambria" w:hAnsi="Cambria" w:eastAsia="Cambria" w:cs=""/>
+                <w:kern w:val="0"/>
+                <w:sz w:val="24"/>
+                <w:szCs w:val="24"/>
+                <w:lang w:val="en-US" w:eastAsia="en-US" w:bidi="ar-SA"/>
+              </w:rPr>
+            </w:pPr>
+            <w:r>
+              <w:rPr>
+                <w:rStyle w:val="VerbatimChar"/>
+                <w:rFonts w:eastAsia="Cambria" w:cs=""/>
+                <w:kern w:val="0"/>
+                <w:szCs w:val="24"/>
+                <w:lang w:val="en-US" w:eastAsia="en-US" w:bidi="ar-SA"/>
+              </w:rPr>
+              <w:t>gate_in[2:0]</w:t>
+            </w:r>
+          </w:p>
+        </w:tc>
+        <w:tc>
+          <w:tcPr>
+            <w:tcW w:w="2640" w:type="dxa"/>
+            <w:tcBorders/>
+          </w:tcPr>
+          <w:p>
+            <w:pPr>
+              <w:pStyle w:val="Compact"/>
+              <w:widowControl/>
+              <w:spacing w:before="36" w:after="36"/>
+              <w:jc w:val="left"/>
+              <w:rPr>
+                <w:rFonts w:ascii="Cambria" w:hAnsi="Cambria" w:eastAsia="Cambria" w:cs=""/>
+                <w:kern w:val="0"/>
+                <w:sz w:val="24"/>
+                <w:szCs w:val="24"/>
+                <w:lang w:val="en-US" w:eastAsia="en-US" w:bidi="ar-SA"/>
+              </w:rPr>
+            </w:pPr>
+            <w:r>
+              <w:rPr>
+                <w:rFonts w:eastAsia="Cambria" w:cs=""/>
+                <w:kern w:val="0"/>
+                <w:sz w:val="24"/>
+                <w:szCs w:val="24"/>
+                <w:lang w:val="en-US" w:eastAsia="en-US" w:bidi="ar-SA"/>
+              </w:rPr>
+              <w:t>Input</w:t>
+            </w:r>
+          </w:p>
+        </w:tc>
+        <w:tc>
+          <w:tcPr>
+            <w:tcW w:w="1680" w:type="dxa"/>
+            <w:tcBorders/>
+          </w:tcPr>
+          <w:p>
+            <w:pPr>
+              <w:pStyle w:val="Compact"/>
+              <w:widowControl/>
+              <w:spacing w:before="36" w:after="36"/>
+              <w:jc w:val="left"/>
+              <w:rPr>
+                <w:rFonts w:ascii="Cambria" w:hAnsi="Cambria" w:eastAsia="Cambria" w:cs=""/>
+                <w:kern w:val="0"/>
+                <w:sz w:val="24"/>
+                <w:szCs w:val="24"/>
+                <w:lang w:val="en-US" w:eastAsia="en-US" w:bidi="ar-SA"/>
+              </w:rPr>
+            </w:pPr>
+            <w:r>
+              <w:rPr>
+                <w:rFonts w:eastAsia="Cambria" w:cs=""/>
+                <w:kern w:val="0"/>
+                <w:sz w:val="24"/>
+                <w:szCs w:val="24"/>
+                <w:lang w:val="en-US" w:eastAsia="en-US" w:bidi="ar-SA"/>
+              </w:rPr>
+              <w:t>3</w:t>
+            </w:r>
+          </w:p>
+        </w:tc>
+        <w:tc>
+          <w:tcPr>
+            <w:tcW w:w="3120" w:type="dxa"/>
+            <w:tcBorders/>
+          </w:tcPr>
+          <w:p>
+            <w:pPr>
+              <w:pStyle w:val="Compact"/>
+              <w:widowControl/>
+              <w:spacing w:before="36" w:after="36"/>
+              <w:jc w:val="left"/>
+              <w:rPr>
+                <w:rFonts w:ascii="Cambria" w:hAnsi="Cambria" w:eastAsia="Cambria" w:cs=""/>
+                <w:kern w:val="0"/>
+                <w:sz w:val="24"/>
+                <w:szCs w:val="24"/>
+                <w:lang w:val="en-US" w:eastAsia="en-US" w:bidi="ar-SA"/>
+              </w:rPr>
+            </w:pPr>
+            <w:r>
+              <w:rPr>
+                <w:rFonts w:eastAsia="Cambria" w:cs=""/>
+                <w:kern w:val="0"/>
+                <w:sz w:val="24"/>
+                <w:szCs w:val="24"/>
+                <w:lang w:val="en-US" w:eastAsia="en-US" w:bidi="ar-SA"/>
+              </w:rPr>
+              <w:t xml:space="preserve">GATE inputs for counters 0, 1, 2, active high. In Mode 0 a low GATE pauses the count where it stands and a high GATE resumes it from that value – no reload, no restart – as on the 8254. A load is unaffected by GATE. The pins are treated as asynchronous in both clocking configurations and pass a </w:t>
+            </w:r>
+            <w:r>
+              <w:rPr>
+                <w:rStyle w:val="VerbatimChar"/>
+                <w:rFonts w:eastAsia="Cambria" w:cs=""/>
+                <w:kern w:val="0"/>
+                <w:szCs w:val="24"/>
+                <w:lang w:val="en-US" w:eastAsia="en-US" w:bidi="ar-SA"/>
+              </w:rPr>
+              <w:t>SYNC_STAGES</w:t>
+            </w:r>
+            <w:r>
+              <w:rPr>
+                <w:rFonts w:eastAsia="Cambria" w:cs=""/>
+                <w:kern w:val="0"/>
+                <w:sz w:val="24"/>
+                <w:szCs w:val="24"/>
+                <w:lang w:val="en-US" w:eastAsia="en-US" w:bidi="ar-SA"/>
+              </w:rPr>
+              <w:t xml:space="preserve">-flop synchronizer (default 2) on the counting clock, so a transition takes effect </w:t>
+            </w:r>
+            <w:r>
+              <w:rPr>
+                <w:rStyle w:val="VerbatimChar"/>
+                <w:rFonts w:eastAsia="Cambria" w:cs=""/>
+                <w:kern w:val="0"/>
+                <w:szCs w:val="24"/>
+                <w:lang w:val="en-US" w:eastAsia="en-US" w:bidi="ar-SA"/>
+              </w:rPr>
+              <w:t>SYNC_STAGES</w:t>
+            </w:r>
+            <w:r>
+              <w:rPr>
+                <w:rFonts w:eastAsia="Cambria" w:cs=""/>
+                <w:kern w:val="0"/>
+                <w:sz w:val="24"/>
+                <w:szCs w:val="24"/>
+                <w:lang w:val="en-US" w:eastAsia="en-US" w:bidi="ar-SA"/>
+              </w:rPr>
+              <w:t xml:space="preserve"> counting clocks after the pin moves. No external synchronizer is needed.</w:t>
+            </w:r>
+          </w:p>
+        </w:tc>
+      </w:tr>
+      <w:tr>
+        <w:trPr/>
+        <w:tc>
+          <w:tcPr>
+            <w:tcW w:w="1919" w:type="dxa"/>
+            <w:tcBorders/>
+          </w:tcPr>
+          <w:p>
+            <w:pPr>
+              <w:pStyle w:val="Compact"/>
+              <w:widowControl/>
+              <w:spacing w:before="36" w:after="36"/>
+              <w:jc w:val="left"/>
+              <w:rPr>
+                <w:rFonts w:ascii="Cambria" w:hAnsi="Cambria" w:eastAsia="Cambria" w:cs=""/>
+                <w:kern w:val="0"/>
+                <w:sz w:val="24"/>
+                <w:szCs w:val="24"/>
+                <w:lang w:val="en-US" w:eastAsia="en-US" w:bidi="ar-SA"/>
+              </w:rPr>
+            </w:pPr>
+            <w:r>
+              <w:rPr>
+                <w:rStyle w:val="VerbatimChar"/>
+                <w:rFonts w:eastAsia="Cambria" w:cs=""/>
+                <w:kern w:val="0"/>
+                <w:szCs w:val="24"/>
+                <w:lang w:val="en-US" w:eastAsia="en-US" w:bidi="ar-SA"/>
+              </w:rPr>
+              <w:t>timer_irq[2:0]</w:t>
+            </w:r>
+          </w:p>
+        </w:tc>
+        <w:tc>
+          <w:tcPr>
+            <w:tcW w:w="2640" w:type="dxa"/>
+            <w:tcBorders/>
+          </w:tcPr>
+          <w:p>
+            <w:pPr>
+              <w:pStyle w:val="Compact"/>
+              <w:widowControl/>
+              <w:spacing w:before="36" w:after="36"/>
+              <w:jc w:val="left"/>
+              <w:rPr>
+                <w:rFonts w:ascii="Cambria" w:hAnsi="Cambria" w:eastAsia="Cambria" w:cs=""/>
+                <w:kern w:val="0"/>
+                <w:sz w:val="24"/>
+                <w:szCs w:val="24"/>
+                <w:lang w:val="en-US" w:eastAsia="en-US" w:bidi="ar-SA"/>
+              </w:rPr>
+            </w:pPr>
+            <w:r>
+              <w:rPr>
+                <w:rFonts w:eastAsia="Cambria" w:cs=""/>
+                <w:kern w:val="0"/>
+                <w:sz w:val="24"/>
+                <w:szCs w:val="24"/>
+                <w:lang w:val="en-US" w:eastAsia="en-US" w:bidi="ar-SA"/>
+              </w:rPr>
+              <w:t>Output</w:t>
+            </w:r>
+          </w:p>
+        </w:tc>
+        <w:tc>
+          <w:tcPr>
+            <w:tcW w:w="1680" w:type="dxa"/>
+            <w:tcBorders/>
+          </w:tcPr>
+          <w:p>
+            <w:pPr>
+              <w:pStyle w:val="Compact"/>
+              <w:widowControl/>
+              <w:spacing w:before="36" w:after="36"/>
+              <w:jc w:val="left"/>
+              <w:rPr>
+                <w:rFonts w:ascii="Cambria" w:hAnsi="Cambria" w:eastAsia="Cambria" w:cs=""/>
+                <w:kern w:val="0"/>
+                <w:sz w:val="24"/>
+                <w:szCs w:val="24"/>
+                <w:lang w:val="en-US" w:eastAsia="en-US" w:bidi="ar-SA"/>
+              </w:rPr>
+            </w:pPr>
+            <w:r>
+              <w:rPr>
+                <w:rFonts w:eastAsia="Cambria" w:cs=""/>
+                <w:kern w:val="0"/>
+                <w:sz w:val="24"/>
+                <w:szCs w:val="24"/>
+                <w:lang w:val="en-US" w:eastAsia="en-US" w:bidi="ar-SA"/>
+              </w:rPr>
+              <w:t>3</w:t>
+            </w:r>
+          </w:p>
+        </w:tc>
+        <w:tc>
+          <w:tcPr>
+            <w:tcW w:w="3120" w:type="dxa"/>
+            <w:tcBorders/>
+          </w:tcPr>
+          <w:p>
+            <w:pPr>
+              <w:pStyle w:val="Compact"/>
+              <w:widowControl/>
+              <w:spacing w:before="36" w:after="36"/>
+              <w:jc w:val="left"/>
+              <w:rPr>
+                <w:rFonts w:ascii="Cambria" w:hAnsi="Cambria" w:eastAsia="Cambria" w:cs=""/>
+                <w:kern w:val="0"/>
+                <w:sz w:val="24"/>
+                <w:szCs w:val="24"/>
+                <w:lang w:val="en-US" w:eastAsia="en-US" w:bidi="ar-SA"/>
+              </w:rPr>
+            </w:pPr>
+            <w:r>
+              <w:rPr>
+                <w:rFonts w:eastAsia="Cambria" w:cs=""/>
+                <w:kern w:val="0"/>
+                <w:sz w:val="24"/>
+                <w:szCs w:val="24"/>
+                <w:lang w:val="en-US" w:eastAsia="en-US" w:bidi="ar-SA"/>
+              </w:rPr>
+              <w:t>Timer interrupt outputs. Driven by OUT signals from counters 0, 1, 2. High when terminal count reached (Mode 0).</w:t>
+            </w:r>
+            <w:bookmarkStart w:id="207" w:name="signal-groups"/>
+            <w:bookmarkEnd w:id="207"/>
+          </w:p>
+        </w:tc>
+      </w:tr>
+    </w:tbl>
     <w:p>
       <w:pPr>
         <w:pStyle w:val="Heading2"/>
@@ -24822,8 +27383,7 @@
         <w:spacing w:before="280" w:after="80"/>
         <w:rPr/>
       </w:pPr>
-      <w:bookmarkStart w:id="208" w:name="__RefHeading___Toc24307_1119111223"/>
-      <w:bookmarkStart w:id="209" w:name="functional-description-4"/>
+      <w:bookmarkStart w:id="208" w:name="__RefHeading___Toc12120_3441836224"/>
       <w:bookmarkEnd w:id="208"/>
       <w:r>
         <w:rPr>
@@ -24850,9 +27410,9 @@
         <w:spacing w:before="200" w:after="80"/>
         <w:rPr/>
       </w:pPr>
-      <w:bookmarkStart w:id="210" w:name="__RefHeading___Toc24309_1119111223"/>
-      <w:bookmarkStart w:id="211" w:name="address-map"/>
-      <w:bookmarkEnd w:id="210"/>
+      <w:bookmarkStart w:id="209" w:name="__RefHeading___Toc12122_3441836224"/>
+      <w:bookmarkStart w:id="210" w:name="address-map"/>
+      <w:bookmarkEnd w:id="209"/>
       <w:r>
         <w:rPr>
           <w:rStyle w:val="SectionNumber"/>
@@ -26250,7 +28810,7 @@
         </w:rPr>
         <w:t>.</w:t>
       </w:r>
-      <w:bookmarkEnd w:id="211"/>
+      <w:bookmarkEnd w:id="210"/>
     </w:p>
     <w:p>
       <w:pPr>
@@ -26258,9 +28818,9 @@
         <w:spacing w:before="200" w:after="80"/>
         <w:rPr/>
       </w:pPr>
-      <w:bookmarkStart w:id="212" w:name="__RefHeading___Toc24311_1119111223"/>
-      <w:bookmarkStart w:id="213" w:name="error-response"/>
-      <w:bookmarkEnd w:id="212"/>
+      <w:bookmarkStart w:id="211" w:name="__RefHeading___Toc12124_3441836224"/>
+      <w:bookmarkStart w:id="212" w:name="error-response"/>
+      <w:bookmarkEnd w:id="211"/>
       <w:r>
         <w:rPr>
           <w:rStyle w:val="SectionNumber"/>
@@ -26317,8 +28877,7 @@
         </w:rPr>
         <w:t xml:space="preserve"> high: the write changes nothing, the read returns 0. The dropped access still completes – the adapter holds its request until an acknowledge, so the decode acks the drop itself rather than leaving the bus waiting. Mapped accesses never raise PSLVERR. Software can rely on the bus error to catch a bad pointer into this window.</w:t>
       </w:r>
-      <w:bookmarkEnd w:id="209"/>
-      <w:bookmarkEnd w:id="213"/>
+      <w:bookmarkEnd w:id="212"/>
     </w:p>
     <w:p>
       <w:pPr>
@@ -26329,9 +28888,9 @@
         <w:spacing w:before="280" w:after="80"/>
         <w:rPr/>
       </w:pPr>
-      <w:bookmarkStart w:id="214" w:name="__RefHeading___Toc24313_1119111223"/>
-      <w:bookmarkStart w:id="215" w:name="timing-3"/>
-      <w:bookmarkEnd w:id="214"/>
+      <w:bookmarkStart w:id="213" w:name="__RefHeading___Toc12126_3441836224"/>
+      <w:bookmarkStart w:id="214" w:name="timing-3"/>
+      <w:bookmarkEnd w:id="213"/>
       <w:r>
         <w:rPr>
           <w:rStyle w:val="SectionNumber"/>
@@ -26357,9 +28916,9 @@
         <w:spacing w:before="200" w:after="80"/>
         <w:rPr/>
       </w:pPr>
-      <w:bookmarkStart w:id="216" w:name="__RefHeading___Toc24315_1119111223"/>
-      <w:bookmarkStart w:id="217" w:name="clock-domain-configuration"/>
-      <w:bookmarkEnd w:id="216"/>
+      <w:bookmarkStart w:id="215" w:name="__RefHeading___Toc12128_3441836224"/>
+      <w:bookmarkStart w:id="216" w:name="clock-domain-configuration"/>
+      <w:bookmarkEnd w:id="215"/>
       <w:r>
         <w:rPr>
           <w:rStyle w:val="SectionNumber"/>
@@ -26704,7 +29263,7 @@
         </w:rPr>
         <w:t xml:space="preserve"> flops, default 2)</w:t>
       </w:r>
-      <w:bookmarkEnd w:id="217"/>
+      <w:bookmarkEnd w:id="216"/>
     </w:p>
     <w:p>
       <w:pPr>
@@ -26712,9 +29271,9 @@
         <w:spacing w:before="200" w:after="80"/>
         <w:rPr/>
       </w:pPr>
-      <w:bookmarkStart w:id="218" w:name="__RefHeading___Toc24317_1119111223"/>
-      <w:bookmarkStart w:id="219" w:name="reset-requirements"/>
-      <w:bookmarkEnd w:id="218"/>
+      <w:bookmarkStart w:id="217" w:name="__RefHeading___Toc12130_3441836224"/>
+      <w:bookmarkStart w:id="218" w:name="reset-requirements"/>
+      <w:bookmarkEnd w:id="217"/>
       <w:r>
         <w:rPr>
           <w:rStyle w:val="SectionNumber"/>
@@ -26984,7 +29543,7 @@
         </w:rPr>
         <w:t xml:space="preserve"> - Assert reset - Follow power-on reset sequence from step 2</w:t>
       </w:r>
-      <w:bookmarkEnd w:id="219"/>
+      <w:bookmarkEnd w:id="218"/>
     </w:p>
     <w:p>
       <w:pPr>
@@ -26992,9 +29551,9 @@
         <w:spacing w:before="200" w:after="80"/>
         <w:rPr/>
       </w:pPr>
-      <w:bookmarkStart w:id="220" w:name="__RefHeading___Toc24319_1119111223"/>
-      <w:bookmarkStart w:id="221" w:name="apb-protocol-timing"/>
-      <w:bookmarkEnd w:id="220"/>
+      <w:bookmarkStart w:id="219" w:name="__RefHeading___Toc12132_3441836224"/>
+      <w:bookmarkStart w:id="220" w:name="apb-protocol-timing"/>
+      <w:bookmarkEnd w:id="219"/>
       <w:r>
         <w:rPr>
           <w:rStyle w:val="SectionNumber"/>
@@ -27013,7 +29572,7 @@
         <w:tab/>
         <w:t>APB Protocol Timing</w:t>
       </w:r>
-      <w:bookmarkEnd w:id="221"/>
+      <w:bookmarkEnd w:id="220"/>
     </w:p>
     <w:p>
       <w:pPr>
@@ -27021,10 +29580,10 @@
         <w:spacing w:before="200" w:after="80"/>
         <w:rPr/>
       </w:pPr>
-      <w:bookmarkStart w:id="222" w:name="__RefHeading___Toc24321_1119111223"/>
-      <w:bookmarkStart w:id="223" w:name="figure-3.1-apb-access-timing-cdc_enable0"/>
-      <w:bookmarkStart w:id="224" w:name="_Fig_8_APB_Access_Timing__C"/>
-      <w:bookmarkEnd w:id="222"/>
+      <w:bookmarkStart w:id="221" w:name="__RefHeading___Toc12134_3441836224"/>
+      <w:bookmarkStart w:id="222" w:name="figure-3.1-apb-access-timing-cdc_enable0"/>
+      <w:bookmarkStart w:id="223" w:name="_Fig_8_APB_Access_Timing__C"/>
+      <w:bookmarkEnd w:id="221"/>
       <w:r>
         <w:rPr>
           <w:rStyle w:val="SectionNumber"/>
@@ -27043,7 +29602,7 @@
         <w:tab/>
         <w:t>Figure 3.1: APB Access Timing (CDC_ENABLE=0)</w:t>
       </w:r>
-      <w:bookmarkEnd w:id="224"/>
+      <w:bookmarkEnd w:id="223"/>
     </w:p>
     <w:p>
       <w:pPr>
@@ -27106,16 +29665,16 @@
         <w:pStyle w:val="BodyText"/>
         <w:rPr/>
       </w:pPr>
-      <w:bookmarkStart w:id="225" w:name="timing-3"/>
-      <w:bookmarkStart w:id="226" w:name="figure-3.1-apb-access-timing-cdc_enable0"/>
+      <w:bookmarkStart w:id="224" w:name="timing-3"/>
+      <w:bookmarkStart w:id="225" w:name="figure-3.1-apb-access-timing-cdc_enable0"/>
       <w:r>
         <w:rPr>
           <w:sz w:val="20"/>
         </w:rPr>
         <w:t>One figure covers both directions: PWDATA is held from SETUP to PREADY on a write, and PRDATA is valid only in the PREADY cycle on a read. An access is one SETUP and six ACCESS cycles with CDC_ENABLE=0; apb4_slave_cdc adds the crossing cycles described above.</w:t>
       </w:r>
+      <w:bookmarkEnd w:id="224"/>
       <w:bookmarkEnd w:id="225"/>
-      <w:bookmarkEnd w:id="226"/>
     </w:p>
     <w:p>
       <w:pPr>
@@ -27126,9 +29685,9 @@
         <w:spacing w:before="280" w:after="80"/>
         <w:rPr/>
       </w:pPr>
-      <w:bookmarkStart w:id="227" w:name="__RefHeading___Toc24323_1119111223"/>
-      <w:bookmarkStart w:id="228" w:name="usage-example"/>
-      <w:bookmarkEnd w:id="227"/>
+      <w:bookmarkStart w:id="226" w:name="__RefHeading___Toc12136_3441836224"/>
+      <w:bookmarkStart w:id="227" w:name="usage-example"/>
+      <w:bookmarkEnd w:id="226"/>
       <w:r>
         <w:rPr>
           <w:rStyle w:val="SectionNumber"/>
@@ -27154,9 +29713,9 @@
         <w:spacing w:before="200" w:after="80"/>
         <w:rPr/>
       </w:pPr>
-      <w:bookmarkStart w:id="229" w:name="__RefHeading___Toc24325_1119111223"/>
-      <w:bookmarkStart w:id="230" w:name="single-clock-integration"/>
-      <w:bookmarkEnd w:id="229"/>
+      <w:bookmarkStart w:id="228" w:name="__RefHeading___Toc12138_3441836224"/>
+      <w:bookmarkStart w:id="229" w:name="single-clock-integration"/>
+      <w:bookmarkEnd w:id="228"/>
       <w:r>
         <w:rPr>
           <w:rStyle w:val="SectionNumber"/>
@@ -27411,7 +29970,7 @@
         </w:rPr>
         <w:t>);</w:t>
       </w:r>
-      <w:bookmarkEnd w:id="230"/>
+      <w:bookmarkEnd w:id="229"/>
     </w:p>
     <w:p>
       <w:pPr>
@@ -27419,9 +29978,9 @@
         <w:spacing w:before="200" w:after="80"/>
         <w:rPr/>
       </w:pPr>
-      <w:bookmarkStart w:id="231" w:name="__RefHeading___Toc24327_1119111223"/>
-      <w:bookmarkStart w:id="232" w:name="dual-clock-integration"/>
-      <w:bookmarkEnd w:id="231"/>
+      <w:bookmarkStart w:id="230" w:name="__RefHeading___Toc12140_3441836224"/>
+      <w:bookmarkStart w:id="231" w:name="dual-clock-integration"/>
+      <w:bookmarkEnd w:id="230"/>
       <w:r>
         <w:rPr>
           <w:rStyle w:val="SectionNumber"/>
@@ -27801,9 +30360,9 @@
         <w:pStyle w:val="Normal"/>
         <w:rPr/>
       </w:pPr>
-      <w:bookmarkStart w:id="233" w:name="apb-pit-8254---top-level-interface"/>
-      <w:bookmarkStart w:id="234" w:name="usage-example"/>
-      <w:bookmarkStart w:id="235" w:name="dual-clock-integration"/>
+      <w:bookmarkStart w:id="232" w:name="apb-pit-8254---top-level-interface"/>
+      <w:bookmarkStart w:id="233" w:name="usage-example"/>
+      <w:bookmarkStart w:id="234" w:name="dual-clock-integration"/>
       <w:r>
         <w:rPr/>
         <mc:AlternateContent>
@@ -27859,9 +30418,9 @@
           </mc:Fallback>
         </mc:AlternateContent>
       </w:r>
+      <w:bookmarkEnd w:id="232"/>
       <w:bookmarkEnd w:id="233"/>
       <w:bookmarkEnd w:id="234"/>
-      <w:bookmarkEnd w:id="235"/>
       <w:r>
         <w:br w:type="page"/>
       </w:r>
@@ -27873,9 +30432,9 @@
         <w:spacing w:before="360" w:after="120"/>
         <w:rPr/>
       </w:pPr>
-      <w:bookmarkStart w:id="236" w:name="__RefHeading___Toc24329_1119111223"/>
-      <w:bookmarkStart w:id="237" w:name="X08465f07154284fc02a5123f9553d007d480d70"/>
-      <w:bookmarkEnd w:id="236"/>
+      <w:bookmarkStart w:id="235" w:name="__RefHeading___Toc12142_3441836224"/>
+      <w:bookmarkStart w:id="236" w:name="X08465f07154284fc02a5123f9553d007d480d70"/>
+      <w:bookmarkEnd w:id="235"/>
       <w:r>
         <w:rPr>
           <w:rStyle w:val="SectionNumber"/>
@@ -27916,9 +30475,9 @@
         <w:spacing w:before="280" w:after="80"/>
         <w:rPr/>
       </w:pPr>
-      <w:bookmarkStart w:id="238" w:name="__RefHeading___Toc24331_1119111223"/>
-      <w:bookmarkStart w:id="239" w:name="power-on-initialization-sequence"/>
-      <w:bookmarkEnd w:id="238"/>
+      <w:bookmarkStart w:id="237" w:name="__RefHeading___Toc12144_3441836224"/>
+      <w:bookmarkStart w:id="238" w:name="power-on-initialization-sequence"/>
+      <w:bookmarkEnd w:id="237"/>
       <w:r>
         <w:rPr>
           <w:rStyle w:val="SectionNumber"/>
@@ -30959,7 +33518,7 @@
         </w:rPr>
         <w:t>}</w:t>
       </w:r>
-      <w:bookmarkEnd w:id="239"/>
+      <w:bookmarkEnd w:id="238"/>
     </w:p>
     <w:p>
       <w:pPr>
@@ -30970,9 +33529,9 @@
         <w:spacing w:before="280" w:after="80"/>
         <w:rPr/>
       </w:pPr>
-      <w:bookmarkStart w:id="240" w:name="__RefHeading___Toc24333_1119111223"/>
-      <w:bookmarkStart w:id="241" w:name="complete-initialization-function"/>
-      <w:bookmarkEnd w:id="240"/>
+      <w:bookmarkStart w:id="239" w:name="__RefHeading___Toc12146_3441836224"/>
+      <w:bookmarkStart w:id="240" w:name="complete-initialization-function"/>
+      <w:bookmarkEnd w:id="239"/>
       <w:r>
         <w:rPr>
           <w:rStyle w:val="SectionNumber"/>
@@ -32308,7 +34867,7 @@
         </w:rPr>
         <w:t>}</w:t>
       </w:r>
-      <w:bookmarkEnd w:id="241"/>
+      <w:bookmarkEnd w:id="240"/>
     </w:p>
     <w:p>
       <w:pPr>
@@ -32319,9 +34878,9 @@
         <w:spacing w:before="280" w:after="80"/>
         <w:rPr/>
       </w:pPr>
-      <w:bookmarkStart w:id="242" w:name="__RefHeading___Toc24335_1119111223"/>
-      <w:bookmarkStart w:id="243" w:name="usage-example-1"/>
-      <w:bookmarkEnd w:id="242"/>
+      <w:bookmarkStart w:id="241" w:name="__RefHeading___Toc12148_3441836224"/>
+      <w:bookmarkStart w:id="242" w:name="usage-example-1"/>
+      <w:bookmarkEnd w:id="241"/>
       <w:r>
         <w:rPr>
           <w:rStyle w:val="SectionNumber"/>
@@ -33405,7 +35964,7 @@
         </w:rPr>
         <w:t>}</w:t>
       </w:r>
-      <w:bookmarkEnd w:id="243"/>
+      <w:bookmarkEnd w:id="242"/>
     </w:p>
     <w:p>
       <w:pPr>
@@ -33416,9 +35975,9 @@
         <w:spacing w:before="280" w:after="80"/>
         <w:rPr/>
       </w:pPr>
-      <w:bookmarkStart w:id="244" w:name="__RefHeading___Toc24337_1119111223"/>
-      <w:bookmarkStart w:id="245" w:name="runtime-configuration-changes"/>
-      <w:bookmarkEnd w:id="244"/>
+      <w:bookmarkStart w:id="243" w:name="__RefHeading___Toc12150_3441836224"/>
+      <w:bookmarkStart w:id="244" w:name="runtime-configuration-changes"/>
+      <w:bookmarkEnd w:id="243"/>
       <w:r>
         <w:rPr>
           <w:rStyle w:val="SectionNumber"/>
@@ -33717,7 +36276,7 @@
         </w:rPr>
         <w:t>// Counter reloads and restarts</w:t>
       </w:r>
-      <w:bookmarkEnd w:id="245"/>
+      <w:bookmarkEnd w:id="244"/>
     </w:p>
     <w:p>
       <w:pPr>
@@ -33728,9 +36287,9 @@
         <w:spacing w:before="280" w:after="80"/>
         <w:rPr/>
       </w:pPr>
-      <w:bookmarkStart w:id="246" w:name="__RefHeading___Toc24339_1119111223"/>
-      <w:bookmarkStart w:id="247" w:name="common-initialization-errors"/>
-      <w:bookmarkEnd w:id="246"/>
+      <w:bookmarkStart w:id="245" w:name="__RefHeading___Toc12152_3441836224"/>
+      <w:bookmarkStart w:id="246" w:name="common-initialization-errors"/>
+      <w:bookmarkEnd w:id="245"/>
       <w:r>
         <w:rPr>
           <w:rStyle w:val="SectionNumber"/>
@@ -35006,7 +37565,7 @@
         </w:rPr>
         <w:t>// BCD[0] = Counting mode</w:t>
       </w:r>
-      <w:bookmarkEnd w:id="247"/>
+      <w:bookmarkEnd w:id="246"/>
     </w:p>
     <w:p>
       <w:pPr>
@@ -35017,9 +37576,9 @@
         <w:spacing w:before="280" w:after="80"/>
         <w:rPr/>
       </w:pPr>
-      <w:bookmarkStart w:id="248" w:name="__RefHeading___Toc24341_1119111223"/>
-      <w:bookmarkStart w:id="249" w:name="debugging-initialization-issues"/>
-      <w:bookmarkEnd w:id="248"/>
+      <w:bookmarkStart w:id="247" w:name="__RefHeading___Toc12154_3441836224"/>
+      <w:bookmarkStart w:id="248" w:name="debugging-initialization-issues"/>
+      <w:bookmarkEnd w:id="247"/>
       <w:r>
         <w:rPr>
           <w:rStyle w:val="SectionNumber"/>
@@ -36282,8 +38841,8 @@
         <w:pStyle w:val="Normal"/>
         <w:rPr/>
       </w:pPr>
-      <w:bookmarkStart w:id="250" w:name="X08465f07154284fc02a5123f9553d007d480d70"/>
-      <w:bookmarkStart w:id="251" w:name="debugging-initialization-issues"/>
+      <w:bookmarkStart w:id="249" w:name="X08465f07154284fc02a5123f9553d007d480d70"/>
+      <w:bookmarkStart w:id="250" w:name="debugging-initialization-issues"/>
       <w:r>
         <w:rPr/>
         <mc:AlternateContent>
@@ -36339,8 +38898,8 @@
           </mc:Fallback>
         </mc:AlternateContent>
       </w:r>
+      <w:bookmarkEnd w:id="249"/>
       <w:bookmarkEnd w:id="250"/>
-      <w:bookmarkEnd w:id="251"/>
       <w:r>
         <w:br w:type="page"/>
       </w:r>
@@ -36352,9 +38911,9 @@
         <w:spacing w:before="360" w:after="120"/>
         <w:rPr/>
       </w:pPr>
-      <w:bookmarkStart w:id="252" w:name="__RefHeading___Toc24343_1119111223"/>
-      <w:bookmarkStart w:id="253" w:name="apb-pit-8254---common-use-cases"/>
-      <w:bookmarkEnd w:id="252"/>
+      <w:bookmarkStart w:id="251" w:name="__RefHeading___Toc12156_3441836224"/>
+      <w:bookmarkStart w:id="252" w:name="apb-pit-8254---common-use-cases"/>
+      <w:bookmarkEnd w:id="251"/>
       <w:r>
         <w:rPr>
           <w:rStyle w:val="SectionNumber"/>
@@ -36395,9 +38954,9 @@
         <w:spacing w:before="280" w:after="80"/>
         <w:rPr/>
       </w:pPr>
-      <w:bookmarkStart w:id="254" w:name="__RefHeading___Toc24345_1119111223"/>
-      <w:bookmarkStart w:id="255" w:name="use-case-1-simple-timeout-timer"/>
-      <w:bookmarkEnd w:id="254"/>
+      <w:bookmarkStart w:id="253" w:name="__RefHeading___Toc12158_3441836224"/>
+      <w:bookmarkStart w:id="254" w:name="use-case-1-simple-timeout-timer"/>
+      <w:bookmarkEnd w:id="253"/>
       <w:r>
         <w:rPr>
           <w:rStyle w:val="SectionNumber"/>
@@ -38857,7 +41416,7 @@
         </w:rPr>
         <w:t>}</w:t>
       </w:r>
-      <w:bookmarkEnd w:id="255"/>
+      <w:bookmarkEnd w:id="254"/>
     </w:p>
     <w:p>
       <w:pPr>
@@ -38868,9 +41427,9 @@
         <w:spacing w:before="280" w:after="80"/>
         <w:rPr/>
       </w:pPr>
-      <w:bookmarkStart w:id="256" w:name="__RefHeading___Toc24347_1119111223"/>
-      <w:bookmarkStart w:id="257" w:name="use-case-2-rtos-system-tick"/>
-      <w:bookmarkEnd w:id="256"/>
+      <w:bookmarkStart w:id="255" w:name="__RefHeading___Toc12160_3441836224"/>
+      <w:bookmarkStart w:id="256" w:name="use-case-2-rtos-system-tick"/>
+      <w:bookmarkEnd w:id="255"/>
       <w:r>
         <w:rPr>
           <w:rStyle w:val="SectionNumber"/>
@@ -40469,14 +43028,14 @@
         <w:pStyle w:val="BodyText"/>
         <w:rPr/>
       </w:pPr>
-      <w:bookmarkStart w:id="258" w:name="use-case-2-rtos-system-tick"/>
+      <w:bookmarkStart w:id="257" w:name="use-case-2-rtos-system-tick"/>
       <w:r>
         <w:rPr>
           <w:sz w:val="20"/>
         </w:rPr>
         <w:t>Mode 0 is one-shot by design. For periodic operation, the interrupt handler must reload the counter after each terminal count. Future PIT implementations may add Mode 2 or Mode 3 for automatic periodic operation.</w:t>
       </w:r>
-      <w:bookmarkEnd w:id="258"/>
+      <w:bookmarkEnd w:id="257"/>
     </w:p>
     <w:p>
       <w:pPr>
@@ -40487,9 +43046,9 @@
         <w:spacing w:before="280" w:after="80"/>
         <w:rPr/>
       </w:pPr>
-      <w:bookmarkStart w:id="259" w:name="__RefHeading___Toc24349_1119111223"/>
-      <w:bookmarkStart w:id="260" w:name="use-case-3-multiple-independent-timers"/>
-      <w:bookmarkEnd w:id="259"/>
+      <w:bookmarkStart w:id="258" w:name="__RefHeading___Toc12162_3441836224"/>
+      <w:bookmarkStart w:id="259" w:name="use-case-3-multiple-independent-timers"/>
+      <w:bookmarkEnd w:id="258"/>
       <w:r>
         <w:rPr>
           <w:rStyle w:val="SectionNumber"/>
@@ -44135,7 +46694,7 @@
         </w:rPr>
         <w:t>}</w:t>
       </w:r>
-      <w:bookmarkEnd w:id="260"/>
+      <w:bookmarkEnd w:id="259"/>
     </w:p>
     <w:p>
       <w:pPr>
@@ -44146,9 +46705,9 @@
         <w:spacing w:before="280" w:after="80"/>
         <w:rPr/>
       </w:pPr>
-      <w:bookmarkStart w:id="261" w:name="__RefHeading___Toc24351_1119111223"/>
-      <w:bookmarkStart w:id="262" w:name="use-case-4-performance-profiling"/>
-      <w:bookmarkEnd w:id="261"/>
+      <w:bookmarkStart w:id="260" w:name="__RefHeading___Toc12164_3441836224"/>
+      <w:bookmarkStart w:id="261" w:name="use-case-4-performance-profiling"/>
+      <w:bookmarkEnd w:id="260"/>
       <w:r>
         <w:rPr>
           <w:rStyle w:val="SectionNumber"/>
@@ -46161,7 +48720,7 @@
         </w:rPr>
         <w:t>}</w:t>
       </w:r>
-      <w:bookmarkEnd w:id="262"/>
+      <w:bookmarkEnd w:id="261"/>
     </w:p>
     <w:p>
       <w:pPr>
@@ -46172,9 +48731,9 @@
         <w:spacing w:before="280" w:after="80"/>
         <w:rPr/>
       </w:pPr>
-      <w:bookmarkStart w:id="263" w:name="__RefHeading___Toc24353_1119111223"/>
-      <w:bookmarkStart w:id="264" w:name="use-case-5-watchdog-timer"/>
-      <w:bookmarkEnd w:id="263"/>
+      <w:bookmarkStart w:id="262" w:name="__RefHeading___Toc12166_3441836224"/>
+      <w:bookmarkStart w:id="263" w:name="use-case-5-watchdog-timer"/>
+      <w:bookmarkEnd w:id="262"/>
       <w:r>
         <w:rPr>
           <w:rStyle w:val="SectionNumber"/>
@@ -47674,7 +50233,7 @@
         </w:rPr>
         <w:t>}</w:t>
       </w:r>
-      <w:bookmarkEnd w:id="264"/>
+      <w:bookmarkEnd w:id="263"/>
     </w:p>
     <w:p>
       <w:pPr>
@@ -47685,9 +50244,9 @@
         <w:spacing w:before="280" w:after="80"/>
         <w:rPr/>
       </w:pPr>
-      <w:bookmarkStart w:id="265" w:name="__RefHeading___Toc24355_1119111223"/>
-      <w:bookmarkStart w:id="266" w:name="best-practices-summary"/>
-      <w:bookmarkEnd w:id="265"/>
+      <w:bookmarkStart w:id="264" w:name="__RefHeading___Toc12168_3441836224"/>
+      <w:bookmarkStart w:id="265" w:name="best-practices-summary"/>
+      <w:bookmarkEnd w:id="264"/>
       <w:r>
         <w:rPr>
           <w:rStyle w:val="SectionNumber"/>
@@ -48475,8 +51034,8 @@
         <w:pStyle w:val="Normal"/>
         <w:rPr/>
       </w:pPr>
-      <w:bookmarkStart w:id="267" w:name="apb-pit-8254---common-use-cases"/>
-      <w:bookmarkStart w:id="268" w:name="best-practices-summary"/>
+      <w:bookmarkStart w:id="266" w:name="apb-pit-8254---common-use-cases"/>
+      <w:bookmarkStart w:id="267" w:name="best-practices-summary"/>
       <w:r>
         <w:rPr/>
         <mc:AlternateContent>
@@ -48532,8 +51091,8 @@
           </mc:Fallback>
         </mc:AlternateContent>
       </w:r>
+      <w:bookmarkEnd w:id="266"/>
       <w:bookmarkEnd w:id="267"/>
-      <w:bookmarkEnd w:id="268"/>
       <w:r>
         <w:br w:type="page"/>
       </w:r>
@@ -48545,9 +51104,9 @@
         <w:spacing w:before="360" w:after="120"/>
         <w:rPr/>
       </w:pPr>
-      <w:bookmarkStart w:id="269" w:name="__RefHeading___Toc24357_1119111223"/>
-      <w:bookmarkStart w:id="270" w:name="apb-pit-8254---register-map"/>
-      <w:bookmarkEnd w:id="269"/>
+      <w:bookmarkStart w:id="268" w:name="__RefHeading___Toc12170_3441836224"/>
+      <w:bookmarkStart w:id="269" w:name="apb-pit-8254---register-map"/>
+      <w:bookmarkEnd w:id="268"/>
       <w:r>
         <w:rPr>
           <w:rStyle w:val="SectionNumber"/>
@@ -48576,9 +51135,9 @@
         <w:spacing w:before="280" w:after="80"/>
         <w:rPr/>
       </w:pPr>
-      <w:bookmarkStart w:id="271" w:name="__RefHeading___Toc24359_1119111223"/>
-      <w:bookmarkStart w:id="272" w:name="overview-5"/>
-      <w:bookmarkEnd w:id="271"/>
+      <w:bookmarkStart w:id="270" w:name="__RefHeading___Toc12172_3441836224"/>
+      <w:bookmarkStart w:id="271" w:name="overview-5"/>
+      <w:bookmarkEnd w:id="270"/>
       <w:r>
         <w:rPr>
           <w:rStyle w:val="SectionNumber"/>
@@ -49675,7 +52234,7 @@
         <w:pStyle w:val="Normal"/>
         <w:rPr/>
       </w:pPr>
-      <w:bookmarkStart w:id="273" w:name="overview-5"/>
+      <w:bookmarkStart w:id="272" w:name="overview-5"/>
       <w:r>
         <w:rPr/>
         <mc:AlternateContent>
@@ -49731,7 +52290,7 @@
           </mc:Fallback>
         </mc:AlternateContent>
       </w:r>
-      <w:bookmarkEnd w:id="273"/>
+      <w:bookmarkEnd w:id="272"/>
     </w:p>
     <w:p>
       <w:pPr>
@@ -49742,9 +52301,9 @@
         <w:spacing w:before="280" w:after="80"/>
         <w:rPr/>
       </w:pPr>
-      <w:bookmarkStart w:id="274" w:name="__RefHeading___Toc24361_1119111223"/>
-      <w:bookmarkStart w:id="275" w:name="pit_config-0x000---global-configuration"/>
-      <w:bookmarkEnd w:id="274"/>
+      <w:bookmarkStart w:id="273" w:name="__RefHeading___Toc12174_3441836224"/>
+      <w:bookmarkStart w:id="274" w:name="pit_config-0x000---global-configuration"/>
+      <w:bookmarkEnd w:id="273"/>
       <w:r>
         <w:rPr>
           <w:rStyle w:val="SectionNumber"/>
@@ -50525,7 +53084,7 @@
         <w:pStyle w:val="Normal"/>
         <w:rPr/>
       </w:pPr>
-      <w:bookmarkStart w:id="276" w:name="pit_config-0x000---global-configuration"/>
+      <w:bookmarkStart w:id="275" w:name="pit_config-0x000---global-configuration"/>
       <w:r>
         <w:rPr/>
         <mc:AlternateContent>
@@ -50581,7 +53140,7 @@
           </mc:Fallback>
         </mc:AlternateContent>
       </w:r>
-      <w:bookmarkEnd w:id="276"/>
+      <w:bookmarkEnd w:id="275"/>
     </w:p>
     <w:p>
       <w:pPr>
@@ -50592,9 +53151,9 @@
         <w:spacing w:before="280" w:after="80"/>
         <w:rPr/>
       </w:pPr>
-      <w:bookmarkStart w:id="277" w:name="__RefHeading___Toc24363_1119111223"/>
-      <w:bookmarkStart w:id="278" w:name="pit_control-0x004---control-word"/>
-      <w:bookmarkEnd w:id="277"/>
+      <w:bookmarkStart w:id="276" w:name="__RefHeading___Toc12176_3441836224"/>
+      <w:bookmarkStart w:id="277" w:name="pit_control-0x004---control-word"/>
+      <w:bookmarkEnd w:id="276"/>
       <w:r>
         <w:rPr>
           <w:rStyle w:val="SectionNumber"/>
@@ -51460,448 +54019,1038 @@
         <w:t>Control Word Format (8254-Compatible):</w:t>
       </w:r>
     </w:p>
+    <w:tbl>
+      <w:tblPr>
+        <w:tblStyle w:val="Table"/>
+        <w:tblW w:w="7920" w:type="dxa"/>
+        <w:jc w:val="left"/>
+        <w:tblInd w:w="108" w:type="dxa"/>
+        <w:tblLayout w:type="fixed"/>
+        <w:tblCellMar>
+          <w:top w:w="0" w:type="dxa"/>
+          <w:left w:w="108" w:type="dxa"/>
+          <w:bottom w:w="0" w:type="dxa"/>
+          <w:right w:w="108" w:type="dxa"/>
+        </w:tblCellMar>
+        <w:tblLook w:val="0020" w:noHBand="0" w:noVBand="0" w:firstColumn="0" w:lastRow="0" w:lastColumn="0" w:firstRow="1"/>
+      </w:tblPr>
+      <w:tblGrid>
+        <w:gridCol w:w="879"/>
+        <w:gridCol w:w="880"/>
+        <w:gridCol w:w="880"/>
+        <w:gridCol w:w="880"/>
+        <w:gridCol w:w="881"/>
+        <w:gridCol w:w="880"/>
+        <w:gridCol w:w="880"/>
+        <w:gridCol w:w="880"/>
+        <w:gridCol w:w="879"/>
+      </w:tblGrid>
+      <w:tr>
+        <w:trPr>
+          <w:tblHeader w:val="true"/>
+        </w:trPr>
+        <w:tc>
+          <w:tcPr>
+            <w:tcW w:w="879" w:type="dxa"/>
+            <w:tcBorders>
+              <w:bottom w:val="single" w:sz="6" w:space="0" w:color="000000"/>
+            </w:tcBorders>
+            <w:shd w:color="auto" w:fill="E0E0E0" w:val="clear"/>
+            <w:vAlign w:val="bottom"/>
+          </w:tcPr>
+          <w:p>
+            <w:pPr>
+              <w:pStyle w:val="Compact"/>
+              <w:widowControl/>
+              <w:spacing w:before="36" w:after="36"/>
+              <w:jc w:val="left"/>
+              <w:rPr>
+                <w:rFonts w:ascii="Cambria" w:hAnsi="Cambria" w:eastAsia="Cambria" w:cs=""/>
+                <w:kern w:val="0"/>
+                <w:sz w:val="24"/>
+                <w:szCs w:val="24"/>
+                <w:lang w:val="en-US" w:eastAsia="en-US" w:bidi="ar-SA"/>
+              </w:rPr>
+            </w:pPr>
+            <w:r>
+              <w:rPr>
+                <w:rFonts w:eastAsia="Cambria" w:cs=""/>
+                <w:b/>
+                <w:kern w:val="0"/>
+                <w:sz w:val="20"/>
+                <w:szCs w:val="24"/>
+                <w:lang w:val="en-US" w:eastAsia="en-US" w:bidi="ar-SA"/>
+              </w:rPr>
+              <w:t>Bit</w:t>
+            </w:r>
+          </w:p>
+        </w:tc>
+        <w:tc>
+          <w:tcPr>
+            <w:tcW w:w="880" w:type="dxa"/>
+            <w:tcBorders>
+              <w:bottom w:val="single" w:sz="6" w:space="0" w:color="000000"/>
+            </w:tcBorders>
+            <w:shd w:color="auto" w:fill="E0E0E0" w:val="clear"/>
+            <w:vAlign w:val="bottom"/>
+          </w:tcPr>
+          <w:p>
+            <w:pPr>
+              <w:pStyle w:val="Compact"/>
+              <w:widowControl/>
+              <w:spacing w:before="36" w:after="36"/>
+              <w:jc w:val="left"/>
+              <w:rPr>
+                <w:rFonts w:ascii="Cambria" w:hAnsi="Cambria" w:eastAsia="Cambria" w:cs=""/>
+                <w:kern w:val="0"/>
+                <w:sz w:val="24"/>
+                <w:szCs w:val="24"/>
+                <w:lang w:val="en-US" w:eastAsia="en-US" w:bidi="ar-SA"/>
+              </w:rPr>
+            </w:pPr>
+            <w:r>
+              <w:rPr>
+                <w:rFonts w:eastAsia="Cambria" w:cs=""/>
+                <w:b/>
+                <w:kern w:val="0"/>
+                <w:sz w:val="20"/>
+                <w:szCs w:val="24"/>
+                <w:lang w:val="en-US" w:eastAsia="en-US" w:bidi="ar-SA"/>
+              </w:rPr>
+              <w:t>7</w:t>
+            </w:r>
+          </w:p>
+        </w:tc>
+        <w:tc>
+          <w:tcPr>
+            <w:tcW w:w="880" w:type="dxa"/>
+            <w:tcBorders>
+              <w:bottom w:val="single" w:sz="6" w:space="0" w:color="000000"/>
+            </w:tcBorders>
+            <w:shd w:color="auto" w:fill="E0E0E0" w:val="clear"/>
+            <w:vAlign w:val="bottom"/>
+          </w:tcPr>
+          <w:p>
+            <w:pPr>
+              <w:pStyle w:val="Compact"/>
+              <w:widowControl/>
+              <w:spacing w:before="36" w:after="36"/>
+              <w:jc w:val="left"/>
+              <w:rPr>
+                <w:rFonts w:ascii="Cambria" w:hAnsi="Cambria" w:eastAsia="Cambria" w:cs=""/>
+                <w:kern w:val="0"/>
+                <w:sz w:val="24"/>
+                <w:szCs w:val="24"/>
+                <w:lang w:val="en-US" w:eastAsia="en-US" w:bidi="ar-SA"/>
+              </w:rPr>
+            </w:pPr>
+            <w:r>
+              <w:rPr>
+                <w:rFonts w:eastAsia="Cambria" w:cs=""/>
+                <w:b/>
+                <w:kern w:val="0"/>
+                <w:sz w:val="20"/>
+                <w:szCs w:val="24"/>
+                <w:lang w:val="en-US" w:eastAsia="en-US" w:bidi="ar-SA"/>
+              </w:rPr>
+              <w:t>6</w:t>
+            </w:r>
+          </w:p>
+        </w:tc>
+        <w:tc>
+          <w:tcPr>
+            <w:tcW w:w="880" w:type="dxa"/>
+            <w:tcBorders>
+              <w:bottom w:val="single" w:sz="6" w:space="0" w:color="000000"/>
+            </w:tcBorders>
+            <w:shd w:color="auto" w:fill="E0E0E0" w:val="clear"/>
+            <w:vAlign w:val="bottom"/>
+          </w:tcPr>
+          <w:p>
+            <w:pPr>
+              <w:pStyle w:val="Compact"/>
+              <w:widowControl/>
+              <w:spacing w:before="36" w:after="36"/>
+              <w:jc w:val="left"/>
+              <w:rPr>
+                <w:rFonts w:ascii="Cambria" w:hAnsi="Cambria" w:eastAsia="Cambria" w:cs=""/>
+                <w:kern w:val="0"/>
+                <w:sz w:val="24"/>
+                <w:szCs w:val="24"/>
+                <w:lang w:val="en-US" w:eastAsia="en-US" w:bidi="ar-SA"/>
+              </w:rPr>
+            </w:pPr>
+            <w:r>
+              <w:rPr>
+                <w:rFonts w:eastAsia="Cambria" w:cs=""/>
+                <w:b/>
+                <w:kern w:val="0"/>
+                <w:sz w:val="20"/>
+                <w:szCs w:val="24"/>
+                <w:lang w:val="en-US" w:eastAsia="en-US" w:bidi="ar-SA"/>
+              </w:rPr>
+              <w:t>5</w:t>
+            </w:r>
+          </w:p>
+        </w:tc>
+        <w:tc>
+          <w:tcPr>
+            <w:tcW w:w="881" w:type="dxa"/>
+            <w:tcBorders>
+              <w:bottom w:val="single" w:sz="6" w:space="0" w:color="000000"/>
+            </w:tcBorders>
+            <w:shd w:color="auto" w:fill="E0E0E0" w:val="clear"/>
+            <w:vAlign w:val="bottom"/>
+          </w:tcPr>
+          <w:p>
+            <w:pPr>
+              <w:pStyle w:val="Compact"/>
+              <w:widowControl/>
+              <w:spacing w:before="36" w:after="36"/>
+              <w:jc w:val="left"/>
+              <w:rPr>
+                <w:rFonts w:ascii="Cambria" w:hAnsi="Cambria" w:eastAsia="Cambria" w:cs=""/>
+                <w:kern w:val="0"/>
+                <w:sz w:val="24"/>
+                <w:szCs w:val="24"/>
+                <w:lang w:val="en-US" w:eastAsia="en-US" w:bidi="ar-SA"/>
+              </w:rPr>
+            </w:pPr>
+            <w:r>
+              <w:rPr>
+                <w:rFonts w:eastAsia="Cambria" w:cs=""/>
+                <w:b/>
+                <w:kern w:val="0"/>
+                <w:sz w:val="20"/>
+                <w:szCs w:val="24"/>
+                <w:lang w:val="en-US" w:eastAsia="en-US" w:bidi="ar-SA"/>
+              </w:rPr>
+              <w:t>4</w:t>
+            </w:r>
+          </w:p>
+        </w:tc>
+        <w:tc>
+          <w:tcPr>
+            <w:tcW w:w="880" w:type="dxa"/>
+            <w:tcBorders>
+              <w:bottom w:val="single" w:sz="6" w:space="0" w:color="000000"/>
+            </w:tcBorders>
+            <w:shd w:color="auto" w:fill="E0E0E0" w:val="clear"/>
+            <w:vAlign w:val="bottom"/>
+          </w:tcPr>
+          <w:p>
+            <w:pPr>
+              <w:pStyle w:val="Compact"/>
+              <w:widowControl/>
+              <w:spacing w:before="36" w:after="36"/>
+              <w:jc w:val="left"/>
+              <w:rPr>
+                <w:rFonts w:ascii="Cambria" w:hAnsi="Cambria" w:eastAsia="Cambria" w:cs=""/>
+                <w:kern w:val="0"/>
+                <w:sz w:val="24"/>
+                <w:szCs w:val="24"/>
+                <w:lang w:val="en-US" w:eastAsia="en-US" w:bidi="ar-SA"/>
+              </w:rPr>
+            </w:pPr>
+            <w:r>
+              <w:rPr>
+                <w:rFonts w:eastAsia="Cambria" w:cs=""/>
+                <w:b/>
+                <w:kern w:val="0"/>
+                <w:sz w:val="20"/>
+                <w:szCs w:val="24"/>
+                <w:lang w:val="en-US" w:eastAsia="en-US" w:bidi="ar-SA"/>
+              </w:rPr>
+              <w:t>3</w:t>
+            </w:r>
+          </w:p>
+        </w:tc>
+        <w:tc>
+          <w:tcPr>
+            <w:tcW w:w="880" w:type="dxa"/>
+            <w:tcBorders>
+              <w:bottom w:val="single" w:sz="6" w:space="0" w:color="000000"/>
+            </w:tcBorders>
+            <w:shd w:color="auto" w:fill="E0E0E0" w:val="clear"/>
+            <w:vAlign w:val="bottom"/>
+          </w:tcPr>
+          <w:p>
+            <w:pPr>
+              <w:pStyle w:val="Compact"/>
+              <w:widowControl/>
+              <w:spacing w:before="36" w:after="36"/>
+              <w:jc w:val="left"/>
+              <w:rPr>
+                <w:rFonts w:ascii="Cambria" w:hAnsi="Cambria" w:eastAsia="Cambria" w:cs=""/>
+                <w:kern w:val="0"/>
+                <w:sz w:val="24"/>
+                <w:szCs w:val="24"/>
+                <w:lang w:val="en-US" w:eastAsia="en-US" w:bidi="ar-SA"/>
+              </w:rPr>
+            </w:pPr>
+            <w:r>
+              <w:rPr>
+                <w:rFonts w:eastAsia="Cambria" w:cs=""/>
+                <w:b/>
+                <w:kern w:val="0"/>
+                <w:sz w:val="20"/>
+                <w:szCs w:val="24"/>
+                <w:lang w:val="en-US" w:eastAsia="en-US" w:bidi="ar-SA"/>
+              </w:rPr>
+              <w:t>2</w:t>
+            </w:r>
+          </w:p>
+        </w:tc>
+        <w:tc>
+          <w:tcPr>
+            <w:tcW w:w="880" w:type="dxa"/>
+            <w:tcBorders>
+              <w:bottom w:val="single" w:sz="6" w:space="0" w:color="000000"/>
+            </w:tcBorders>
+            <w:shd w:color="auto" w:fill="E0E0E0" w:val="clear"/>
+            <w:vAlign w:val="bottom"/>
+          </w:tcPr>
+          <w:p>
+            <w:pPr>
+              <w:pStyle w:val="Compact"/>
+              <w:widowControl/>
+              <w:spacing w:before="36" w:after="36"/>
+              <w:jc w:val="left"/>
+              <w:rPr>
+                <w:rFonts w:ascii="Cambria" w:hAnsi="Cambria" w:eastAsia="Cambria" w:cs=""/>
+                <w:kern w:val="0"/>
+                <w:sz w:val="24"/>
+                <w:szCs w:val="24"/>
+                <w:lang w:val="en-US" w:eastAsia="en-US" w:bidi="ar-SA"/>
+              </w:rPr>
+            </w:pPr>
+            <w:r>
+              <w:rPr>
+                <w:rFonts w:eastAsia="Cambria" w:cs=""/>
+                <w:b/>
+                <w:kern w:val="0"/>
+                <w:sz w:val="20"/>
+                <w:szCs w:val="24"/>
+                <w:lang w:val="en-US" w:eastAsia="en-US" w:bidi="ar-SA"/>
+              </w:rPr>
+              <w:t>1</w:t>
+            </w:r>
+          </w:p>
+        </w:tc>
+        <w:tc>
+          <w:tcPr>
+            <w:tcW w:w="879" w:type="dxa"/>
+            <w:tcBorders>
+              <w:bottom w:val="single" w:sz="6" w:space="0" w:color="000000"/>
+            </w:tcBorders>
+            <w:shd w:color="auto" w:fill="E0E0E0" w:val="clear"/>
+            <w:vAlign w:val="bottom"/>
+          </w:tcPr>
+          <w:p>
+            <w:pPr>
+              <w:pStyle w:val="Compact"/>
+              <w:widowControl/>
+              <w:spacing w:before="36" w:after="36"/>
+              <w:jc w:val="left"/>
+              <w:rPr>
+                <w:rFonts w:ascii="Cambria" w:hAnsi="Cambria" w:eastAsia="Cambria" w:cs=""/>
+                <w:kern w:val="0"/>
+                <w:sz w:val="24"/>
+                <w:szCs w:val="24"/>
+                <w:lang w:val="en-US" w:eastAsia="en-US" w:bidi="ar-SA"/>
+              </w:rPr>
+            </w:pPr>
+            <w:r>
+              <w:rPr>
+                <w:rFonts w:eastAsia="Cambria" w:cs=""/>
+                <w:b/>
+                <w:kern w:val="0"/>
+                <w:sz w:val="20"/>
+                <w:szCs w:val="24"/>
+                <w:lang w:val="en-US" w:eastAsia="en-US" w:bidi="ar-SA"/>
+              </w:rPr>
+              <w:t>0</w:t>
+            </w:r>
+          </w:p>
+        </w:tc>
+      </w:tr>
+      <w:tr>
+        <w:trPr/>
+        <w:tc>
+          <w:tcPr>
+            <w:tcW w:w="879" w:type="dxa"/>
+            <w:tcBorders/>
+          </w:tcPr>
+          <w:p>
+            <w:pPr>
+              <w:pStyle w:val="Compact"/>
+              <w:widowControl/>
+              <w:spacing w:before="36" w:after="36"/>
+              <w:jc w:val="left"/>
+              <w:rPr>
+                <w:rFonts w:ascii="Cambria" w:hAnsi="Cambria" w:eastAsia="Cambria" w:cs=""/>
+                <w:kern w:val="0"/>
+                <w:sz w:val="24"/>
+                <w:szCs w:val="24"/>
+                <w:lang w:val="en-US" w:eastAsia="en-US" w:bidi="ar-SA"/>
+              </w:rPr>
+            </w:pPr>
+            <w:r>
+              <w:rPr>
+                <w:rFonts w:eastAsia="Cambria" w:cs=""/>
+                <w:kern w:val="0"/>
+                <w:sz w:val="24"/>
+                <w:szCs w:val="24"/>
+                <w:lang w:val="en-US" w:eastAsia="en-US" w:bidi="ar-SA"/>
+              </w:rPr>
+              <w:t>Field</w:t>
+            </w:r>
+          </w:p>
+        </w:tc>
+        <w:tc>
+          <w:tcPr>
+            <w:tcW w:w="880" w:type="dxa"/>
+            <w:tcBorders/>
+          </w:tcPr>
+          <w:p>
+            <w:pPr>
+              <w:pStyle w:val="Compact"/>
+              <w:widowControl/>
+              <w:spacing w:before="36" w:after="36"/>
+              <w:jc w:val="left"/>
+              <w:rPr>
+                <w:rFonts w:ascii="Cambria" w:hAnsi="Cambria" w:eastAsia="Cambria" w:cs=""/>
+                <w:kern w:val="0"/>
+                <w:sz w:val="24"/>
+                <w:szCs w:val="24"/>
+                <w:lang w:val="en-US" w:eastAsia="en-US" w:bidi="ar-SA"/>
+              </w:rPr>
+            </w:pPr>
+            <w:r>
+              <w:rPr>
+                <w:rFonts w:eastAsia="Cambria" w:cs=""/>
+                <w:kern w:val="0"/>
+                <w:sz w:val="24"/>
+                <w:szCs w:val="24"/>
+                <w:lang w:val="en-US" w:eastAsia="en-US" w:bidi="ar-SA"/>
+              </w:rPr>
+              <w:t>SC</w:t>
+            </w:r>
+          </w:p>
+        </w:tc>
+        <w:tc>
+          <w:tcPr>
+            <w:tcW w:w="880" w:type="dxa"/>
+            <w:tcBorders/>
+          </w:tcPr>
+          <w:p>
+            <w:pPr>
+              <w:pStyle w:val="Compact"/>
+              <w:widowControl/>
+              <w:spacing w:before="36" w:after="36"/>
+              <w:jc w:val="left"/>
+              <w:rPr>
+                <w:rFonts w:ascii="Cambria" w:hAnsi="Cambria" w:eastAsia="Cambria" w:cs=""/>
+                <w:kern w:val="0"/>
+                <w:sz w:val="24"/>
+                <w:szCs w:val="24"/>
+                <w:lang w:val="en-US" w:eastAsia="en-US" w:bidi="ar-SA"/>
+              </w:rPr>
+            </w:pPr>
+            <w:r>
+              <w:rPr>
+                <w:rFonts w:eastAsia="Cambria" w:cs=""/>
+                <w:kern w:val="0"/>
+                <w:sz w:val="24"/>
+                <w:szCs w:val="24"/>
+                <w:lang w:val="en-US" w:eastAsia="en-US" w:bidi="ar-SA"/>
+              </w:rPr>
+              <w:t>SC</w:t>
+            </w:r>
+          </w:p>
+        </w:tc>
+        <w:tc>
+          <w:tcPr>
+            <w:tcW w:w="880" w:type="dxa"/>
+            <w:tcBorders/>
+          </w:tcPr>
+          <w:p>
+            <w:pPr>
+              <w:pStyle w:val="Compact"/>
+              <w:widowControl/>
+              <w:spacing w:before="36" w:after="36"/>
+              <w:jc w:val="left"/>
+              <w:rPr>
+                <w:rFonts w:ascii="Cambria" w:hAnsi="Cambria" w:eastAsia="Cambria" w:cs=""/>
+                <w:kern w:val="0"/>
+                <w:sz w:val="24"/>
+                <w:szCs w:val="24"/>
+                <w:lang w:val="en-US" w:eastAsia="en-US" w:bidi="ar-SA"/>
+              </w:rPr>
+            </w:pPr>
+            <w:r>
+              <w:rPr>
+                <w:rFonts w:eastAsia="Cambria" w:cs=""/>
+                <w:kern w:val="0"/>
+                <w:sz w:val="24"/>
+                <w:szCs w:val="24"/>
+                <w:lang w:val="en-US" w:eastAsia="en-US" w:bidi="ar-SA"/>
+              </w:rPr>
+              <w:t>RW</w:t>
+            </w:r>
+          </w:p>
+        </w:tc>
+        <w:tc>
+          <w:tcPr>
+            <w:tcW w:w="881" w:type="dxa"/>
+            <w:tcBorders/>
+          </w:tcPr>
+          <w:p>
+            <w:pPr>
+              <w:pStyle w:val="Compact"/>
+              <w:widowControl/>
+              <w:spacing w:before="36" w:after="36"/>
+              <w:jc w:val="left"/>
+              <w:rPr>
+                <w:rFonts w:ascii="Cambria" w:hAnsi="Cambria" w:eastAsia="Cambria" w:cs=""/>
+                <w:kern w:val="0"/>
+                <w:sz w:val="24"/>
+                <w:szCs w:val="24"/>
+                <w:lang w:val="en-US" w:eastAsia="en-US" w:bidi="ar-SA"/>
+              </w:rPr>
+            </w:pPr>
+            <w:r>
+              <w:rPr>
+                <w:rFonts w:eastAsia="Cambria" w:cs=""/>
+                <w:kern w:val="0"/>
+                <w:sz w:val="24"/>
+                <w:szCs w:val="24"/>
+                <w:lang w:val="en-US" w:eastAsia="en-US" w:bidi="ar-SA"/>
+              </w:rPr>
+              <w:t>RW</w:t>
+            </w:r>
+          </w:p>
+        </w:tc>
+        <w:tc>
+          <w:tcPr>
+            <w:tcW w:w="880" w:type="dxa"/>
+            <w:tcBorders/>
+          </w:tcPr>
+          <w:p>
+            <w:pPr>
+              <w:pStyle w:val="Compact"/>
+              <w:widowControl/>
+              <w:spacing w:before="36" w:after="36"/>
+              <w:jc w:val="left"/>
+              <w:rPr>
+                <w:rFonts w:ascii="Cambria" w:hAnsi="Cambria" w:eastAsia="Cambria" w:cs=""/>
+                <w:kern w:val="0"/>
+                <w:sz w:val="24"/>
+                <w:szCs w:val="24"/>
+                <w:lang w:val="en-US" w:eastAsia="en-US" w:bidi="ar-SA"/>
+              </w:rPr>
+            </w:pPr>
+            <w:r>
+              <w:rPr>
+                <w:rFonts w:eastAsia="Cambria" w:cs=""/>
+                <w:kern w:val="0"/>
+                <w:sz w:val="24"/>
+                <w:szCs w:val="24"/>
+                <w:lang w:val="en-US" w:eastAsia="en-US" w:bidi="ar-SA"/>
+              </w:rPr>
+              <w:t>M</w:t>
+            </w:r>
+          </w:p>
+        </w:tc>
+        <w:tc>
+          <w:tcPr>
+            <w:tcW w:w="880" w:type="dxa"/>
+            <w:tcBorders/>
+          </w:tcPr>
+          <w:p>
+            <w:pPr>
+              <w:pStyle w:val="Compact"/>
+              <w:widowControl/>
+              <w:spacing w:before="36" w:after="36"/>
+              <w:jc w:val="left"/>
+              <w:rPr>
+                <w:rFonts w:ascii="Cambria" w:hAnsi="Cambria" w:eastAsia="Cambria" w:cs=""/>
+                <w:kern w:val="0"/>
+                <w:sz w:val="24"/>
+                <w:szCs w:val="24"/>
+                <w:lang w:val="en-US" w:eastAsia="en-US" w:bidi="ar-SA"/>
+              </w:rPr>
+            </w:pPr>
+            <w:r>
+              <w:rPr>
+                <w:rFonts w:eastAsia="Cambria" w:cs=""/>
+                <w:kern w:val="0"/>
+                <w:sz w:val="24"/>
+                <w:szCs w:val="24"/>
+                <w:lang w:val="en-US" w:eastAsia="en-US" w:bidi="ar-SA"/>
+              </w:rPr>
+              <w:t>M</w:t>
+            </w:r>
+          </w:p>
+        </w:tc>
+        <w:tc>
+          <w:tcPr>
+            <w:tcW w:w="880" w:type="dxa"/>
+            <w:tcBorders/>
+          </w:tcPr>
+          <w:p>
+            <w:pPr>
+              <w:pStyle w:val="Compact"/>
+              <w:widowControl/>
+              <w:spacing w:before="36" w:after="36"/>
+              <w:jc w:val="left"/>
+              <w:rPr>
+                <w:rFonts w:ascii="Cambria" w:hAnsi="Cambria" w:eastAsia="Cambria" w:cs=""/>
+                <w:kern w:val="0"/>
+                <w:sz w:val="24"/>
+                <w:szCs w:val="24"/>
+                <w:lang w:val="en-US" w:eastAsia="en-US" w:bidi="ar-SA"/>
+              </w:rPr>
+            </w:pPr>
+            <w:r>
+              <w:rPr>
+                <w:rFonts w:eastAsia="Cambria" w:cs=""/>
+                <w:kern w:val="0"/>
+                <w:sz w:val="24"/>
+                <w:szCs w:val="24"/>
+                <w:lang w:val="en-US" w:eastAsia="en-US" w:bidi="ar-SA"/>
+              </w:rPr>
+              <w:t>M</w:t>
+            </w:r>
+          </w:p>
+        </w:tc>
+        <w:tc>
+          <w:tcPr>
+            <w:tcW w:w="879" w:type="dxa"/>
+            <w:tcBorders/>
+          </w:tcPr>
+          <w:p>
+            <w:pPr>
+              <w:pStyle w:val="Compact"/>
+              <w:widowControl/>
+              <w:spacing w:before="36" w:after="36"/>
+              <w:jc w:val="left"/>
+              <w:rPr>
+                <w:rFonts w:ascii="Cambria" w:hAnsi="Cambria" w:eastAsia="Cambria" w:cs=""/>
+                <w:kern w:val="0"/>
+                <w:sz w:val="24"/>
+                <w:szCs w:val="24"/>
+                <w:lang w:val="en-US" w:eastAsia="en-US" w:bidi="ar-SA"/>
+              </w:rPr>
+            </w:pPr>
+            <w:r>
+              <w:rPr>
+                <w:rFonts w:eastAsia="Cambria" w:cs=""/>
+                <w:kern w:val="0"/>
+                <w:sz w:val="24"/>
+                <w:szCs w:val="24"/>
+                <w:lang w:val="en-US" w:eastAsia="en-US" w:bidi="ar-SA"/>
+              </w:rPr>
+              <w:t>BCD</w:t>
+            </w:r>
+          </w:p>
+        </w:tc>
+      </w:tr>
+    </w:tbl>
     <w:p>
       <w:pPr>
-        <w:pStyle w:val="SourceCode"/>
-        <w:rPr/>
-      </w:pPr>
-      <w:r>
-        <w:rPr>
-          <w:rStyle w:val="VerbatimChar"/>
-        </w:rPr>
-        <w:t xml:space="preserve">    </w:t>
-      </w:r>
-      <w:r>
-        <w:rPr>
-          <w:rStyle w:val="VerbatimChar"/>
-        </w:rPr>
-        <w:t>7    6    5    4    3    2    1    0</w:t>
-      </w:r>
-      <w:r>
-        <w:rPr/>
-        <w:br/>
-      </w:r>
-      <w:r>
-        <w:rPr>
-          <w:rStyle w:val="VerbatimChar"/>
-        </w:rPr>
-        <w:t>┌────┬────┬────┬────┬────┬────┬────┬────┐</w:t>
-      </w:r>
-      <w:r>
-        <w:rPr/>
-        <w:br/>
-      </w:r>
-      <w:r>
-        <w:rPr>
-          <w:rStyle w:val="VerbatimChar"/>
-        </w:rPr>
-        <w:t>│ SC │ SC │ RW │ RW │ M  │ M  │ M  │BCD │</w:t>
-      </w:r>
-      <w:r>
-        <w:rPr/>
-        <w:br/>
-      </w:r>
-      <w:r>
-        <w:rPr>
-          <w:rStyle w:val="VerbatimChar"/>
-        </w:rPr>
-        <w:t>└────┴────┴────┴────┴────┴────┴────┴────┘</w:t>
+        <w:pStyle w:val="BodyText"/>
+        <w:rPr/>
+      </w:pPr>
+      <w:r>
+        <w:rPr>
+          <w:b/>
+          <w:bCs/>
+          <w:sz w:val="20"/>
+        </w:rPr>
+        <w:t>Programming Example:</w:t>
       </w:r>
     </w:p>
     <w:p>
       <w:pPr>
-        <w:pStyle w:val="FirstParagraph"/>
-        <w:rPr/>
-      </w:pPr>
-      <w:r>
-        <w:rPr>
-          <w:b/>
-          <w:bCs/>
-          <w:sz w:val="20"/>
-        </w:rPr>
-        <w:t>Programming Example:</w:t>
+        <w:pStyle w:val="SourceCode"/>
+        <w:rPr/>
+      </w:pPr>
+      <w:r>
+        <w:rPr>
+          <w:rStyle w:val="CommentTok"/>
+        </w:rPr>
+        <w:t>// Configure Counter 0 for Mode 0, binary, LSB+MSB access</w:t>
+      </w:r>
+      <w:r>
+        <w:rPr/>
+        <w:br/>
+      </w:r>
+      <w:r>
+        <w:rPr>
+          <w:rStyle w:val="DataTypeTok"/>
+        </w:rPr>
+        <w:t>uint32_t</w:t>
+      </w:r>
+      <w:r>
+        <w:rPr>
+          <w:rStyle w:val="NormalTok"/>
+        </w:rPr>
+        <w:t xml:space="preserve"> control_word </w:t>
+      </w:r>
+      <w:r>
+        <w:rPr>
+          <w:rStyle w:val="OperatorTok"/>
+        </w:rPr>
+        <w:t>=</w:t>
+      </w:r>
+      <w:r>
+        <w:rPr>
+          <w:rStyle w:val="NormalTok"/>
+        </w:rPr>
+        <w:t xml:space="preserve"> </w:t>
+      </w:r>
+      <w:r>
+        <w:rPr>
+          <w:rStyle w:val="OperatorTok"/>
+        </w:rPr>
+        <w:t>(</w:t>
+      </w:r>
+      <w:r>
+        <w:rPr>
+          <w:rStyle w:val="DecValTok"/>
+        </w:rPr>
+        <w:t>0</w:t>
+      </w:r>
+      <w:r>
+        <w:rPr>
+          <w:rStyle w:val="NormalTok"/>
+        </w:rPr>
+        <w:t xml:space="preserve"> </w:t>
+      </w:r>
+      <w:r>
+        <w:rPr>
+          <w:rStyle w:val="OperatorTok"/>
+        </w:rPr>
+        <w:t>&lt;&lt;</w:t>
+      </w:r>
+      <w:r>
+        <w:rPr>
+          <w:rStyle w:val="NormalTok"/>
+        </w:rPr>
+        <w:t xml:space="preserve"> </w:t>
+      </w:r>
+      <w:r>
+        <w:rPr>
+          <w:rStyle w:val="DecValTok"/>
+        </w:rPr>
+        <w:t>6</w:t>
+      </w:r>
+      <w:r>
+        <w:rPr>
+          <w:rStyle w:val="OperatorTok"/>
+        </w:rPr>
+        <w:t>)</w:t>
+      </w:r>
+      <w:r>
+        <w:rPr>
+          <w:rStyle w:val="NormalTok"/>
+        </w:rPr>
+        <w:t xml:space="preserve"> </w:t>
+      </w:r>
+      <w:r>
+        <w:rPr>
+          <w:rStyle w:val="OperatorTok"/>
+        </w:rPr>
+        <w:t>|</w:t>
+      </w:r>
+      <w:r>
+        <w:rPr>
+          <w:rStyle w:val="NormalTok"/>
+        </w:rPr>
+        <w:t xml:space="preserve">  </w:t>
+      </w:r>
+      <w:r>
+        <w:rPr>
+          <w:rStyle w:val="CommentTok"/>
+        </w:rPr>
+        <w:t>// Counter 0</w:t>
+      </w:r>
+      <w:r>
+        <w:rPr/>
+        <w:br/>
+      </w:r>
+      <w:r>
+        <w:rPr>
+          <w:rStyle w:val="NormalTok"/>
+        </w:rPr>
+        <w:t xml:space="preserve">                        </w:t>
+      </w:r>
+      <w:r>
+        <w:rPr>
+          <w:rStyle w:val="OperatorTok"/>
+        </w:rPr>
+        <w:t>(</w:t>
+      </w:r>
+      <w:r>
+        <w:rPr>
+          <w:rStyle w:val="DecValTok"/>
+        </w:rPr>
+        <w:t>3</w:t>
+      </w:r>
+      <w:r>
+        <w:rPr>
+          <w:rStyle w:val="NormalTok"/>
+        </w:rPr>
+        <w:t xml:space="preserve"> </w:t>
+      </w:r>
+      <w:r>
+        <w:rPr>
+          <w:rStyle w:val="OperatorTok"/>
+        </w:rPr>
+        <w:t>&lt;&lt;</w:t>
+      </w:r>
+      <w:r>
+        <w:rPr>
+          <w:rStyle w:val="NormalTok"/>
+        </w:rPr>
+        <w:t xml:space="preserve"> </w:t>
+      </w:r>
+      <w:r>
+        <w:rPr>
+          <w:rStyle w:val="DecValTok"/>
+        </w:rPr>
+        <w:t>4</w:t>
+      </w:r>
+      <w:r>
+        <w:rPr>
+          <w:rStyle w:val="OperatorTok"/>
+        </w:rPr>
+        <w:t>)</w:t>
+      </w:r>
+      <w:r>
+        <w:rPr>
+          <w:rStyle w:val="NormalTok"/>
+        </w:rPr>
+        <w:t xml:space="preserve"> </w:t>
+      </w:r>
+      <w:r>
+        <w:rPr>
+          <w:rStyle w:val="OperatorTok"/>
+        </w:rPr>
+        <w:t>|</w:t>
+      </w:r>
+      <w:r>
+        <w:rPr>
+          <w:rStyle w:val="NormalTok"/>
+        </w:rPr>
+        <w:t xml:space="preserve">  </w:t>
+      </w:r>
+      <w:r>
+        <w:rPr>
+          <w:rStyle w:val="CommentTok"/>
+        </w:rPr>
+        <w:t>// LSB+MSB</w:t>
+      </w:r>
+      <w:r>
+        <w:rPr/>
+        <w:br/>
+      </w:r>
+      <w:r>
+        <w:rPr>
+          <w:rStyle w:val="NormalTok"/>
+        </w:rPr>
+        <w:t xml:space="preserve">                        </w:t>
+      </w:r>
+      <w:r>
+        <w:rPr>
+          <w:rStyle w:val="OperatorTok"/>
+        </w:rPr>
+        <w:t>(</w:t>
+      </w:r>
+      <w:r>
+        <w:rPr>
+          <w:rStyle w:val="DecValTok"/>
+        </w:rPr>
+        <w:t>0</w:t>
+      </w:r>
+      <w:r>
+        <w:rPr>
+          <w:rStyle w:val="NormalTok"/>
+        </w:rPr>
+        <w:t xml:space="preserve"> </w:t>
+      </w:r>
+      <w:r>
+        <w:rPr>
+          <w:rStyle w:val="OperatorTok"/>
+        </w:rPr>
+        <w:t>&lt;&lt;</w:t>
+      </w:r>
+      <w:r>
+        <w:rPr>
+          <w:rStyle w:val="NormalTok"/>
+        </w:rPr>
+        <w:t xml:space="preserve"> </w:t>
+      </w:r>
+      <w:r>
+        <w:rPr>
+          <w:rStyle w:val="DecValTok"/>
+        </w:rPr>
+        <w:t>1</w:t>
+      </w:r>
+      <w:r>
+        <w:rPr>
+          <w:rStyle w:val="OperatorTok"/>
+        </w:rPr>
+        <w:t>)</w:t>
+      </w:r>
+      <w:r>
+        <w:rPr>
+          <w:rStyle w:val="NormalTok"/>
+        </w:rPr>
+        <w:t xml:space="preserve"> </w:t>
+      </w:r>
+      <w:r>
+        <w:rPr>
+          <w:rStyle w:val="OperatorTok"/>
+        </w:rPr>
+        <w:t>|</w:t>
+      </w:r>
+      <w:r>
+        <w:rPr>
+          <w:rStyle w:val="NormalTok"/>
+        </w:rPr>
+        <w:t xml:space="preserve">  </w:t>
+      </w:r>
+      <w:r>
+        <w:rPr>
+          <w:rStyle w:val="CommentTok"/>
+        </w:rPr>
+        <w:t>// Mode 0</w:t>
+      </w:r>
+      <w:r>
+        <w:rPr/>
+        <w:br/>
+      </w:r>
+      <w:r>
+        <w:rPr>
+          <w:rStyle w:val="NormalTok"/>
+        </w:rPr>
+        <w:t xml:space="preserve">                        </w:t>
+      </w:r>
+      <w:r>
+        <w:rPr>
+          <w:rStyle w:val="OperatorTok"/>
+        </w:rPr>
+        <w:t>(</w:t>
+      </w:r>
+      <w:r>
+        <w:rPr>
+          <w:rStyle w:val="DecValTok"/>
+        </w:rPr>
+        <w:t>0</w:t>
+      </w:r>
+      <w:r>
+        <w:rPr>
+          <w:rStyle w:val="NormalTok"/>
+        </w:rPr>
+        <w:t xml:space="preserve"> </w:t>
+      </w:r>
+      <w:r>
+        <w:rPr>
+          <w:rStyle w:val="OperatorTok"/>
+        </w:rPr>
+        <w:t>&lt;&lt;</w:t>
+      </w:r>
+      <w:r>
+        <w:rPr>
+          <w:rStyle w:val="NormalTok"/>
+        </w:rPr>
+        <w:t xml:space="preserve"> </w:t>
+      </w:r>
+      <w:r>
+        <w:rPr>
+          <w:rStyle w:val="DecValTok"/>
+        </w:rPr>
+        <w:t>0</w:t>
+      </w:r>
+      <w:r>
+        <w:rPr>
+          <w:rStyle w:val="OperatorTok"/>
+        </w:rPr>
+        <w:t>);</w:t>
+      </w:r>
+      <w:r>
+        <w:rPr>
+          <w:rStyle w:val="NormalTok"/>
+        </w:rPr>
+        <w:t xml:space="preserve">   </w:t>
+      </w:r>
+      <w:r>
+        <w:rPr>
+          <w:rStyle w:val="CommentTok"/>
+        </w:rPr>
+        <w:t>// Binary</w:t>
+      </w:r>
+      <w:r>
+        <w:rPr/>
+        <w:br/>
+      </w:r>
+      <w:r>
+        <w:rPr>
+          <w:rStyle w:val="NormalTok"/>
+        </w:rPr>
+        <w:t>write_register</w:t>
+      </w:r>
+      <w:r>
+        <w:rPr>
+          <w:rStyle w:val="OperatorTok"/>
+        </w:rPr>
+        <w:t>(</w:t>
+      </w:r>
+      <w:r>
+        <w:rPr>
+          <w:rStyle w:val="NormalTok"/>
+        </w:rPr>
+        <w:t>PIT_CONTROL</w:t>
+      </w:r>
+      <w:r>
+        <w:rPr>
+          <w:rStyle w:val="OperatorTok"/>
+        </w:rPr>
+        <w:t>,</w:t>
+      </w:r>
+      <w:r>
+        <w:rPr>
+          <w:rStyle w:val="NormalTok"/>
+        </w:rPr>
+        <w:t xml:space="preserve"> control_word</w:t>
+      </w:r>
+      <w:r>
+        <w:rPr>
+          <w:rStyle w:val="OperatorTok"/>
+        </w:rPr>
+        <w:t>);</w:t>
+      </w:r>
+      <w:r>
+        <w:rPr>
+          <w:rStyle w:val="NormalTok"/>
+        </w:rPr>
+        <w:t xml:space="preserve">  </w:t>
+      </w:r>
+      <w:r>
+        <w:rPr>
+          <w:rStyle w:val="CommentTok"/>
+        </w:rPr>
+        <w:t>// Write 0x30</w:t>
       </w:r>
     </w:p>
     <w:p>
       <w:pPr>
-        <w:pStyle w:val="SourceCode"/>
-        <w:rPr/>
-      </w:pPr>
-      <w:r>
-        <w:rPr>
-          <w:rStyle w:val="CommentTok"/>
-        </w:rPr>
-        <w:t>// Configure Counter 0 for Mode 0, binary, LSB+MSB access</w:t>
-      </w:r>
-      <w:r>
-        <w:rPr/>
-        <w:br/>
-      </w:r>
-      <w:r>
-        <w:rPr>
-          <w:rStyle w:val="DataTypeTok"/>
-        </w:rPr>
-        <w:t>uint32_t</w:t>
-      </w:r>
-      <w:r>
-        <w:rPr>
-          <w:rStyle w:val="NormalTok"/>
-        </w:rPr>
-        <w:t xml:space="preserve"> control_word </w:t>
-      </w:r>
-      <w:r>
-        <w:rPr>
-          <w:rStyle w:val="OperatorTok"/>
-        </w:rPr>
-        <w:t>=</w:t>
-      </w:r>
-      <w:r>
-        <w:rPr>
-          <w:rStyle w:val="NormalTok"/>
-        </w:rPr>
-        <w:t xml:space="preserve"> </w:t>
-      </w:r>
-      <w:r>
-        <w:rPr>
-          <w:rStyle w:val="OperatorTok"/>
-        </w:rPr>
-        <w:t>(</w:t>
-      </w:r>
-      <w:r>
-        <w:rPr>
-          <w:rStyle w:val="DecValTok"/>
-        </w:rPr>
-        <w:t>0</w:t>
-      </w:r>
-      <w:r>
-        <w:rPr>
-          <w:rStyle w:val="NormalTok"/>
-        </w:rPr>
-        <w:t xml:space="preserve"> </w:t>
-      </w:r>
-      <w:r>
-        <w:rPr>
-          <w:rStyle w:val="OperatorTok"/>
-        </w:rPr>
-        <w:t>&lt;&lt;</w:t>
-      </w:r>
-      <w:r>
-        <w:rPr>
-          <w:rStyle w:val="NormalTok"/>
-        </w:rPr>
-        <w:t xml:space="preserve"> </w:t>
-      </w:r>
-      <w:r>
-        <w:rPr>
-          <w:rStyle w:val="DecValTok"/>
-        </w:rPr>
-        <w:t>6</w:t>
-      </w:r>
-      <w:r>
-        <w:rPr>
-          <w:rStyle w:val="OperatorTok"/>
-        </w:rPr>
-        <w:t>)</w:t>
-      </w:r>
-      <w:r>
-        <w:rPr>
-          <w:rStyle w:val="NormalTok"/>
-        </w:rPr>
-        <w:t xml:space="preserve"> </w:t>
-      </w:r>
-      <w:r>
-        <w:rPr>
-          <w:rStyle w:val="OperatorTok"/>
-        </w:rPr>
-        <w:t>|</w:t>
-      </w:r>
-      <w:r>
-        <w:rPr>
-          <w:rStyle w:val="NormalTok"/>
-        </w:rPr>
-        <w:t xml:space="preserve">  </w:t>
-      </w:r>
-      <w:r>
-        <w:rPr>
-          <w:rStyle w:val="CommentTok"/>
-        </w:rPr>
-        <w:t>// Counter 0</w:t>
-      </w:r>
-      <w:r>
-        <w:rPr/>
-        <w:br/>
-      </w:r>
-      <w:r>
-        <w:rPr>
-          <w:rStyle w:val="NormalTok"/>
-        </w:rPr>
-        <w:t xml:space="preserve">                        </w:t>
-      </w:r>
-      <w:r>
-        <w:rPr>
-          <w:rStyle w:val="OperatorTok"/>
-        </w:rPr>
-        <w:t>(</w:t>
-      </w:r>
-      <w:r>
-        <w:rPr>
-          <w:rStyle w:val="DecValTok"/>
-        </w:rPr>
-        <w:t>3</w:t>
-      </w:r>
-      <w:r>
-        <w:rPr>
-          <w:rStyle w:val="NormalTok"/>
-        </w:rPr>
-        <w:t xml:space="preserve"> </w:t>
-      </w:r>
-      <w:r>
-        <w:rPr>
-          <w:rStyle w:val="OperatorTok"/>
-        </w:rPr>
-        <w:t>&lt;&lt;</w:t>
-      </w:r>
-      <w:r>
-        <w:rPr>
-          <w:rStyle w:val="NormalTok"/>
-        </w:rPr>
-        <w:t xml:space="preserve"> </w:t>
-      </w:r>
-      <w:r>
-        <w:rPr>
-          <w:rStyle w:val="DecValTok"/>
-        </w:rPr>
-        <w:t>4</w:t>
-      </w:r>
-      <w:r>
-        <w:rPr>
-          <w:rStyle w:val="OperatorTok"/>
-        </w:rPr>
-        <w:t>)</w:t>
-      </w:r>
-      <w:r>
-        <w:rPr>
-          <w:rStyle w:val="NormalTok"/>
-        </w:rPr>
-        <w:t xml:space="preserve"> </w:t>
-      </w:r>
-      <w:r>
-        <w:rPr>
-          <w:rStyle w:val="OperatorTok"/>
-        </w:rPr>
-        <w:t>|</w:t>
-      </w:r>
-      <w:r>
-        <w:rPr>
-          <w:rStyle w:val="NormalTok"/>
-        </w:rPr>
-        <w:t xml:space="preserve">  </w:t>
-      </w:r>
-      <w:r>
-        <w:rPr>
-          <w:rStyle w:val="CommentTok"/>
-        </w:rPr>
-        <w:t>// LSB+MSB</w:t>
-      </w:r>
-      <w:r>
-        <w:rPr/>
-        <w:br/>
-      </w:r>
-      <w:r>
-        <w:rPr>
-          <w:rStyle w:val="NormalTok"/>
-        </w:rPr>
-        <w:t xml:space="preserve">                        </w:t>
-      </w:r>
-      <w:r>
-        <w:rPr>
-          <w:rStyle w:val="OperatorTok"/>
-        </w:rPr>
-        <w:t>(</w:t>
-      </w:r>
-      <w:r>
-        <w:rPr>
-          <w:rStyle w:val="DecValTok"/>
-        </w:rPr>
-        <w:t>0</w:t>
-      </w:r>
-      <w:r>
-        <w:rPr>
-          <w:rStyle w:val="NormalTok"/>
-        </w:rPr>
-        <w:t xml:space="preserve"> </w:t>
-      </w:r>
-      <w:r>
-        <w:rPr>
-          <w:rStyle w:val="OperatorTok"/>
-        </w:rPr>
-        <w:t>&lt;&lt;</w:t>
-      </w:r>
-      <w:r>
-        <w:rPr>
-          <w:rStyle w:val="NormalTok"/>
-        </w:rPr>
-        <w:t xml:space="preserve"> </w:t>
-      </w:r>
-      <w:r>
-        <w:rPr>
-          <w:rStyle w:val="DecValTok"/>
-        </w:rPr>
-        <w:t>1</w:t>
-      </w:r>
-      <w:r>
-        <w:rPr>
-          <w:rStyle w:val="OperatorTok"/>
-        </w:rPr>
-        <w:t>)</w:t>
-      </w:r>
-      <w:r>
-        <w:rPr>
-          <w:rStyle w:val="NormalTok"/>
-        </w:rPr>
-        <w:t xml:space="preserve"> </w:t>
-      </w:r>
-      <w:r>
-        <w:rPr>
-          <w:rStyle w:val="OperatorTok"/>
-        </w:rPr>
-        <w:t>|</w:t>
-      </w:r>
-      <w:r>
-        <w:rPr>
-          <w:rStyle w:val="NormalTok"/>
-        </w:rPr>
-        <w:t xml:space="preserve">  </w:t>
-      </w:r>
-      <w:r>
-        <w:rPr>
-          <w:rStyle w:val="CommentTok"/>
-        </w:rPr>
-        <w:t>// Mode 0</w:t>
-      </w:r>
-      <w:r>
-        <w:rPr/>
-        <w:br/>
-      </w:r>
-      <w:r>
-        <w:rPr>
-          <w:rStyle w:val="NormalTok"/>
-        </w:rPr>
-        <w:t xml:space="preserve">                        </w:t>
-      </w:r>
-      <w:r>
-        <w:rPr>
-          <w:rStyle w:val="OperatorTok"/>
-        </w:rPr>
-        <w:t>(</w:t>
-      </w:r>
-      <w:r>
-        <w:rPr>
-          <w:rStyle w:val="DecValTok"/>
-        </w:rPr>
-        <w:t>0</w:t>
-      </w:r>
-      <w:r>
-        <w:rPr>
-          <w:rStyle w:val="NormalTok"/>
-        </w:rPr>
-        <w:t xml:space="preserve"> </w:t>
-      </w:r>
-      <w:r>
-        <w:rPr>
-          <w:rStyle w:val="OperatorTok"/>
-        </w:rPr>
-        <w:t>&lt;&lt;</w:t>
-      </w:r>
-      <w:r>
-        <w:rPr>
-          <w:rStyle w:val="NormalTok"/>
-        </w:rPr>
-        <w:t xml:space="preserve"> </w:t>
-      </w:r>
-      <w:r>
-        <w:rPr>
-          <w:rStyle w:val="DecValTok"/>
-        </w:rPr>
-        <w:t>0</w:t>
-      </w:r>
-      <w:r>
-        <w:rPr>
-          <w:rStyle w:val="OperatorTok"/>
-        </w:rPr>
-        <w:t>);</w:t>
-      </w:r>
-      <w:r>
-        <w:rPr>
-          <w:rStyle w:val="NormalTok"/>
-        </w:rPr>
-        <w:t xml:space="preserve">   </w:t>
-      </w:r>
-      <w:r>
-        <w:rPr>
-          <w:rStyle w:val="CommentTok"/>
-        </w:rPr>
-        <w:t>// Binary</w:t>
-      </w:r>
-      <w:r>
-        <w:rPr/>
-        <w:br/>
-      </w:r>
-      <w:r>
-        <w:rPr>
-          <w:rStyle w:val="NormalTok"/>
-        </w:rPr>
-        <w:t>write_register</w:t>
-      </w:r>
-      <w:r>
-        <w:rPr>
-          <w:rStyle w:val="OperatorTok"/>
-        </w:rPr>
-        <w:t>(</w:t>
-      </w:r>
-      <w:r>
-        <w:rPr>
-          <w:rStyle w:val="NormalTok"/>
-        </w:rPr>
-        <w:t>PIT_CONTROL</w:t>
-      </w:r>
-      <w:r>
-        <w:rPr>
-          <w:rStyle w:val="OperatorTok"/>
-        </w:rPr>
-        <w:t>,</w:t>
-      </w:r>
-      <w:r>
-        <w:rPr>
-          <w:rStyle w:val="NormalTok"/>
-        </w:rPr>
-        <w:t xml:space="preserve"> control_word</w:t>
-      </w:r>
-      <w:r>
-        <w:rPr>
-          <w:rStyle w:val="OperatorTok"/>
-        </w:rPr>
-        <w:t>);</w:t>
-      </w:r>
-      <w:r>
-        <w:rPr>
-          <w:rStyle w:val="NormalTok"/>
-        </w:rPr>
-        <w:t xml:space="preserve">  </w:t>
-      </w:r>
-      <w:r>
-        <w:rPr>
-          <w:rStyle w:val="CommentTok"/>
-        </w:rPr>
-        <w:t>// Write 0x30</w:t>
-      </w:r>
-    </w:p>
-    <w:p>
-      <w:pPr>
         <w:pStyle w:val="Normal"/>
         <w:rPr/>
       </w:pPr>
-      <w:bookmarkStart w:id="279" w:name="pit_control-0x004---control-word"/>
+      <w:bookmarkStart w:id="278" w:name="pit_control-0x004---control-word"/>
       <w:r>
         <w:rPr/>
         <mc:AlternateContent>
@@ -51957,7 +55106,7 @@
           </mc:Fallback>
         </mc:AlternateContent>
       </w:r>
-      <w:bookmarkEnd w:id="279"/>
+      <w:bookmarkEnd w:id="278"/>
     </w:p>
     <w:p>
       <w:pPr>
@@ -51968,9 +55117,9 @@
         <w:spacing w:before="280" w:after="80"/>
         <w:rPr/>
       </w:pPr>
-      <w:bookmarkStart w:id="280" w:name="__RefHeading___Toc24365_1119111223"/>
-      <w:bookmarkStart w:id="281" w:name="pit_status-0x008---status-readback"/>
-      <w:bookmarkEnd w:id="280"/>
+      <w:bookmarkStart w:id="279" w:name="__RefHeading___Toc12178_3441836224"/>
+      <w:bookmarkStart w:id="280" w:name="pit_status-0x008---status-readback"/>
+      <w:bookmarkEnd w:id="279"/>
       <w:r>
         <w:rPr>
           <w:rStyle w:val="SectionNumber"/>
@@ -52569,52 +55718,651 @@
         <w:t>Status Byte Format (per counter):</w:t>
       </w:r>
     </w:p>
+    <w:tbl>
+      <w:tblPr>
+        <w:tblStyle w:val="Table"/>
+        <w:tblW w:w="7920" w:type="dxa"/>
+        <w:jc w:val="left"/>
+        <w:tblInd w:w="108" w:type="dxa"/>
+        <w:tblLayout w:type="fixed"/>
+        <w:tblCellMar>
+          <w:top w:w="0" w:type="dxa"/>
+          <w:left w:w="108" w:type="dxa"/>
+          <w:bottom w:w="0" w:type="dxa"/>
+          <w:right w:w="108" w:type="dxa"/>
+        </w:tblCellMar>
+        <w:tblLook w:val="0020" w:noHBand="0" w:noVBand="0" w:firstColumn="0" w:lastRow="0" w:lastColumn="0" w:firstRow="1"/>
+      </w:tblPr>
+      <w:tblGrid>
+        <w:gridCol w:w="879"/>
+        <w:gridCol w:w="880"/>
+        <w:gridCol w:w="880"/>
+        <w:gridCol w:w="880"/>
+        <w:gridCol w:w="881"/>
+        <w:gridCol w:w="880"/>
+        <w:gridCol w:w="880"/>
+        <w:gridCol w:w="880"/>
+        <w:gridCol w:w="879"/>
+      </w:tblGrid>
+      <w:tr>
+        <w:trPr>
+          <w:tblHeader w:val="true"/>
+        </w:trPr>
+        <w:tc>
+          <w:tcPr>
+            <w:tcW w:w="879" w:type="dxa"/>
+            <w:tcBorders>
+              <w:bottom w:val="single" w:sz="6" w:space="0" w:color="000000"/>
+            </w:tcBorders>
+            <w:shd w:color="auto" w:fill="E0E0E0" w:val="clear"/>
+            <w:vAlign w:val="bottom"/>
+          </w:tcPr>
+          <w:p>
+            <w:pPr>
+              <w:pStyle w:val="Compact"/>
+              <w:widowControl/>
+              <w:spacing w:before="36" w:after="36"/>
+              <w:jc w:val="left"/>
+              <w:rPr>
+                <w:rFonts w:ascii="Cambria" w:hAnsi="Cambria" w:eastAsia="Cambria" w:cs=""/>
+                <w:kern w:val="0"/>
+                <w:sz w:val="24"/>
+                <w:szCs w:val="24"/>
+                <w:lang w:val="en-US" w:eastAsia="en-US" w:bidi="ar-SA"/>
+              </w:rPr>
+            </w:pPr>
+            <w:r>
+              <w:rPr>
+                <w:rFonts w:eastAsia="Cambria" w:cs=""/>
+                <w:b/>
+                <w:kern w:val="0"/>
+                <w:sz w:val="20"/>
+                <w:szCs w:val="24"/>
+                <w:lang w:val="en-US" w:eastAsia="en-US" w:bidi="ar-SA"/>
+              </w:rPr>
+              <w:t>Bit</w:t>
+            </w:r>
+          </w:p>
+        </w:tc>
+        <w:tc>
+          <w:tcPr>
+            <w:tcW w:w="880" w:type="dxa"/>
+            <w:tcBorders>
+              <w:bottom w:val="single" w:sz="6" w:space="0" w:color="000000"/>
+            </w:tcBorders>
+            <w:shd w:color="auto" w:fill="E0E0E0" w:val="clear"/>
+            <w:vAlign w:val="bottom"/>
+          </w:tcPr>
+          <w:p>
+            <w:pPr>
+              <w:pStyle w:val="Compact"/>
+              <w:widowControl/>
+              <w:spacing w:before="36" w:after="36"/>
+              <w:jc w:val="left"/>
+              <w:rPr>
+                <w:rFonts w:ascii="Cambria" w:hAnsi="Cambria" w:eastAsia="Cambria" w:cs=""/>
+                <w:kern w:val="0"/>
+                <w:sz w:val="24"/>
+                <w:szCs w:val="24"/>
+                <w:lang w:val="en-US" w:eastAsia="en-US" w:bidi="ar-SA"/>
+              </w:rPr>
+            </w:pPr>
+            <w:r>
+              <w:rPr>
+                <w:rFonts w:eastAsia="Cambria" w:cs=""/>
+                <w:b/>
+                <w:kern w:val="0"/>
+                <w:sz w:val="20"/>
+                <w:szCs w:val="24"/>
+                <w:lang w:val="en-US" w:eastAsia="en-US" w:bidi="ar-SA"/>
+              </w:rPr>
+              <w:t>7</w:t>
+            </w:r>
+          </w:p>
+        </w:tc>
+        <w:tc>
+          <w:tcPr>
+            <w:tcW w:w="880" w:type="dxa"/>
+            <w:tcBorders>
+              <w:bottom w:val="single" w:sz="6" w:space="0" w:color="000000"/>
+            </w:tcBorders>
+            <w:shd w:color="auto" w:fill="E0E0E0" w:val="clear"/>
+            <w:vAlign w:val="bottom"/>
+          </w:tcPr>
+          <w:p>
+            <w:pPr>
+              <w:pStyle w:val="Compact"/>
+              <w:widowControl/>
+              <w:spacing w:before="36" w:after="36"/>
+              <w:jc w:val="left"/>
+              <w:rPr>
+                <w:rFonts w:ascii="Cambria" w:hAnsi="Cambria" w:eastAsia="Cambria" w:cs=""/>
+                <w:kern w:val="0"/>
+                <w:sz w:val="24"/>
+                <w:szCs w:val="24"/>
+                <w:lang w:val="en-US" w:eastAsia="en-US" w:bidi="ar-SA"/>
+              </w:rPr>
+            </w:pPr>
+            <w:r>
+              <w:rPr>
+                <w:rFonts w:eastAsia="Cambria" w:cs=""/>
+                <w:b/>
+                <w:kern w:val="0"/>
+                <w:sz w:val="20"/>
+                <w:szCs w:val="24"/>
+                <w:lang w:val="en-US" w:eastAsia="en-US" w:bidi="ar-SA"/>
+              </w:rPr>
+              <w:t>6</w:t>
+            </w:r>
+          </w:p>
+        </w:tc>
+        <w:tc>
+          <w:tcPr>
+            <w:tcW w:w="880" w:type="dxa"/>
+            <w:tcBorders>
+              <w:bottom w:val="single" w:sz="6" w:space="0" w:color="000000"/>
+            </w:tcBorders>
+            <w:shd w:color="auto" w:fill="E0E0E0" w:val="clear"/>
+            <w:vAlign w:val="bottom"/>
+          </w:tcPr>
+          <w:p>
+            <w:pPr>
+              <w:pStyle w:val="Compact"/>
+              <w:widowControl/>
+              <w:spacing w:before="36" w:after="36"/>
+              <w:jc w:val="left"/>
+              <w:rPr>
+                <w:rFonts w:ascii="Cambria" w:hAnsi="Cambria" w:eastAsia="Cambria" w:cs=""/>
+                <w:kern w:val="0"/>
+                <w:sz w:val="24"/>
+                <w:szCs w:val="24"/>
+                <w:lang w:val="en-US" w:eastAsia="en-US" w:bidi="ar-SA"/>
+              </w:rPr>
+            </w:pPr>
+            <w:r>
+              <w:rPr>
+                <w:rFonts w:eastAsia="Cambria" w:cs=""/>
+                <w:b/>
+                <w:kern w:val="0"/>
+                <w:sz w:val="20"/>
+                <w:szCs w:val="24"/>
+                <w:lang w:val="en-US" w:eastAsia="en-US" w:bidi="ar-SA"/>
+              </w:rPr>
+              <w:t>5</w:t>
+            </w:r>
+          </w:p>
+        </w:tc>
+        <w:tc>
+          <w:tcPr>
+            <w:tcW w:w="881" w:type="dxa"/>
+            <w:tcBorders>
+              <w:bottom w:val="single" w:sz="6" w:space="0" w:color="000000"/>
+            </w:tcBorders>
+            <w:shd w:color="auto" w:fill="E0E0E0" w:val="clear"/>
+            <w:vAlign w:val="bottom"/>
+          </w:tcPr>
+          <w:p>
+            <w:pPr>
+              <w:pStyle w:val="Compact"/>
+              <w:widowControl/>
+              <w:spacing w:before="36" w:after="36"/>
+              <w:jc w:val="left"/>
+              <w:rPr>
+                <w:rFonts w:ascii="Cambria" w:hAnsi="Cambria" w:eastAsia="Cambria" w:cs=""/>
+                <w:kern w:val="0"/>
+                <w:sz w:val="24"/>
+                <w:szCs w:val="24"/>
+                <w:lang w:val="en-US" w:eastAsia="en-US" w:bidi="ar-SA"/>
+              </w:rPr>
+            </w:pPr>
+            <w:r>
+              <w:rPr>
+                <w:rFonts w:eastAsia="Cambria" w:cs=""/>
+                <w:b/>
+                <w:kern w:val="0"/>
+                <w:sz w:val="20"/>
+                <w:szCs w:val="24"/>
+                <w:lang w:val="en-US" w:eastAsia="en-US" w:bidi="ar-SA"/>
+              </w:rPr>
+              <w:t>4</w:t>
+            </w:r>
+          </w:p>
+        </w:tc>
+        <w:tc>
+          <w:tcPr>
+            <w:tcW w:w="880" w:type="dxa"/>
+            <w:tcBorders>
+              <w:bottom w:val="single" w:sz="6" w:space="0" w:color="000000"/>
+            </w:tcBorders>
+            <w:shd w:color="auto" w:fill="E0E0E0" w:val="clear"/>
+            <w:vAlign w:val="bottom"/>
+          </w:tcPr>
+          <w:p>
+            <w:pPr>
+              <w:pStyle w:val="Compact"/>
+              <w:widowControl/>
+              <w:spacing w:before="36" w:after="36"/>
+              <w:jc w:val="left"/>
+              <w:rPr>
+                <w:rFonts w:ascii="Cambria" w:hAnsi="Cambria" w:eastAsia="Cambria" w:cs=""/>
+                <w:kern w:val="0"/>
+                <w:sz w:val="24"/>
+                <w:szCs w:val="24"/>
+                <w:lang w:val="en-US" w:eastAsia="en-US" w:bidi="ar-SA"/>
+              </w:rPr>
+            </w:pPr>
+            <w:r>
+              <w:rPr>
+                <w:rFonts w:eastAsia="Cambria" w:cs=""/>
+                <w:b/>
+                <w:kern w:val="0"/>
+                <w:sz w:val="20"/>
+                <w:szCs w:val="24"/>
+                <w:lang w:val="en-US" w:eastAsia="en-US" w:bidi="ar-SA"/>
+              </w:rPr>
+              <w:t>3</w:t>
+            </w:r>
+          </w:p>
+        </w:tc>
+        <w:tc>
+          <w:tcPr>
+            <w:tcW w:w="880" w:type="dxa"/>
+            <w:tcBorders>
+              <w:bottom w:val="single" w:sz="6" w:space="0" w:color="000000"/>
+            </w:tcBorders>
+            <w:shd w:color="auto" w:fill="E0E0E0" w:val="clear"/>
+            <w:vAlign w:val="bottom"/>
+          </w:tcPr>
+          <w:p>
+            <w:pPr>
+              <w:pStyle w:val="Compact"/>
+              <w:widowControl/>
+              <w:spacing w:before="36" w:after="36"/>
+              <w:jc w:val="left"/>
+              <w:rPr>
+                <w:rFonts w:ascii="Cambria" w:hAnsi="Cambria" w:eastAsia="Cambria" w:cs=""/>
+                <w:kern w:val="0"/>
+                <w:sz w:val="24"/>
+                <w:szCs w:val="24"/>
+                <w:lang w:val="en-US" w:eastAsia="en-US" w:bidi="ar-SA"/>
+              </w:rPr>
+            </w:pPr>
+            <w:r>
+              <w:rPr>
+                <w:rFonts w:eastAsia="Cambria" w:cs=""/>
+                <w:b/>
+                <w:kern w:val="0"/>
+                <w:sz w:val="20"/>
+                <w:szCs w:val="24"/>
+                <w:lang w:val="en-US" w:eastAsia="en-US" w:bidi="ar-SA"/>
+              </w:rPr>
+              <w:t>2</w:t>
+            </w:r>
+          </w:p>
+        </w:tc>
+        <w:tc>
+          <w:tcPr>
+            <w:tcW w:w="880" w:type="dxa"/>
+            <w:tcBorders>
+              <w:bottom w:val="single" w:sz="6" w:space="0" w:color="000000"/>
+            </w:tcBorders>
+            <w:shd w:color="auto" w:fill="E0E0E0" w:val="clear"/>
+            <w:vAlign w:val="bottom"/>
+          </w:tcPr>
+          <w:p>
+            <w:pPr>
+              <w:pStyle w:val="Compact"/>
+              <w:widowControl/>
+              <w:spacing w:before="36" w:after="36"/>
+              <w:jc w:val="left"/>
+              <w:rPr>
+                <w:rFonts w:ascii="Cambria" w:hAnsi="Cambria" w:eastAsia="Cambria" w:cs=""/>
+                <w:kern w:val="0"/>
+                <w:sz w:val="24"/>
+                <w:szCs w:val="24"/>
+                <w:lang w:val="en-US" w:eastAsia="en-US" w:bidi="ar-SA"/>
+              </w:rPr>
+            </w:pPr>
+            <w:r>
+              <w:rPr>
+                <w:rFonts w:eastAsia="Cambria" w:cs=""/>
+                <w:b/>
+                <w:kern w:val="0"/>
+                <w:sz w:val="20"/>
+                <w:szCs w:val="24"/>
+                <w:lang w:val="en-US" w:eastAsia="en-US" w:bidi="ar-SA"/>
+              </w:rPr>
+              <w:t>1</w:t>
+            </w:r>
+          </w:p>
+        </w:tc>
+        <w:tc>
+          <w:tcPr>
+            <w:tcW w:w="879" w:type="dxa"/>
+            <w:tcBorders>
+              <w:bottom w:val="single" w:sz="6" w:space="0" w:color="000000"/>
+            </w:tcBorders>
+            <w:shd w:color="auto" w:fill="E0E0E0" w:val="clear"/>
+            <w:vAlign w:val="bottom"/>
+          </w:tcPr>
+          <w:p>
+            <w:pPr>
+              <w:pStyle w:val="Compact"/>
+              <w:widowControl/>
+              <w:spacing w:before="36" w:after="36"/>
+              <w:jc w:val="left"/>
+              <w:rPr>
+                <w:rFonts w:ascii="Cambria" w:hAnsi="Cambria" w:eastAsia="Cambria" w:cs=""/>
+                <w:kern w:val="0"/>
+                <w:sz w:val="24"/>
+                <w:szCs w:val="24"/>
+                <w:lang w:val="en-US" w:eastAsia="en-US" w:bidi="ar-SA"/>
+              </w:rPr>
+            </w:pPr>
+            <w:r>
+              <w:rPr>
+                <w:rFonts w:eastAsia="Cambria" w:cs=""/>
+                <w:b/>
+                <w:kern w:val="0"/>
+                <w:sz w:val="20"/>
+                <w:szCs w:val="24"/>
+                <w:lang w:val="en-US" w:eastAsia="en-US" w:bidi="ar-SA"/>
+              </w:rPr>
+              <w:t>0</w:t>
+            </w:r>
+          </w:p>
+        </w:tc>
+      </w:tr>
+      <w:tr>
+        <w:trPr/>
+        <w:tc>
+          <w:tcPr>
+            <w:tcW w:w="879" w:type="dxa"/>
+            <w:tcBorders/>
+          </w:tcPr>
+          <w:p>
+            <w:pPr>
+              <w:pStyle w:val="Compact"/>
+              <w:widowControl/>
+              <w:spacing w:before="36" w:after="36"/>
+              <w:jc w:val="left"/>
+              <w:rPr>
+                <w:rFonts w:ascii="Cambria" w:hAnsi="Cambria" w:eastAsia="Cambria" w:cs=""/>
+                <w:kern w:val="0"/>
+                <w:sz w:val="24"/>
+                <w:szCs w:val="24"/>
+                <w:lang w:val="en-US" w:eastAsia="en-US" w:bidi="ar-SA"/>
+              </w:rPr>
+            </w:pPr>
+            <w:r>
+              <w:rPr>
+                <w:rFonts w:eastAsia="Cambria" w:cs=""/>
+                <w:kern w:val="0"/>
+                <w:sz w:val="24"/>
+                <w:szCs w:val="24"/>
+                <w:lang w:val="en-US" w:eastAsia="en-US" w:bidi="ar-SA"/>
+              </w:rPr>
+              <w:t>Field</w:t>
+            </w:r>
+          </w:p>
+        </w:tc>
+        <w:tc>
+          <w:tcPr>
+            <w:tcW w:w="880" w:type="dxa"/>
+            <w:tcBorders/>
+          </w:tcPr>
+          <w:p>
+            <w:pPr>
+              <w:pStyle w:val="Compact"/>
+              <w:widowControl/>
+              <w:spacing w:before="36" w:after="36"/>
+              <w:jc w:val="left"/>
+              <w:rPr>
+                <w:rFonts w:ascii="Cambria" w:hAnsi="Cambria" w:eastAsia="Cambria" w:cs=""/>
+                <w:kern w:val="0"/>
+                <w:sz w:val="24"/>
+                <w:szCs w:val="24"/>
+                <w:lang w:val="en-US" w:eastAsia="en-US" w:bidi="ar-SA"/>
+              </w:rPr>
+            </w:pPr>
+            <w:r>
+              <w:rPr>
+                <w:rFonts w:eastAsia="Cambria" w:cs=""/>
+                <w:kern w:val="0"/>
+                <w:sz w:val="24"/>
+                <w:szCs w:val="24"/>
+                <w:lang w:val="en-US" w:eastAsia="en-US" w:bidi="ar-SA"/>
+              </w:rPr>
+              <w:t>OUT</w:t>
+            </w:r>
+          </w:p>
+        </w:tc>
+        <w:tc>
+          <w:tcPr>
+            <w:tcW w:w="880" w:type="dxa"/>
+            <w:tcBorders/>
+          </w:tcPr>
+          <w:p>
+            <w:pPr>
+              <w:pStyle w:val="Compact"/>
+              <w:widowControl/>
+              <w:spacing w:before="36" w:after="36"/>
+              <w:jc w:val="left"/>
+              <w:rPr>
+                <w:rFonts w:ascii="Cambria" w:hAnsi="Cambria" w:eastAsia="Cambria" w:cs=""/>
+                <w:kern w:val="0"/>
+                <w:sz w:val="24"/>
+                <w:szCs w:val="24"/>
+                <w:lang w:val="en-US" w:eastAsia="en-US" w:bidi="ar-SA"/>
+              </w:rPr>
+            </w:pPr>
+            <w:r>
+              <w:rPr>
+                <w:rFonts w:eastAsia="Cambria" w:cs=""/>
+                <w:kern w:val="0"/>
+                <w:sz w:val="24"/>
+                <w:szCs w:val="24"/>
+                <w:lang w:val="en-US" w:eastAsia="en-US" w:bidi="ar-SA"/>
+              </w:rPr>
+              <w:t>NULL</w:t>
+            </w:r>
+          </w:p>
+        </w:tc>
+        <w:tc>
+          <w:tcPr>
+            <w:tcW w:w="880" w:type="dxa"/>
+            <w:tcBorders/>
+          </w:tcPr>
+          <w:p>
+            <w:pPr>
+              <w:pStyle w:val="Compact"/>
+              <w:widowControl/>
+              <w:spacing w:before="36" w:after="36"/>
+              <w:jc w:val="left"/>
+              <w:rPr>
+                <w:rFonts w:ascii="Cambria" w:hAnsi="Cambria" w:eastAsia="Cambria" w:cs=""/>
+                <w:kern w:val="0"/>
+                <w:sz w:val="24"/>
+                <w:szCs w:val="24"/>
+                <w:lang w:val="en-US" w:eastAsia="en-US" w:bidi="ar-SA"/>
+              </w:rPr>
+            </w:pPr>
+            <w:r>
+              <w:rPr>
+                <w:rFonts w:eastAsia="Cambria" w:cs=""/>
+                <w:kern w:val="0"/>
+                <w:sz w:val="24"/>
+                <w:szCs w:val="24"/>
+                <w:lang w:val="en-US" w:eastAsia="en-US" w:bidi="ar-SA"/>
+              </w:rPr>
+              <w:t>RW</w:t>
+            </w:r>
+          </w:p>
+        </w:tc>
+        <w:tc>
+          <w:tcPr>
+            <w:tcW w:w="881" w:type="dxa"/>
+            <w:tcBorders/>
+          </w:tcPr>
+          <w:p>
+            <w:pPr>
+              <w:pStyle w:val="Compact"/>
+              <w:widowControl/>
+              <w:spacing w:before="36" w:after="36"/>
+              <w:jc w:val="left"/>
+              <w:rPr>
+                <w:rFonts w:ascii="Cambria" w:hAnsi="Cambria" w:eastAsia="Cambria" w:cs=""/>
+                <w:kern w:val="0"/>
+                <w:sz w:val="24"/>
+                <w:szCs w:val="24"/>
+                <w:lang w:val="en-US" w:eastAsia="en-US" w:bidi="ar-SA"/>
+              </w:rPr>
+            </w:pPr>
+            <w:r>
+              <w:rPr>
+                <w:rFonts w:eastAsia="Cambria" w:cs=""/>
+                <w:kern w:val="0"/>
+                <w:sz w:val="24"/>
+                <w:szCs w:val="24"/>
+                <w:lang w:val="en-US" w:eastAsia="en-US" w:bidi="ar-SA"/>
+              </w:rPr>
+              <w:t>RW</w:t>
+            </w:r>
+          </w:p>
+        </w:tc>
+        <w:tc>
+          <w:tcPr>
+            <w:tcW w:w="880" w:type="dxa"/>
+            <w:tcBorders/>
+          </w:tcPr>
+          <w:p>
+            <w:pPr>
+              <w:pStyle w:val="Compact"/>
+              <w:widowControl/>
+              <w:spacing w:before="36" w:after="36"/>
+              <w:jc w:val="left"/>
+              <w:rPr>
+                <w:rFonts w:ascii="Cambria" w:hAnsi="Cambria" w:eastAsia="Cambria" w:cs=""/>
+                <w:kern w:val="0"/>
+                <w:sz w:val="24"/>
+                <w:szCs w:val="24"/>
+                <w:lang w:val="en-US" w:eastAsia="en-US" w:bidi="ar-SA"/>
+              </w:rPr>
+            </w:pPr>
+            <w:r>
+              <w:rPr>
+                <w:rFonts w:eastAsia="Cambria" w:cs=""/>
+                <w:kern w:val="0"/>
+                <w:sz w:val="24"/>
+                <w:szCs w:val="24"/>
+                <w:lang w:val="en-US" w:eastAsia="en-US" w:bidi="ar-SA"/>
+              </w:rPr>
+              <w:t>M</w:t>
+            </w:r>
+          </w:p>
+        </w:tc>
+        <w:tc>
+          <w:tcPr>
+            <w:tcW w:w="880" w:type="dxa"/>
+            <w:tcBorders/>
+          </w:tcPr>
+          <w:p>
+            <w:pPr>
+              <w:pStyle w:val="Compact"/>
+              <w:widowControl/>
+              <w:spacing w:before="36" w:after="36"/>
+              <w:jc w:val="left"/>
+              <w:rPr>
+                <w:rFonts w:ascii="Cambria" w:hAnsi="Cambria" w:eastAsia="Cambria" w:cs=""/>
+                <w:kern w:val="0"/>
+                <w:sz w:val="24"/>
+                <w:szCs w:val="24"/>
+                <w:lang w:val="en-US" w:eastAsia="en-US" w:bidi="ar-SA"/>
+              </w:rPr>
+            </w:pPr>
+            <w:r>
+              <w:rPr>
+                <w:rFonts w:eastAsia="Cambria" w:cs=""/>
+                <w:kern w:val="0"/>
+                <w:sz w:val="24"/>
+                <w:szCs w:val="24"/>
+                <w:lang w:val="en-US" w:eastAsia="en-US" w:bidi="ar-SA"/>
+              </w:rPr>
+              <w:t>M</w:t>
+            </w:r>
+          </w:p>
+        </w:tc>
+        <w:tc>
+          <w:tcPr>
+            <w:tcW w:w="880" w:type="dxa"/>
+            <w:tcBorders/>
+          </w:tcPr>
+          <w:p>
+            <w:pPr>
+              <w:pStyle w:val="Compact"/>
+              <w:widowControl/>
+              <w:spacing w:before="36" w:after="36"/>
+              <w:jc w:val="left"/>
+              <w:rPr>
+                <w:rFonts w:ascii="Cambria" w:hAnsi="Cambria" w:eastAsia="Cambria" w:cs=""/>
+                <w:kern w:val="0"/>
+                <w:sz w:val="24"/>
+                <w:szCs w:val="24"/>
+                <w:lang w:val="en-US" w:eastAsia="en-US" w:bidi="ar-SA"/>
+              </w:rPr>
+            </w:pPr>
+            <w:r>
+              <w:rPr>
+                <w:rFonts w:eastAsia="Cambria" w:cs=""/>
+                <w:kern w:val="0"/>
+                <w:sz w:val="24"/>
+                <w:szCs w:val="24"/>
+                <w:lang w:val="en-US" w:eastAsia="en-US" w:bidi="ar-SA"/>
+              </w:rPr>
+              <w:t>M</w:t>
+            </w:r>
+          </w:p>
+        </w:tc>
+        <w:tc>
+          <w:tcPr>
+            <w:tcW w:w="879" w:type="dxa"/>
+            <w:tcBorders/>
+          </w:tcPr>
+          <w:p>
+            <w:pPr>
+              <w:pStyle w:val="Compact"/>
+              <w:widowControl/>
+              <w:spacing w:before="36" w:after="36"/>
+              <w:jc w:val="left"/>
+              <w:rPr>
+                <w:rFonts w:ascii="Cambria" w:hAnsi="Cambria" w:eastAsia="Cambria" w:cs=""/>
+                <w:kern w:val="0"/>
+                <w:sz w:val="24"/>
+                <w:szCs w:val="24"/>
+                <w:lang w:val="en-US" w:eastAsia="en-US" w:bidi="ar-SA"/>
+              </w:rPr>
+            </w:pPr>
+            <w:r>
+              <w:rPr>
+                <w:rFonts w:eastAsia="Cambria" w:cs=""/>
+                <w:kern w:val="0"/>
+                <w:sz w:val="24"/>
+                <w:szCs w:val="24"/>
+                <w:lang w:val="en-US" w:eastAsia="en-US" w:bidi="ar-SA"/>
+              </w:rPr>
+              <w:t>BCD</w:t>
+            </w:r>
+          </w:p>
+        </w:tc>
+      </w:tr>
+    </w:tbl>
     <w:p>
       <w:pPr>
-        <w:pStyle w:val="SourceCode"/>
-        <w:rPr/>
-      </w:pPr>
-      <w:r>
-        <w:rPr>
-          <w:rStyle w:val="VerbatimChar"/>
-        </w:rPr>
-        <w:t xml:space="preserve">    </w:t>
-      </w:r>
-      <w:r>
-        <w:rPr>
-          <w:rStyle w:val="VerbatimChar"/>
-        </w:rPr>
-        <w:t>7       6       5    4       3    2    1       0</w:t>
-      </w:r>
-      <w:r>
-        <w:rPr/>
-        <w:br/>
-      </w:r>
-      <w:r>
-        <w:rPr>
-          <w:rStyle w:val="VerbatimChar"/>
-        </w:rPr>
-        <w:t>┌───────┬───────┬────┬────┬────┬────┬────┬────────┐</w:t>
-      </w:r>
-      <w:r>
-        <w:rPr/>
-        <w:br/>
-      </w:r>
-      <w:r>
-        <w:rPr>
-          <w:rStyle w:val="VerbatimChar"/>
-        </w:rPr>
-        <w:t>│  OUT  │ NULL  │ RW │ RW │ M  │ M  │ M  │  BCD   │</w:t>
-      </w:r>
-      <w:r>
-        <w:rPr/>
-        <w:br/>
-      </w:r>
-      <w:r>
-        <w:rPr>
-          <w:rStyle w:val="VerbatimChar"/>
-        </w:rPr>
-        <w:t>└───────┴───────┴────┴────┴────┴────┴────┴────────┘</w:t>
+        <w:pStyle w:val="Normal"/>
+        <w:rPr/>
+      </w:pPr>
+      <w:r>
+        <w:rPr/>
       </w:r>
     </w:p>
     <w:tbl>
@@ -53858,7 +57606,7 @@
         <w:pStyle w:val="Normal"/>
         <w:rPr/>
       </w:pPr>
-      <w:bookmarkStart w:id="282" w:name="pit_status-0x008---status-readback"/>
+      <w:bookmarkStart w:id="281" w:name="pit_status-0x008---status-readback"/>
       <w:r>
         <w:rPr/>
         <mc:AlternateContent>
@@ -53914,7 +57662,7 @@
           </mc:Fallback>
         </mc:AlternateContent>
       </w:r>
-      <w:bookmarkEnd w:id="282"/>
+      <w:bookmarkEnd w:id="281"/>
     </w:p>
     <w:p>
       <w:pPr>
@@ -53925,9 +57673,9 @@
         <w:spacing w:before="280" w:after="80"/>
         <w:rPr/>
       </w:pPr>
-      <w:bookmarkStart w:id="283" w:name="__RefHeading___Toc24367_1119111223"/>
-      <w:bookmarkStart w:id="284" w:name="Xa12d0253e5f6f0b74431e3a05d6070d0c1d865c"/>
-      <w:bookmarkEnd w:id="283"/>
+      <w:bookmarkStart w:id="282" w:name="__RefHeading___Toc12180_3441836224"/>
+      <w:bookmarkStart w:id="283" w:name="Xa12d0253e5f6f0b74431e3a05d6070d0c1d865c"/>
+      <w:bookmarkEnd w:id="282"/>
       <w:r>
         <w:rPr>
           <w:rStyle w:val="SectionNumber"/>
@@ -54900,7 +58648,7 @@
         <w:pStyle w:val="Normal"/>
         <w:rPr/>
       </w:pPr>
-      <w:bookmarkStart w:id="285" w:name="Xa12d0253e5f6f0b74431e3a05d6070d0c1d865c"/>
+      <w:bookmarkStart w:id="284" w:name="Xa12d0253e5f6f0b74431e3a05d6070d0c1d865c"/>
       <w:r>
         <w:rPr/>
         <mc:AlternateContent>
@@ -54956,7 +58704,7 @@
           </mc:Fallback>
         </mc:AlternateContent>
       </w:r>
-      <w:bookmarkEnd w:id="285"/>
+      <w:bookmarkEnd w:id="284"/>
     </w:p>
     <w:p>
       <w:pPr>
@@ -54967,9 +58715,9 @@
         <w:spacing w:before="280" w:after="80"/>
         <w:rPr/>
       </w:pPr>
-      <w:bookmarkStart w:id="286" w:name="__RefHeading___Toc24369_1119111223"/>
-      <w:bookmarkStart w:id="287" w:name="timing-4"/>
-      <w:bookmarkEnd w:id="286"/>
+      <w:bookmarkStart w:id="285" w:name="__RefHeading___Toc12182_3441836224"/>
+      <w:bookmarkStart w:id="286" w:name="timing-4"/>
+      <w:bookmarkEnd w:id="285"/>
       <w:r>
         <w:rPr>
           <w:rStyle w:val="SectionNumber"/>
@@ -55076,7 +58824,7 @@
         <w:pStyle w:val="Normal"/>
         <w:rPr/>
       </w:pPr>
-      <w:bookmarkStart w:id="288" w:name="timing-4"/>
+      <w:bookmarkStart w:id="287" w:name="timing-4"/>
       <w:r>
         <w:rPr/>
         <mc:AlternateContent>
@@ -55132,7 +58880,7 @@
           </mc:Fallback>
         </mc:AlternateContent>
       </w:r>
-      <w:bookmarkEnd w:id="288"/>
+      <w:bookmarkEnd w:id="287"/>
     </w:p>
     <w:p>
       <w:pPr>
@@ -55143,9 +58891,9 @@
         <w:spacing w:before="280" w:after="80"/>
         <w:rPr/>
       </w:pPr>
-      <w:bookmarkStart w:id="289" w:name="__RefHeading___Toc24371_1119111223"/>
-      <w:bookmarkStart w:id="290" w:name="usage-example-2"/>
-      <w:bookmarkEnd w:id="289"/>
+      <w:bookmarkStart w:id="288" w:name="__RefHeading___Toc12184_3441836224"/>
+      <w:bookmarkStart w:id="289" w:name="usage-example-2"/>
+      <w:bookmarkEnd w:id="288"/>
       <w:r>
         <w:rPr>
           <w:rStyle w:val="SectionNumber"/>
@@ -56131,8 +59879,8 @@
         <w:pStyle w:val="Normal"/>
         <w:rPr/>
       </w:pPr>
-      <w:bookmarkStart w:id="291" w:name="apb-pit-8254---register-map"/>
-      <w:bookmarkStart w:id="292" w:name="usage-example-2"/>
+      <w:bookmarkStart w:id="290" w:name="apb-pit-8254---register-map"/>
+      <w:bookmarkStart w:id="291" w:name="usage-example-2"/>
       <w:r>
         <w:rPr/>
         <mc:AlternateContent>
@@ -56188,8 +59936,8 @@
           </mc:Fallback>
         </mc:AlternateContent>
       </w:r>
+      <w:bookmarkEnd w:id="290"/>
       <w:bookmarkEnd w:id="291"/>
-      <w:bookmarkEnd w:id="292"/>
       <w:r>
         <w:br w:type="page"/>
       </w:r>
@@ -56201,9 +59949,9 @@
         <w:spacing w:before="360" w:after="120"/>
         <w:rPr/>
       </w:pPr>
-      <w:bookmarkStart w:id="293" w:name="__RefHeading___Toc24373_1119111223"/>
-      <w:bookmarkStart w:id="294" w:name="X444ebf641786004991a5d64ef010ecd8210d147"/>
-      <w:bookmarkEnd w:id="293"/>
+      <w:bookmarkStart w:id="292" w:name="__RefHeading___Toc12186_3441836224"/>
+      <w:bookmarkStart w:id="293" w:name="X444ebf641786004991a5d64ef010ecd8210d147"/>
+      <w:bookmarkEnd w:id="292"/>
       <w:r>
         <w:rPr>
           <w:rStyle w:val="SectionNumber"/>
@@ -56400,9 +60148,9 @@
         <w:spacing w:before="280" w:after="80"/>
         <w:rPr/>
       </w:pPr>
-      <w:bookmarkStart w:id="295" w:name="__RefHeading___Toc24375_1119111223"/>
-      <w:bookmarkStart w:id="296" w:name="overview-6"/>
-      <w:bookmarkEnd w:id="295"/>
+      <w:bookmarkStart w:id="294" w:name="__RefHeading___Toc12188_3441836224"/>
+      <w:bookmarkStart w:id="295" w:name="overview-6"/>
+      <w:bookmarkEnd w:id="294"/>
       <w:r>
         <w:rPr>
           <w:rStyle w:val="SectionNumber"/>
@@ -56439,14 +60187,14 @@
         <w:pStyle w:val="BodyText"/>
         <w:rPr/>
       </w:pPr>
-      <w:bookmarkStart w:id="297" w:name="overview-6"/>
+      <w:bookmarkStart w:id="296" w:name="overview-6"/>
       <w:r>
         <w:rPr>
           <w:sz w:val="20"/>
         </w:rPr>
         <w:t>Follows HPET 3-layer architecture pattern with PeakRDL-generated registers.</w:t>
       </w:r>
-      <w:bookmarkEnd w:id="297"/>
+      <w:bookmarkEnd w:id="296"/>
     </w:p>
     <w:p>
       <w:pPr>
@@ -56457,9 +60205,9 @@
         <w:spacing w:before="280" w:after="80"/>
         <w:rPr/>
       </w:pPr>
-      <w:bookmarkStart w:id="298" w:name="__RefHeading___Toc24377_1119111223"/>
-      <w:bookmarkStart w:id="299" w:name="features"/>
-      <w:bookmarkEnd w:id="298"/>
+      <w:bookmarkStart w:id="297" w:name="__RefHeading___Toc12190_3441836224"/>
+      <w:bookmarkStart w:id="298" w:name="features"/>
+      <w:bookmarkEnd w:id="297"/>
       <w:r>
         <w:rPr>
           <w:rStyle w:val="SectionNumber"/>
@@ -56665,8 +60413,8 @@
         <w:spacing w:before="200" w:after="80"/>
         <w:rPr/>
       </w:pPr>
-      <w:bookmarkStart w:id="300" w:name="__RefHeading___Toc24379_1119111223"/>
-      <w:bookmarkEnd w:id="300"/>
+      <w:bookmarkStart w:id="299" w:name="__RefHeading___Toc12192_3441836224"/>
+      <w:bookmarkEnd w:id="299"/>
       <w:r>
         <w:rPr>
           <w:rStyle w:val="SectionNumber"/>
@@ -56974,8 +60722,8 @@
               </w:rPr>
               <w:t>a counter LOAD is unaffected; only the decrement is gated</w:t>
             </w:r>
-            <w:bookmarkStart w:id="301" w:name="gate-mode-0"/>
-            <w:bookmarkEnd w:id="301"/>
+            <w:bookmarkStart w:id="300" w:name="gate-mode-0"/>
+            <w:bookmarkEnd w:id="300"/>
           </w:p>
         </w:tc>
       </w:tr>
@@ -56986,8 +60734,8 @@
         <w:spacing w:before="200" w:after="80"/>
         <w:rPr/>
       </w:pPr>
-      <w:bookmarkStart w:id="302" w:name="__RefHeading___Toc24381_1119111223"/>
-      <w:bookmarkEnd w:id="302"/>
+      <w:bookmarkStart w:id="301" w:name="__RefHeading___Toc12194_3441836224"/>
+      <w:bookmarkEnd w:id="301"/>
       <w:r>
         <w:rPr>
           <w:rStyle w:val="SectionNumber"/>
@@ -57037,9 +60785,9 @@
         <w:spacing w:before="200" w:after="80"/>
         <w:rPr/>
       </w:pPr>
-      <w:bookmarkStart w:id="303" w:name="__RefHeading___Toc24383_1119111223"/>
-      <w:bookmarkStart w:id="304" w:name="counter-latch"/>
-      <w:bookmarkEnd w:id="303"/>
+      <w:bookmarkStart w:id="302" w:name="__RefHeading___Toc12196_3441836224"/>
+      <w:bookmarkStart w:id="303" w:name="counter-latch"/>
+      <w:bookmarkEnd w:id="302"/>
       <w:r>
         <w:rPr>
           <w:rStyle w:val="SectionNumber"/>
@@ -57130,14 +60878,14 @@
         <w:pStyle w:val="FirstParagraph"/>
         <w:rPr/>
       </w:pPr>
-      <w:bookmarkStart w:id="305" w:name="counter-latch"/>
+      <w:bookmarkStart w:id="304" w:name="counter-latch"/>
       <w:r>
         <w:rPr>
           <w:sz w:val="20"/>
         </w:rPr>
         <w:t>The last two matter: the snapshot describes a count that no longer exists after a reprogram, and a latch that survived one would hand software a stale value on its next read, indistinguishable from a live count.</w:t>
       </w:r>
-      <w:bookmarkEnd w:id="305"/>
+      <w:bookmarkEnd w:id="304"/>
     </w:p>
     <w:p>
       <w:pPr>
@@ -57145,9 +60893,9 @@
         <w:spacing w:before="200" w:after="80"/>
         <w:rPr/>
       </w:pPr>
-      <w:bookmarkStart w:id="306" w:name="__RefHeading___Toc24385_1119111223"/>
-      <w:bookmarkStart w:id="307" w:name="byte-strobed-loads"/>
-      <w:bookmarkEnd w:id="306"/>
+      <w:bookmarkStart w:id="305" w:name="__RefHeading___Toc12198_3441836224"/>
+      <w:bookmarkStart w:id="306" w:name="byte-strobed-loads"/>
+      <w:bookmarkEnd w:id="305"/>
       <w:r>
         <w:rPr>
           <w:rStyle w:val="SectionNumber"/>
@@ -57191,8 +60939,8 @@
         </w:rPr>
         <w:t xml:space="preserve"> and its hardware input is the live count, so the register field MIRRORS the counter rather than shadowing the last value written. A byte-strobed (partial PSTRB) write merges the new byte with the counter’s value as of the write cycle. A partial load is therefore deterministic only when the counter is stopped (PIT disabled); a full 16-bit write is deterministic always, because no lane comes from the mirror.</w:t>
       </w:r>
-      <w:bookmarkEnd w:id="299"/>
-      <w:bookmarkEnd w:id="307"/>
+      <w:bookmarkEnd w:id="298"/>
+      <w:bookmarkEnd w:id="306"/>
     </w:p>
     <w:p>
       <w:pPr>
@@ -57203,8 +60951,8 @@
         <w:spacing w:before="280" w:after="80"/>
         <w:rPr/>
       </w:pPr>
-      <w:bookmarkStart w:id="308" w:name="__RefHeading___Toc24387_1119111223"/>
-      <w:bookmarkEnd w:id="308"/>
+      <w:bookmarkStart w:id="307" w:name="__RefHeading___Toc12200_3441836224"/>
+      <w:bookmarkEnd w:id="307"/>
       <w:r>
         <w:rPr>
           <w:rStyle w:val="SectionNumber"/>
@@ -57331,9 +61079,9 @@
         <w:spacing w:before="200" w:after="80"/>
         <w:rPr/>
       </w:pPr>
-      <w:bookmarkStart w:id="309" w:name="__RefHeading___Toc24389_1119111223"/>
-      <w:bookmarkStart w:id="310" w:name="module-hierarchy-1"/>
-      <w:bookmarkEnd w:id="309"/>
+      <w:bookmarkStart w:id="308" w:name="__RefHeading___Toc12202_3441836224"/>
+      <w:bookmarkStart w:id="309" w:name="module-hierarchy-1"/>
+      <w:bookmarkEnd w:id="308"/>
       <w:r>
         <w:rPr>
           <w:rStyle w:val="SectionNumber"/>
@@ -57404,7 +61152,7 @@
         </w:rPr>
         <w:t xml:space="preserve">        └── pit_counter.sv → Single counter (mode 0)</w:t>
       </w:r>
-      <w:bookmarkEnd w:id="310"/>
+      <w:bookmarkEnd w:id="309"/>
     </w:p>
     <w:p>
       <w:pPr>
@@ -57412,8 +61160,8 @@
         <w:spacing w:before="200" w:after="80"/>
         <w:rPr/>
       </w:pPr>
-      <w:bookmarkStart w:id="311" w:name="__RefHeading___Toc24391_1119111223"/>
-      <w:bookmarkEnd w:id="311"/>
+      <w:bookmarkStart w:id="310" w:name="__RefHeading___Toc12204_3441836224"/>
+      <w:bookmarkEnd w:id="310"/>
       <w:r>
         <w:rPr>
           <w:rStyle w:val="SectionNumber"/>
@@ -57987,10 +61735,10 @@
               </w:rPr>
               <w:t xml:space="preserve"> synchronizer depth, &gt;= 2</w:t>
             </w:r>
-            <w:bookmarkStart w:id="312" w:name="architecture"/>
-            <w:bookmarkStart w:id="313" w:name="parameters-1"/>
+            <w:bookmarkStart w:id="311" w:name="architecture"/>
+            <w:bookmarkStart w:id="312" w:name="parameters-1"/>
+            <w:bookmarkEnd w:id="311"/>
             <w:bookmarkEnd w:id="312"/>
-            <w:bookmarkEnd w:id="313"/>
           </w:p>
         </w:tc>
       </w:tr>
@@ -58004,8 +61752,8 @@
         <w:spacing w:before="280" w:after="80"/>
         <w:rPr/>
       </w:pPr>
-      <w:bookmarkStart w:id="314" w:name="__RefHeading___Toc24393_1119111223"/>
-      <w:bookmarkEnd w:id="314"/>
+      <w:bookmarkStart w:id="313" w:name="__RefHeading___Toc12206_3441836224"/>
+      <w:bookmarkEnd w:id="313"/>
       <w:r>
         <w:rPr>
           <w:rStyle w:val="SectionNumber"/>
@@ -58612,8 +62360,8 @@
         <w:spacing w:before="280" w:after="80"/>
         <w:rPr/>
       </w:pPr>
-      <w:bookmarkStart w:id="315" w:name="__RefHeading___Toc24395_1119111223"/>
-      <w:bookmarkEnd w:id="315"/>
+      <w:bookmarkStart w:id="314" w:name="__RefHeading___Toc12208_3441836224"/>
+      <w:bookmarkEnd w:id="314"/>
       <w:r>
         <w:rPr>
           <w:rStyle w:val="SectionNumber"/>
@@ -59352,8 +63100,8 @@
         <w:spacing w:before="280" w:after="80"/>
         <w:rPr/>
       </w:pPr>
-      <w:bookmarkStart w:id="316" w:name="__RefHeading___Toc24397_1119111223"/>
-      <w:bookmarkEnd w:id="316"/>
+      <w:bookmarkStart w:id="315" w:name="__RefHeading___Toc12210_3441836224"/>
+      <w:bookmarkEnd w:id="315"/>
       <w:r>
         <w:rPr>
           <w:rStyle w:val="SectionNumber"/>
@@ -59433,9 +63181,9 @@
         <w:spacing w:before="280" w:after="80"/>
         <w:rPr/>
       </w:pPr>
-      <w:bookmarkStart w:id="317" w:name="__RefHeading___Toc24399_1119111223"/>
-      <w:bookmarkStart w:id="318" w:name="example-instantiation"/>
-      <w:bookmarkEnd w:id="317"/>
+      <w:bookmarkStart w:id="316" w:name="__RefHeading___Toc12212_3441836224"/>
+      <w:bookmarkStart w:id="317" w:name="example-instantiation"/>
+      <w:bookmarkEnd w:id="316"/>
       <w:r>
         <w:rPr>
           <w:rStyle w:val="SectionNumber"/>
@@ -59811,7 +63559,7 @@
         </w:rPr>
         <w:t xml:space="preserve"> and friends, none of which exist on this module.)</w:t>
       </w:r>
-      <w:bookmarkEnd w:id="318"/>
+      <w:bookmarkEnd w:id="317"/>
     </w:p>
     <w:p>
       <w:pPr>
@@ -59822,9 +63570,9 @@
         <w:spacing w:before="280" w:after="80"/>
         <w:rPr/>
       </w:pPr>
-      <w:bookmarkStart w:id="319" w:name="__RefHeading___Toc24401_1119111223"/>
-      <w:bookmarkStart w:id="320" w:name="files"/>
-      <w:bookmarkEnd w:id="319"/>
+      <w:bookmarkStart w:id="318" w:name="__RefHeading___Toc12214_3441836224"/>
+      <w:bookmarkStart w:id="319" w:name="files"/>
+      <w:bookmarkEnd w:id="318"/>
       <w:r>
         <w:rPr>
           <w:rStyle w:val="SectionNumber"/>
@@ -59983,7 +63731,7 @@
         <w:rPr/>
         <w:t xml:space="preserve"> - SystemRDL specification</w:t>
       </w:r>
-      <w:bookmarkEnd w:id="320"/>
+      <w:bookmarkEnd w:id="319"/>
     </w:p>
     <w:p>
       <w:pPr>
@@ -59994,9 +63742,9 @@
         <w:spacing w:before="280" w:after="80"/>
         <w:rPr/>
       </w:pPr>
-      <w:bookmarkStart w:id="321" w:name="__RefHeading___Toc24403_1119111223"/>
-      <w:bookmarkStart w:id="322" w:name="development-status"/>
-      <w:bookmarkEnd w:id="321"/>
+      <w:bookmarkStart w:id="320" w:name="__RefHeading___Toc12216_3441836224"/>
+      <w:bookmarkStart w:id="321" w:name="development-status"/>
+      <w:bookmarkEnd w:id="320"/>
       <w:r>
         <w:rPr>
           <w:rStyle w:val="SectionNumber"/>
@@ -60195,7 +63943,7 @@
         <w:rPr/>
         <w:t>Read-back command support (control word SC = 11)</w:t>
       </w:r>
-      <w:bookmarkEnd w:id="322"/>
+      <w:bookmarkEnd w:id="321"/>
     </w:p>
     <w:p>
       <w:pPr>
@@ -60206,9 +63954,9 @@
         <w:spacing w:before="280" w:after="80"/>
         <w:rPr/>
       </w:pPr>
-      <w:bookmarkStart w:id="323" w:name="__RefHeading___Toc24405_1119111223"/>
-      <w:bookmarkStart w:id="324" w:name="stated-deviations-from-the-8254"/>
-      <w:bookmarkEnd w:id="323"/>
+      <w:bookmarkStart w:id="322" w:name="__RefHeading___Toc12218_3441836224"/>
+      <w:bookmarkStart w:id="323" w:name="stated-deviations-from-the-8254"/>
+      <w:bookmarkEnd w:id="322"/>
       <w:r>
         <w:rPr>
           <w:rStyle w:val="SectionNumber"/>
@@ -60380,7 +64128,7 @@
         <w:rPr/>
         <w:t xml:space="preserve"> - there is one counting clock and no prescaler to select between.</w:t>
       </w:r>
-      <w:bookmarkEnd w:id="324"/>
+      <w:bookmarkEnd w:id="323"/>
     </w:p>
     <w:p>
       <w:pPr>
@@ -60391,9 +64139,9 @@
         <w:spacing w:before="280" w:after="80"/>
         <w:rPr/>
       </w:pPr>
-      <w:bookmarkStart w:id="325" w:name="__RefHeading___Toc24407_1119111223"/>
-      <w:bookmarkStart w:id="326" w:name="compliance"/>
-      <w:bookmarkEnd w:id="325"/>
+      <w:bookmarkStart w:id="324" w:name="__RefHeading___Toc12220_3441836224"/>
+      <w:bookmarkStart w:id="325" w:name="compliance"/>
+      <w:bookmarkEnd w:id="324"/>
       <w:r>
         <w:rPr>
           <w:rStyle w:val="SectionNumber"/>
@@ -60574,8 +64322,8 @@
         </w:rPr>
         <w:t xml:space="preserve"> Mode 0 complete; GitHub #52 RTL defects fixed</w:t>
       </w:r>
-      <w:bookmarkEnd w:id="294"/>
-      <w:bookmarkEnd w:id="326"/>
+      <w:bookmarkEnd w:id="293"/>
+      <w:bookmarkEnd w:id="325"/>
     </w:p>
     <w:sectPr>
       <w:footerReference w:type="even" r:id="rId18"/>
@@ -60715,7 +64463,7 @@
           </w:r>
           <w:r>
             <w:rPr/>
-            <w:t>86</w:t>
+            <w:t>89</w:t>
           </w:r>
           <w:r>
             <w:rPr/>
@@ -60742,7 +64490,7 @@
           </w:r>
           <w:r>
             <w:rPr/>
-            <w:t>86</w:t>
+            <w:t>89</w:t>
           </w:r>
           <w:r>
             <w:rPr/>
@@ -60862,7 +64610,7 @@
           </w:r>
           <w:r>
             <w:rPr/>
-            <w:t>86</w:t>
+            <w:t>89</w:t>
           </w:r>
           <w:r>
             <w:rPr/>
@@ -60889,7 +64637,7 @@
           </w:r>
           <w:r>
             <w:rPr/>
-            <w:t>86</w:t>
+            <w:t>89</w:t>
           </w:r>
           <w:r>
             <w:rPr/>
